--- a/data/PROD-SOP-0140-V01-Blistereuse.docx
+++ b/data/PROD-SOP-0140-V01-Blistereuse.docx
@@ -1,6 +1,6 @@
 
 <file path=word/document.xml><?xml version="1.0" encoding="utf-8"?>
-<w:document xmlns:wpc="http://schemas.microsoft.com/office/word/2010/wordprocessingCanvas" xmlns:cx="http://schemas.microsoft.com/office/drawing/2014/chartex" xmlns:cx1="http://schemas.microsoft.com/office/drawing/2015/9/8/chartex" xmlns:cx2="http://schemas.microsoft.com/office/drawing/2015/10/21/chartex" xmlns:cx3="http://schemas.microsoft.com/office/drawing/2016/5/9/chartex" xmlns:cx4="http://schemas.microsoft.com/office/drawing/2016/5/10/chartex" xmlns:cx5="http://schemas.microsoft.com/office/drawing/2016/5/11/chartex" xmlns:cx6="http://schemas.microsoft.com/office/drawing/2016/5/12/chartex" xmlns:cx7="http://schemas.microsoft.com/office/drawing/2016/5/13/chartex" xmlns:cx8="http://schemas.microsoft.com/office/drawing/2016/5/14/chartex" xmlns:mc="http://schemas.openxmlformats.org/markup-compatibility/2006" xmlns:aink="http://schemas.microsoft.com/office/drawing/2016/ink" xmlns:am3d="http://schemas.microsoft.com/office/drawing/2017/model3d" xmlns:o="urn:schemas-microsoft-com:office:office" xmlns:oel="http://schemas.microsoft.com/office/2019/extlst" xmlns:r="http://schemas.openxmlformats.org/officeDocument/2006/relationships" xmlns:m="http://schemas.openxmlformats.org/officeDocument/2006/math" xmlns:v="urn:schemas-microsoft-com:vml" xmlns:wp14="http://schemas.microsoft.com/office/word/2010/wordprocessingDrawing" xmlns:wp="http://schemas.openxmlformats.org/drawingml/2006/wordprocessingDrawing" xmlns:w10="urn:schemas-microsoft-com:office:word" xmlns:w="http://schemas.openxmlformats.org/wordprocessingml/2006/main" xmlns:w14="http://schemas.microsoft.com/office/word/2010/wordml" xmlns:w15="http://schemas.microsoft.com/office/word/2012/wordml" xmlns:w16cex="http://schemas.microsoft.com/office/word/2018/wordml/cex" xmlns:w16cid="http://schemas.microsoft.com/office/word/2016/wordml/cid" xmlns:w16="http://schemas.microsoft.com/office/word/2018/wordml" xmlns:w16sdtdh="http://schemas.microsoft.com/office/word/2020/wordml/sdtdatahash" xmlns:w16se="http://schemas.microsoft.com/office/word/2015/wordml/symex" xmlns:wpg="http://schemas.microsoft.com/office/word/2010/wordprocessingGroup" xmlns:wpi="http://schemas.microsoft.com/office/word/2010/wordprocessingInk" xmlns:wne="http://schemas.microsoft.com/office/word/2006/wordml" xmlns:wps="http://schemas.microsoft.com/office/word/2010/wordprocessingShape" mc:Ignorable="w14 w15 w16se w16cid w16 w16cex w16sdtdh wp14">
+<w:document xmlns:wpc="http://schemas.microsoft.com/office/word/2010/wordprocessingCanvas" xmlns:cx="http://schemas.microsoft.com/office/drawing/2014/chartex" xmlns:cx1="http://schemas.microsoft.com/office/drawing/2015/9/8/chartex" xmlns:cx2="http://schemas.microsoft.com/office/drawing/2015/10/21/chartex" xmlns:cx3="http://schemas.microsoft.com/office/drawing/2016/5/9/chartex" xmlns:cx4="http://schemas.microsoft.com/office/drawing/2016/5/10/chartex" xmlns:cx5="http://schemas.microsoft.com/office/drawing/2016/5/11/chartex" xmlns:cx6="http://schemas.microsoft.com/office/drawing/2016/5/12/chartex" xmlns:cx7="http://schemas.microsoft.com/office/drawing/2016/5/13/chartex" xmlns:cx8="http://schemas.microsoft.com/office/drawing/2016/5/14/chartex" xmlns:mc="http://schemas.openxmlformats.org/markup-compatibility/2006" xmlns:aink="http://schemas.microsoft.com/office/drawing/2016/ink" xmlns:am3d="http://schemas.microsoft.com/office/drawing/2017/model3d" xmlns:o="urn:schemas-microsoft-com:office:office" xmlns:oel="http://schemas.microsoft.com/office/2019/extlst" xmlns:r="http://schemas.openxmlformats.org/officeDocument/2006/relationships" xmlns:m="http://schemas.openxmlformats.org/officeDocument/2006/math" xmlns:v="urn:schemas-microsoft-com:vml" xmlns:wp14="http://schemas.microsoft.com/office/word/2010/wordprocessingDrawing" xmlns:wp="http://schemas.openxmlformats.org/drawingml/2006/wordprocessingDrawing" xmlns:w10="urn:schemas-microsoft-com:office:word" xmlns:w="http://schemas.openxmlformats.org/wordprocessingml/2006/main" xmlns:w14="http://schemas.microsoft.com/office/word/2010/wordml" xmlns:w15="http://schemas.microsoft.com/office/word/2012/wordml" xmlns:w16cex="http://schemas.microsoft.com/office/word/2018/wordml/cex" xmlns:w16cid="http://schemas.microsoft.com/office/word/2016/wordml/cid" xmlns:w16="http://schemas.microsoft.com/office/word/2018/wordml" xmlns:w16du="http://schemas.microsoft.com/office/word/2023/wordml/word16du" xmlns:w16sdtdh="http://schemas.microsoft.com/office/word/2020/wordml/sdtdatahash" xmlns:w16sdtfl="http://schemas.microsoft.com/office/word/2024/wordml/sdtformatlock" xmlns:w16se="http://schemas.microsoft.com/office/word/2015/wordml/symex" xmlns:wpg="http://schemas.microsoft.com/office/word/2010/wordprocessingGroup" xmlns:wpi="http://schemas.microsoft.com/office/word/2010/wordprocessingInk" xmlns:wne="http://schemas.microsoft.com/office/word/2006/wordml" xmlns:wps="http://schemas.microsoft.com/office/word/2010/wordprocessingShape" mc:Ignorable="w14 w15 w16se w16cid w16 w16cex w16sdtdh w16sdtfl w16du wp14">
   <w:body>
     <w:p>
       <w:pPr>
@@ -532,7 +532,7 @@
         <w:br w:type="page"/>
       </w:r>
     </w:p>
-    <w:bookmarkStart w:id="0" w:name="_Toc226095084" w:displacedByCustomXml="next"/>
+    <w:bookmarkStart w:id="0" w:name="_Toc226648978" w:displacedByCustomXml="next"/>
     <w:sdt>
       <w:sdtPr>
         <w:rPr>
@@ -584,7 +584,7 @@
           <w:r>
             <w:fldChar w:fldCharType="separate"/>
           </w:r>
-          <w:hyperlink w:anchor="_Toc226095084" w:history="1">
+          <w:hyperlink w:anchor="_Toc226648978" w:history="1">
             <w:r>
               <w:rPr>
                 <w:rStyle w:val="Lienhypertexte"/>
@@ -611,7 +611,7 @@
                 <w:noProof/>
                 <w:webHidden/>
               </w:rPr>
-              <w:instrText xml:space="preserve"> PAGEREF _Toc226095084 \h </w:instrText>
+              <w:instrText xml:space="preserve"> PAGEREF _Toc226648978 \h </w:instrText>
             </w:r>
             <w:r>
               <w:rPr>
@@ -656,7 +656,7 @@
               <w:lang w:eastAsia="fr-FR"/>
             </w:rPr>
           </w:pPr>
-          <w:hyperlink w:anchor="_Toc226095085" w:history="1">
+          <w:hyperlink w:anchor="_Toc226648979" w:history="1">
             <w:r>
               <w:rPr>
                 <w:rStyle w:val="Lienhypertexte"/>
@@ -699,7 +699,7 @@
                 <w:noProof/>
                 <w:webHidden/>
               </w:rPr>
-              <w:instrText xml:space="preserve"> PAGEREF _Toc226095085 \h </w:instrText>
+              <w:instrText xml:space="preserve"> PAGEREF _Toc226648979 \h </w:instrText>
             </w:r>
             <w:r>
               <w:rPr>
@@ -719,7 +719,7 @@
                 <w:noProof/>
                 <w:webHidden/>
               </w:rPr>
-              <w:t>3</w:t>
+              <w:t>2</w:t>
             </w:r>
             <w:r>
               <w:rPr>
@@ -744,7 +744,7 @@
               <w:lang w:eastAsia="fr-FR"/>
             </w:rPr>
           </w:pPr>
-          <w:hyperlink w:anchor="_Toc226095086" w:history="1">
+          <w:hyperlink w:anchor="_Toc226648980" w:history="1">
             <w:r>
               <w:rPr>
                 <w:rStyle w:val="Lienhypertexte"/>
@@ -787,7 +787,7 @@
                 <w:noProof/>
                 <w:webHidden/>
               </w:rPr>
-              <w:instrText xml:space="preserve"> PAGEREF _Toc226095086 \h </w:instrText>
+              <w:instrText xml:space="preserve"> PAGEREF _Toc226648980 \h </w:instrText>
             </w:r>
             <w:r>
               <w:rPr>
@@ -832,7 +832,7 @@
               <w:lang w:eastAsia="fr-FR"/>
             </w:rPr>
           </w:pPr>
-          <w:hyperlink w:anchor="_Toc226095087" w:history="1">
+          <w:hyperlink w:anchor="_Toc226648981" w:history="1">
             <w:r>
               <w:rPr>
                 <w:rStyle w:val="Lienhypertexte"/>
@@ -854,7 +854,7 @@
                 <w:rStyle w:val="Lienhypertexte"/>
                 <w:noProof/>
               </w:rPr>
-              <w:t>Définitions/ Acronymes</w:t>
+              <w:t>Description et Fonctionnement</w:t>
             </w:r>
             <w:r>
               <w:rPr>
@@ -875,7 +875,7 @@
                 <w:noProof/>
                 <w:webHidden/>
               </w:rPr>
-              <w:instrText xml:space="preserve"> PAGEREF _Toc226095087 \h </w:instrText>
+              <w:instrText xml:space="preserve"> PAGEREF _Toc226648981 \h </w:instrText>
             </w:r>
             <w:r>
               <w:rPr>
@@ -896,6 +896,622 @@
                 <w:webHidden/>
               </w:rPr>
               <w:t>3</w:t>
+            </w:r>
+            <w:r>
+              <w:rPr>
+                <w:noProof/>
+                <w:webHidden/>
+              </w:rPr>
+              <w:fldChar w:fldCharType="end"/>
+            </w:r>
+          </w:hyperlink>
+        </w:p>
+        <w:p>
+          <w:pPr>
+            <w:pStyle w:val="TM2"/>
+            <w:tabs>
+              <w:tab w:val="left" w:pos="720"/>
+              <w:tab w:val="right" w:leader="dot" w:pos="9062"/>
+            </w:tabs>
+            <w:rPr>
+              <w:rFonts w:asciiTheme="minorHAnsi" w:eastAsiaTheme="minorEastAsia" w:hAnsiTheme="minorHAnsi"/>
+              <w:noProof/>
+              <w:color w:val="auto"/>
+              <w:lang w:eastAsia="fr-FR"/>
+            </w:rPr>
+          </w:pPr>
+          <w:hyperlink w:anchor="_Toc226648982" w:history="1">
+            <w:r>
+              <w:rPr>
+                <w:rStyle w:val="Lienhypertexte"/>
+                <w:noProof/>
+              </w:rPr>
+              <w:t>1.</w:t>
+            </w:r>
+            <w:r>
+              <w:rPr>
+                <w:rFonts w:asciiTheme="minorHAnsi" w:eastAsiaTheme="minorEastAsia" w:hAnsiTheme="minorHAnsi"/>
+                <w:noProof/>
+                <w:color w:val="auto"/>
+                <w:lang w:eastAsia="fr-FR"/>
+              </w:rPr>
+              <w:tab/>
+            </w:r>
+            <w:r>
+              <w:rPr>
+                <w:rStyle w:val="Lienhypertexte"/>
+                <w:noProof/>
+              </w:rPr>
+              <w:t>Approvisionnement</w:t>
+            </w:r>
+            <w:r>
+              <w:rPr>
+                <w:noProof/>
+                <w:webHidden/>
+              </w:rPr>
+              <w:tab/>
+            </w:r>
+            <w:r>
+              <w:rPr>
+                <w:noProof/>
+                <w:webHidden/>
+              </w:rPr>
+              <w:fldChar w:fldCharType="begin"/>
+            </w:r>
+            <w:r>
+              <w:rPr>
+                <w:noProof/>
+                <w:webHidden/>
+              </w:rPr>
+              <w:instrText xml:space="preserve"> PAGEREF _Toc226648982 \h </w:instrText>
+            </w:r>
+            <w:r>
+              <w:rPr>
+                <w:noProof/>
+                <w:webHidden/>
+              </w:rPr>
+            </w:r>
+            <w:r>
+              <w:rPr>
+                <w:noProof/>
+                <w:webHidden/>
+              </w:rPr>
+              <w:fldChar w:fldCharType="separate"/>
+            </w:r>
+            <w:r>
+              <w:rPr>
+                <w:noProof/>
+                <w:webHidden/>
+              </w:rPr>
+              <w:t>4</w:t>
+            </w:r>
+            <w:r>
+              <w:rPr>
+                <w:noProof/>
+                <w:webHidden/>
+              </w:rPr>
+              <w:fldChar w:fldCharType="end"/>
+            </w:r>
+          </w:hyperlink>
+        </w:p>
+        <w:p>
+          <w:pPr>
+            <w:pStyle w:val="TM2"/>
+            <w:tabs>
+              <w:tab w:val="left" w:pos="720"/>
+              <w:tab w:val="right" w:leader="dot" w:pos="9062"/>
+            </w:tabs>
+            <w:rPr>
+              <w:rFonts w:asciiTheme="minorHAnsi" w:eastAsiaTheme="minorEastAsia" w:hAnsiTheme="minorHAnsi"/>
+              <w:noProof/>
+              <w:color w:val="auto"/>
+              <w:lang w:eastAsia="fr-FR"/>
+            </w:rPr>
+          </w:pPr>
+          <w:hyperlink w:anchor="_Toc226648983" w:history="1">
+            <w:r>
+              <w:rPr>
+                <w:rStyle w:val="Lienhypertexte"/>
+                <w:noProof/>
+              </w:rPr>
+              <w:t>a.</w:t>
+            </w:r>
+            <w:r>
+              <w:rPr>
+                <w:rFonts w:asciiTheme="minorHAnsi" w:eastAsiaTheme="minorEastAsia" w:hAnsiTheme="minorHAnsi"/>
+                <w:noProof/>
+                <w:color w:val="auto"/>
+                <w:lang w:eastAsia="fr-FR"/>
+              </w:rPr>
+              <w:tab/>
+            </w:r>
+            <w:r>
+              <w:rPr>
+                <w:rStyle w:val="Lienhypertexte"/>
+                <w:noProof/>
+              </w:rPr>
+              <w:t>PVC/PVDC ou PVC/PE/PVDC ou ALU/ALU</w:t>
+            </w:r>
+            <w:r>
+              <w:rPr>
+                <w:noProof/>
+                <w:webHidden/>
+              </w:rPr>
+              <w:tab/>
+            </w:r>
+            <w:r>
+              <w:rPr>
+                <w:noProof/>
+                <w:webHidden/>
+              </w:rPr>
+              <w:fldChar w:fldCharType="begin"/>
+            </w:r>
+            <w:r>
+              <w:rPr>
+                <w:noProof/>
+                <w:webHidden/>
+              </w:rPr>
+              <w:instrText xml:space="preserve"> PAGEREF _Toc226648983 \h </w:instrText>
+            </w:r>
+            <w:r>
+              <w:rPr>
+                <w:noProof/>
+                <w:webHidden/>
+              </w:rPr>
+            </w:r>
+            <w:r>
+              <w:rPr>
+                <w:noProof/>
+                <w:webHidden/>
+              </w:rPr>
+              <w:fldChar w:fldCharType="separate"/>
+            </w:r>
+            <w:r>
+              <w:rPr>
+                <w:noProof/>
+                <w:webHidden/>
+              </w:rPr>
+              <w:t>4</w:t>
+            </w:r>
+            <w:r>
+              <w:rPr>
+                <w:noProof/>
+                <w:webHidden/>
+              </w:rPr>
+              <w:fldChar w:fldCharType="end"/>
+            </w:r>
+          </w:hyperlink>
+        </w:p>
+        <w:p>
+          <w:pPr>
+            <w:pStyle w:val="TM2"/>
+            <w:tabs>
+              <w:tab w:val="left" w:pos="720"/>
+              <w:tab w:val="right" w:leader="dot" w:pos="9062"/>
+            </w:tabs>
+            <w:rPr>
+              <w:rFonts w:asciiTheme="minorHAnsi" w:eastAsiaTheme="minorEastAsia" w:hAnsiTheme="minorHAnsi"/>
+              <w:noProof/>
+              <w:color w:val="auto"/>
+              <w:lang w:eastAsia="fr-FR"/>
+            </w:rPr>
+          </w:pPr>
+          <w:hyperlink w:anchor="_Toc226648984" w:history="1">
+            <w:r>
+              <w:rPr>
+                <w:rStyle w:val="Lienhypertexte"/>
+                <w:noProof/>
+              </w:rPr>
+              <w:t>b.</w:t>
+            </w:r>
+            <w:r>
+              <w:rPr>
+                <w:rFonts w:asciiTheme="minorHAnsi" w:eastAsiaTheme="minorEastAsia" w:hAnsiTheme="minorHAnsi"/>
+                <w:noProof/>
+                <w:color w:val="auto"/>
+                <w:lang w:eastAsia="fr-FR"/>
+              </w:rPr>
+              <w:tab/>
+            </w:r>
+            <w:r>
+              <w:rPr>
+                <w:rStyle w:val="Lienhypertexte"/>
+                <w:noProof/>
+              </w:rPr>
+              <w:t>Changement de bobine PVC</w:t>
+            </w:r>
+            <w:r>
+              <w:rPr>
+                <w:noProof/>
+                <w:webHidden/>
+              </w:rPr>
+              <w:tab/>
+            </w:r>
+            <w:r>
+              <w:rPr>
+                <w:noProof/>
+                <w:webHidden/>
+              </w:rPr>
+              <w:fldChar w:fldCharType="begin"/>
+            </w:r>
+            <w:r>
+              <w:rPr>
+                <w:noProof/>
+                <w:webHidden/>
+              </w:rPr>
+              <w:instrText xml:space="preserve"> PAGEREF _Toc226648984 \h </w:instrText>
+            </w:r>
+            <w:r>
+              <w:rPr>
+                <w:noProof/>
+                <w:webHidden/>
+              </w:rPr>
+            </w:r>
+            <w:r>
+              <w:rPr>
+                <w:noProof/>
+                <w:webHidden/>
+              </w:rPr>
+              <w:fldChar w:fldCharType="separate"/>
+            </w:r>
+            <w:r>
+              <w:rPr>
+                <w:noProof/>
+                <w:webHidden/>
+              </w:rPr>
+              <w:t>4</w:t>
+            </w:r>
+            <w:r>
+              <w:rPr>
+                <w:noProof/>
+                <w:webHidden/>
+              </w:rPr>
+              <w:fldChar w:fldCharType="end"/>
+            </w:r>
+          </w:hyperlink>
+        </w:p>
+        <w:p>
+          <w:pPr>
+            <w:pStyle w:val="TM2"/>
+            <w:tabs>
+              <w:tab w:val="left" w:pos="720"/>
+              <w:tab w:val="right" w:leader="dot" w:pos="9062"/>
+            </w:tabs>
+            <w:rPr>
+              <w:rFonts w:asciiTheme="minorHAnsi" w:eastAsiaTheme="minorEastAsia" w:hAnsiTheme="minorHAnsi"/>
+              <w:noProof/>
+              <w:color w:val="auto"/>
+              <w:lang w:eastAsia="fr-FR"/>
+            </w:rPr>
+          </w:pPr>
+          <w:hyperlink w:anchor="_Toc226648985" w:history="1">
+            <w:r>
+              <w:rPr>
+                <w:rStyle w:val="Lienhypertexte"/>
+                <w:noProof/>
+              </w:rPr>
+              <w:t>c.</w:t>
+            </w:r>
+            <w:r>
+              <w:rPr>
+                <w:rFonts w:asciiTheme="minorHAnsi" w:eastAsiaTheme="minorEastAsia" w:hAnsiTheme="minorHAnsi"/>
+                <w:noProof/>
+                <w:color w:val="auto"/>
+                <w:lang w:eastAsia="fr-FR"/>
+              </w:rPr>
+              <w:tab/>
+            </w:r>
+            <w:r>
+              <w:rPr>
+                <w:rStyle w:val="Lienhypertexte"/>
+                <w:noProof/>
+              </w:rPr>
+              <w:t>L’ALU</w:t>
+            </w:r>
+            <w:r>
+              <w:rPr>
+                <w:noProof/>
+                <w:webHidden/>
+              </w:rPr>
+              <w:tab/>
+            </w:r>
+            <w:r>
+              <w:rPr>
+                <w:noProof/>
+                <w:webHidden/>
+              </w:rPr>
+              <w:fldChar w:fldCharType="begin"/>
+            </w:r>
+            <w:r>
+              <w:rPr>
+                <w:noProof/>
+                <w:webHidden/>
+              </w:rPr>
+              <w:instrText xml:space="preserve"> PAGEREF _Toc226648985 \h </w:instrText>
+            </w:r>
+            <w:r>
+              <w:rPr>
+                <w:noProof/>
+                <w:webHidden/>
+              </w:rPr>
+            </w:r>
+            <w:r>
+              <w:rPr>
+                <w:noProof/>
+                <w:webHidden/>
+              </w:rPr>
+              <w:fldChar w:fldCharType="separate"/>
+            </w:r>
+            <w:r>
+              <w:rPr>
+                <w:noProof/>
+                <w:webHidden/>
+              </w:rPr>
+              <w:t>7</w:t>
+            </w:r>
+            <w:r>
+              <w:rPr>
+                <w:noProof/>
+                <w:webHidden/>
+              </w:rPr>
+              <w:fldChar w:fldCharType="end"/>
+            </w:r>
+          </w:hyperlink>
+        </w:p>
+        <w:p>
+          <w:pPr>
+            <w:pStyle w:val="TM2"/>
+            <w:tabs>
+              <w:tab w:val="left" w:pos="720"/>
+              <w:tab w:val="right" w:leader="dot" w:pos="9062"/>
+            </w:tabs>
+            <w:rPr>
+              <w:rFonts w:asciiTheme="minorHAnsi" w:eastAsiaTheme="minorEastAsia" w:hAnsiTheme="minorHAnsi"/>
+              <w:noProof/>
+              <w:color w:val="auto"/>
+              <w:lang w:eastAsia="fr-FR"/>
+            </w:rPr>
+          </w:pPr>
+          <w:hyperlink w:anchor="_Toc226648986" w:history="1">
+            <w:r>
+              <w:rPr>
+                <w:rStyle w:val="Lienhypertexte"/>
+                <w:noProof/>
+              </w:rPr>
+              <w:t>d.</w:t>
+            </w:r>
+            <w:r>
+              <w:rPr>
+                <w:rFonts w:asciiTheme="minorHAnsi" w:eastAsiaTheme="minorEastAsia" w:hAnsiTheme="minorHAnsi"/>
+                <w:noProof/>
+                <w:color w:val="auto"/>
+                <w:lang w:eastAsia="fr-FR"/>
+              </w:rPr>
+              <w:tab/>
+            </w:r>
+            <w:r>
+              <w:rPr>
+                <w:rStyle w:val="Lienhypertexte"/>
+                <w:noProof/>
+              </w:rPr>
+              <w:t>Changement de rouleau d’ALU</w:t>
+            </w:r>
+            <w:r>
+              <w:rPr>
+                <w:noProof/>
+                <w:webHidden/>
+              </w:rPr>
+              <w:tab/>
+            </w:r>
+            <w:r>
+              <w:rPr>
+                <w:noProof/>
+                <w:webHidden/>
+              </w:rPr>
+              <w:fldChar w:fldCharType="begin"/>
+            </w:r>
+            <w:r>
+              <w:rPr>
+                <w:noProof/>
+                <w:webHidden/>
+              </w:rPr>
+              <w:instrText xml:space="preserve"> PAGEREF _Toc226648986 \h </w:instrText>
+            </w:r>
+            <w:r>
+              <w:rPr>
+                <w:noProof/>
+                <w:webHidden/>
+              </w:rPr>
+            </w:r>
+            <w:r>
+              <w:rPr>
+                <w:noProof/>
+                <w:webHidden/>
+              </w:rPr>
+              <w:fldChar w:fldCharType="separate"/>
+            </w:r>
+            <w:r>
+              <w:rPr>
+                <w:noProof/>
+                <w:webHidden/>
+              </w:rPr>
+              <w:t>7</w:t>
+            </w:r>
+            <w:r>
+              <w:rPr>
+                <w:noProof/>
+                <w:webHidden/>
+              </w:rPr>
+              <w:fldChar w:fldCharType="end"/>
+            </w:r>
+          </w:hyperlink>
+        </w:p>
+        <w:p>
+          <w:pPr>
+            <w:pStyle w:val="TM2"/>
+            <w:tabs>
+              <w:tab w:val="left" w:pos="720"/>
+              <w:tab w:val="right" w:leader="dot" w:pos="9062"/>
+            </w:tabs>
+            <w:rPr>
+              <w:rFonts w:asciiTheme="minorHAnsi" w:eastAsiaTheme="minorEastAsia" w:hAnsiTheme="minorHAnsi"/>
+              <w:noProof/>
+              <w:color w:val="auto"/>
+              <w:lang w:eastAsia="fr-FR"/>
+            </w:rPr>
+          </w:pPr>
+          <w:hyperlink w:anchor="_Toc226648987" w:history="1">
+            <w:r>
+              <w:rPr>
+                <w:rStyle w:val="Lienhypertexte"/>
+                <w:noProof/>
+              </w:rPr>
+              <w:t>2.</w:t>
+            </w:r>
+            <w:r>
+              <w:rPr>
+                <w:rFonts w:asciiTheme="minorHAnsi" w:eastAsiaTheme="minorEastAsia" w:hAnsiTheme="minorHAnsi"/>
+                <w:noProof/>
+                <w:color w:val="auto"/>
+                <w:lang w:eastAsia="fr-FR"/>
+              </w:rPr>
+              <w:tab/>
+            </w:r>
+            <w:r>
+              <w:rPr>
+                <w:rStyle w:val="Lienhypertexte"/>
+                <w:noProof/>
+              </w:rPr>
+              <w:t>Les comprimés</w:t>
+            </w:r>
+            <w:r>
+              <w:rPr>
+                <w:noProof/>
+                <w:webHidden/>
+              </w:rPr>
+              <w:tab/>
+            </w:r>
+            <w:r>
+              <w:rPr>
+                <w:noProof/>
+                <w:webHidden/>
+              </w:rPr>
+              <w:fldChar w:fldCharType="begin"/>
+            </w:r>
+            <w:r>
+              <w:rPr>
+                <w:noProof/>
+                <w:webHidden/>
+              </w:rPr>
+              <w:instrText xml:space="preserve"> PAGEREF _Toc226648987 \h </w:instrText>
+            </w:r>
+            <w:r>
+              <w:rPr>
+                <w:noProof/>
+                <w:webHidden/>
+              </w:rPr>
+            </w:r>
+            <w:r>
+              <w:rPr>
+                <w:noProof/>
+                <w:webHidden/>
+              </w:rPr>
+              <w:fldChar w:fldCharType="separate"/>
+            </w:r>
+            <w:r>
+              <w:rPr>
+                <w:noProof/>
+                <w:webHidden/>
+              </w:rPr>
+              <w:t>8</w:t>
+            </w:r>
+            <w:r>
+              <w:rPr>
+                <w:noProof/>
+                <w:webHidden/>
+              </w:rPr>
+              <w:fldChar w:fldCharType="end"/>
+            </w:r>
+          </w:hyperlink>
+        </w:p>
+        <w:p>
+          <w:pPr>
+            <w:pStyle w:val="TM2"/>
+            <w:tabs>
+              <w:tab w:val="left" w:pos="720"/>
+              <w:tab w:val="right" w:leader="dot" w:pos="9062"/>
+            </w:tabs>
+            <w:rPr>
+              <w:rFonts w:asciiTheme="minorHAnsi" w:eastAsiaTheme="minorEastAsia" w:hAnsiTheme="minorHAnsi"/>
+              <w:noProof/>
+              <w:color w:val="auto"/>
+              <w:lang w:eastAsia="fr-FR"/>
+            </w:rPr>
+          </w:pPr>
+          <w:hyperlink w:anchor="_Toc226648988" w:history="1">
+            <w:r>
+              <w:rPr>
+                <w:rStyle w:val="Lienhypertexte"/>
+                <w:noProof/>
+              </w:rPr>
+              <w:t>3.</w:t>
+            </w:r>
+            <w:r>
+              <w:rPr>
+                <w:rFonts w:asciiTheme="minorHAnsi" w:eastAsiaTheme="minorEastAsia" w:hAnsiTheme="minorHAnsi"/>
+                <w:noProof/>
+                <w:color w:val="auto"/>
+                <w:lang w:eastAsia="fr-FR"/>
+              </w:rPr>
+              <w:tab/>
+            </w:r>
+            <w:r>
+              <w:rPr>
+                <w:rStyle w:val="Lienhypertexte"/>
+                <w:noProof/>
+              </w:rPr>
+              <w:t>Prélèvement d’un pas de blister</w:t>
+            </w:r>
+            <w:r>
+              <w:rPr>
+                <w:noProof/>
+                <w:webHidden/>
+              </w:rPr>
+              <w:tab/>
+            </w:r>
+            <w:r>
+              <w:rPr>
+                <w:noProof/>
+                <w:webHidden/>
+              </w:rPr>
+              <w:fldChar w:fldCharType="begin"/>
+            </w:r>
+            <w:r>
+              <w:rPr>
+                <w:noProof/>
+                <w:webHidden/>
+              </w:rPr>
+              <w:instrText xml:space="preserve"> PAGEREF _Toc226648988 \h </w:instrText>
+            </w:r>
+            <w:r>
+              <w:rPr>
+                <w:noProof/>
+                <w:webHidden/>
+              </w:rPr>
+            </w:r>
+            <w:r>
+              <w:rPr>
+                <w:noProof/>
+                <w:webHidden/>
+              </w:rPr>
+              <w:fldChar w:fldCharType="separate"/>
+            </w:r>
+            <w:r>
+              <w:rPr>
+                <w:noProof/>
+                <w:webHidden/>
+              </w:rPr>
+              <w:t>9</w:t>
             </w:r>
             <w:r>
               <w:rPr>
@@ -920,7 +1536,7 @@
               <w:lang w:eastAsia="fr-FR"/>
             </w:rPr>
           </w:pPr>
-          <w:hyperlink w:anchor="_Toc226095088" w:history="1">
+          <w:hyperlink w:anchor="_Toc226648989" w:history="1">
             <w:r>
               <w:rPr>
                 <w:rStyle w:val="Lienhypertexte"/>
@@ -942,7 +1558,7 @@
                 <w:rStyle w:val="Lienhypertexte"/>
                 <w:noProof/>
               </w:rPr>
-              <w:t>Rôles et Responsabilités</w:t>
+              <w:t>Description des contrôles</w:t>
             </w:r>
             <w:r>
               <w:rPr>
@@ -963,7 +1579,7 @@
                 <w:noProof/>
                 <w:webHidden/>
               </w:rPr>
-              <w:instrText xml:space="preserve"> PAGEREF _Toc226095088 \h </w:instrText>
+              <w:instrText xml:space="preserve"> PAGEREF _Toc226648989 \h </w:instrText>
             </w:r>
             <w:r>
               <w:rPr>
@@ -983,7 +1599,7 @@
                 <w:noProof/>
                 <w:webHidden/>
               </w:rPr>
-              <w:t>3</w:t>
+              <w:t>9</w:t>
             </w:r>
             <w:r>
               <w:rPr>
@@ -1008,7 +1624,7 @@
               <w:lang w:eastAsia="fr-FR"/>
             </w:rPr>
           </w:pPr>
-          <w:hyperlink w:anchor="_Toc226095089" w:history="1">
+          <w:hyperlink w:anchor="_Toc226648990" w:history="1">
             <w:r>
               <w:rPr>
                 <w:rStyle w:val="Lienhypertexte"/>
@@ -1030,7 +1646,7 @@
                 <w:rStyle w:val="Lienhypertexte"/>
                 <w:noProof/>
               </w:rPr>
-              <w:t>Description et Fonctionnement</w:t>
+              <w:t>Tableau de commandes</w:t>
             </w:r>
             <w:r>
               <w:rPr>
@@ -1051,7 +1667,7 @@
                 <w:noProof/>
                 <w:webHidden/>
               </w:rPr>
-              <w:instrText xml:space="preserve"> PAGEREF _Toc226095089 \h </w:instrText>
+              <w:instrText xml:space="preserve"> PAGEREF _Toc226648990 \h </w:instrText>
             </w:r>
             <w:r>
               <w:rPr>
@@ -1071,7 +1687,7 @@
                 <w:noProof/>
                 <w:webHidden/>
               </w:rPr>
-              <w:t>3</w:t>
+              <w:t>10</w:t>
             </w:r>
             <w:r>
               <w:rPr>
@@ -1096,7 +1712,7 @@
               <w:lang w:eastAsia="fr-FR"/>
             </w:rPr>
           </w:pPr>
-          <w:hyperlink w:anchor="_Toc226095090" w:history="1">
+          <w:hyperlink w:anchor="_Toc226648991" w:history="1">
             <w:r>
               <w:rPr>
                 <w:rStyle w:val="Lienhypertexte"/>
@@ -1118,7 +1734,7 @@
                 <w:rStyle w:val="Lienhypertexte"/>
                 <w:noProof/>
               </w:rPr>
-              <w:t>Approvisionnement</w:t>
+              <w:t>Page écran principal</w:t>
             </w:r>
             <w:r>
               <w:rPr>
@@ -1139,7 +1755,7 @@
                 <w:noProof/>
                 <w:webHidden/>
               </w:rPr>
-              <w:instrText xml:space="preserve"> PAGEREF _Toc226095090 \h </w:instrText>
+              <w:instrText xml:space="preserve"> PAGEREF _Toc226648991 \h </w:instrText>
             </w:r>
             <w:r>
               <w:rPr>
@@ -1159,7 +1775,7 @@
                 <w:noProof/>
                 <w:webHidden/>
               </w:rPr>
-              <w:t>4</w:t>
+              <w:t>10</w:t>
             </w:r>
             <w:r>
               <w:rPr>
@@ -1184,13 +1800,13 @@
               <w:lang w:eastAsia="fr-FR"/>
             </w:rPr>
           </w:pPr>
-          <w:hyperlink w:anchor="_Toc226095091" w:history="1">
+          <w:hyperlink w:anchor="_Toc226648992" w:history="1">
             <w:r>
               <w:rPr>
                 <w:rStyle w:val="Lienhypertexte"/>
                 <w:noProof/>
               </w:rPr>
-              <w:t>a.</w:t>
+              <w:t>2.</w:t>
             </w:r>
             <w:r>
               <w:rPr>
@@ -1206,7 +1822,7 @@
                 <w:rStyle w:val="Lienhypertexte"/>
                 <w:noProof/>
               </w:rPr>
-              <w:t>PVC/PVDC ou PVC/PE/PVDC ou ALU/ALU</w:t>
+              <w:t>Saisie d’un mot de passe</w:t>
             </w:r>
             <w:r>
               <w:rPr>
@@ -1227,7 +1843,7 @@
                 <w:noProof/>
                 <w:webHidden/>
               </w:rPr>
-              <w:instrText xml:space="preserve"> PAGEREF _Toc226095091 \h </w:instrText>
+              <w:instrText xml:space="preserve"> PAGEREF _Toc226648992 \h </w:instrText>
             </w:r>
             <w:r>
               <w:rPr>
@@ -1247,7 +1863,7 @@
                 <w:noProof/>
                 <w:webHidden/>
               </w:rPr>
-              <w:t>4</w:t>
+              <w:t>12</w:t>
             </w:r>
             <w:r>
               <w:rPr>
@@ -1272,13 +1888,13 @@
               <w:lang w:eastAsia="fr-FR"/>
             </w:rPr>
           </w:pPr>
-          <w:hyperlink w:anchor="_Toc226095092" w:history="1">
+          <w:hyperlink w:anchor="_Toc226648993" w:history="1">
             <w:r>
               <w:rPr>
                 <w:rStyle w:val="Lienhypertexte"/>
                 <w:noProof/>
               </w:rPr>
-              <w:t>b.</w:t>
+              <w:t>3.</w:t>
             </w:r>
             <w:r>
               <w:rPr>
@@ -1294,7 +1910,7 @@
                 <w:rStyle w:val="Lienhypertexte"/>
                 <w:noProof/>
               </w:rPr>
-              <w:t>Changement de bobine PVC</w:t>
+              <w:t>Message d’état de la machine</w:t>
             </w:r>
             <w:r>
               <w:rPr>
@@ -1315,7 +1931,7 @@
                 <w:noProof/>
                 <w:webHidden/>
               </w:rPr>
-              <w:instrText xml:space="preserve"> PAGEREF _Toc226095092 \h </w:instrText>
+              <w:instrText xml:space="preserve"> PAGEREF _Toc226648993 \h </w:instrText>
             </w:r>
             <w:r>
               <w:rPr>
@@ -1335,7 +1951,7 @@
                 <w:noProof/>
                 <w:webHidden/>
               </w:rPr>
-              <w:t>4</w:t>
+              <w:t>13</w:t>
             </w:r>
             <w:r>
               <w:rPr>
@@ -1360,13 +1976,13 @@
               <w:lang w:eastAsia="fr-FR"/>
             </w:rPr>
           </w:pPr>
-          <w:hyperlink w:anchor="_Toc226095093" w:history="1">
+          <w:hyperlink w:anchor="_Toc226648994" w:history="1">
             <w:r>
               <w:rPr>
                 <w:rStyle w:val="Lienhypertexte"/>
                 <w:noProof/>
               </w:rPr>
-              <w:t>c.</w:t>
+              <w:t>4.</w:t>
             </w:r>
             <w:r>
               <w:rPr>
@@ -1382,7 +1998,7 @@
                 <w:rStyle w:val="Lienhypertexte"/>
                 <w:noProof/>
               </w:rPr>
-              <w:t>L’ALU</w:t>
+              <w:t>Fonctions les plus communes</w:t>
             </w:r>
             <w:r>
               <w:rPr>
@@ -1403,7 +2019,7 @@
                 <w:noProof/>
                 <w:webHidden/>
               </w:rPr>
-              <w:instrText xml:space="preserve"> PAGEREF _Toc226095093 \h </w:instrText>
+              <w:instrText xml:space="preserve"> PAGEREF _Toc226648994 \h </w:instrText>
             </w:r>
             <w:r>
               <w:rPr>
@@ -1423,7 +2039,7 @@
                 <w:noProof/>
                 <w:webHidden/>
               </w:rPr>
-              <w:t>7</w:t>
+              <w:t>13</w:t>
             </w:r>
             <w:r>
               <w:rPr>
@@ -1448,13 +2064,13 @@
               <w:lang w:eastAsia="fr-FR"/>
             </w:rPr>
           </w:pPr>
-          <w:hyperlink w:anchor="_Toc226095094" w:history="1">
+          <w:hyperlink w:anchor="_Toc226648995" w:history="1">
             <w:r>
               <w:rPr>
                 <w:rStyle w:val="Lienhypertexte"/>
                 <w:noProof/>
               </w:rPr>
-              <w:t>d.</w:t>
+              <w:t>5.</w:t>
             </w:r>
             <w:r>
               <w:rPr>
@@ -1470,7 +2086,7 @@
                 <w:rStyle w:val="Lienhypertexte"/>
                 <w:noProof/>
               </w:rPr>
-              <w:t>Changement de rouleau d’ALU</w:t>
+              <w:t>Menu sélection</w:t>
             </w:r>
             <w:r>
               <w:rPr>
@@ -1491,7 +2107,7 @@
                 <w:noProof/>
                 <w:webHidden/>
               </w:rPr>
-              <w:instrText xml:space="preserve"> PAGEREF _Toc226095094 \h </w:instrText>
+              <w:instrText xml:space="preserve"> PAGEREF _Toc226648995 \h </w:instrText>
             </w:r>
             <w:r>
               <w:rPr>
@@ -1511,7 +2127,7 @@
                 <w:noProof/>
                 <w:webHidden/>
               </w:rPr>
-              <w:t>7</w:t>
+              <w:t>14</w:t>
             </w:r>
             <w:r>
               <w:rPr>
@@ -1536,13 +2152,13 @@
               <w:lang w:eastAsia="fr-FR"/>
             </w:rPr>
           </w:pPr>
-          <w:hyperlink w:anchor="_Toc226095095" w:history="1">
+          <w:hyperlink w:anchor="_Toc226648996" w:history="1">
             <w:r>
               <w:rPr>
                 <w:rStyle w:val="Lienhypertexte"/>
                 <w:noProof/>
               </w:rPr>
-              <w:t>2.</w:t>
+              <w:t>a.</w:t>
             </w:r>
             <w:r>
               <w:rPr>
@@ -1558,7 +2174,7 @@
                 <w:rStyle w:val="Lienhypertexte"/>
                 <w:noProof/>
               </w:rPr>
-              <w:t>Les comprimés</w:t>
+              <w:t>Sélecteurs de fonction</w:t>
             </w:r>
             <w:r>
               <w:rPr>
@@ -1579,7 +2195,7 @@
                 <w:noProof/>
                 <w:webHidden/>
               </w:rPr>
-              <w:instrText xml:space="preserve"> PAGEREF _Toc226095095 \h </w:instrText>
+              <w:instrText xml:space="preserve"> PAGEREF _Toc226648996 \h </w:instrText>
             </w:r>
             <w:r>
               <w:rPr>
@@ -1599,7 +2215,7 @@
                 <w:noProof/>
                 <w:webHidden/>
               </w:rPr>
-              <w:t>8</w:t>
+              <w:t>14</w:t>
             </w:r>
             <w:r>
               <w:rPr>
@@ -1624,13 +2240,13 @@
               <w:lang w:eastAsia="fr-FR"/>
             </w:rPr>
           </w:pPr>
-          <w:hyperlink w:anchor="_Toc226095096" w:history="1">
+          <w:hyperlink w:anchor="_Toc226648997" w:history="1">
             <w:r>
               <w:rPr>
                 <w:rStyle w:val="Lienhypertexte"/>
                 <w:noProof/>
               </w:rPr>
-              <w:t>3.</w:t>
+              <w:t>b.</w:t>
             </w:r>
             <w:r>
               <w:rPr>
@@ -1646,7 +2262,7 @@
                 <w:rStyle w:val="Lienhypertexte"/>
                 <w:noProof/>
               </w:rPr>
-              <w:t>Prélèvement d’un pas de blister</w:t>
+              <w:t>Sélecteur à clé</w:t>
             </w:r>
             <w:r>
               <w:rPr>
@@ -1667,7 +2283,7 @@
                 <w:noProof/>
                 <w:webHidden/>
               </w:rPr>
-              <w:instrText xml:space="preserve"> PAGEREF _Toc226095096 \h </w:instrText>
+              <w:instrText xml:space="preserve"> PAGEREF _Toc226648997 \h </w:instrText>
             </w:r>
             <w:r>
               <w:rPr>
@@ -1687,7 +2303,7 @@
                 <w:noProof/>
                 <w:webHidden/>
               </w:rPr>
-              <w:t>9</w:t>
+              <w:t>14</w:t>
             </w:r>
             <w:r>
               <w:rPr>
@@ -1712,7 +2328,7 @@
               <w:lang w:eastAsia="fr-FR"/>
             </w:rPr>
           </w:pPr>
-          <w:hyperlink w:anchor="_Toc226095097" w:history="1">
+          <w:hyperlink w:anchor="_Toc226648998" w:history="1">
             <w:r>
               <w:rPr>
                 <w:rStyle w:val="Lienhypertexte"/>
@@ -1734,7 +2350,7 @@
                 <w:rStyle w:val="Lienhypertexte"/>
                 <w:noProof/>
               </w:rPr>
-              <w:t>Description des contrôles</w:t>
+              <w:t>Mise en marche</w:t>
             </w:r>
             <w:r>
               <w:rPr>
@@ -1755,7 +2371,7 @@
                 <w:noProof/>
                 <w:webHidden/>
               </w:rPr>
-              <w:instrText xml:space="preserve"> PAGEREF _Toc226095097 \h </w:instrText>
+              <w:instrText xml:space="preserve"> PAGEREF _Toc226648998 \h </w:instrText>
             </w:r>
             <w:r>
               <w:rPr>
@@ -1775,7 +2391,183 @@
                 <w:noProof/>
                 <w:webHidden/>
               </w:rPr>
-              <w:t>9</w:t>
+              <w:t>16</w:t>
+            </w:r>
+            <w:r>
+              <w:rPr>
+                <w:noProof/>
+                <w:webHidden/>
+              </w:rPr>
+              <w:fldChar w:fldCharType="end"/>
+            </w:r>
+          </w:hyperlink>
+        </w:p>
+        <w:p>
+          <w:pPr>
+            <w:pStyle w:val="TM2"/>
+            <w:tabs>
+              <w:tab w:val="left" w:pos="720"/>
+              <w:tab w:val="right" w:leader="dot" w:pos="9062"/>
+            </w:tabs>
+            <w:rPr>
+              <w:rFonts w:asciiTheme="minorHAnsi" w:eastAsiaTheme="minorEastAsia" w:hAnsiTheme="minorHAnsi"/>
+              <w:noProof/>
+              <w:color w:val="auto"/>
+              <w:lang w:eastAsia="fr-FR"/>
+            </w:rPr>
+          </w:pPr>
+          <w:hyperlink w:anchor="_Toc226648999" w:history="1">
+            <w:r>
+              <w:rPr>
+                <w:rStyle w:val="Lienhypertexte"/>
+                <w:noProof/>
+              </w:rPr>
+              <w:t>1.</w:t>
+            </w:r>
+            <w:r>
+              <w:rPr>
+                <w:rFonts w:asciiTheme="minorHAnsi" w:eastAsiaTheme="minorEastAsia" w:hAnsiTheme="minorHAnsi"/>
+                <w:noProof/>
+                <w:color w:val="auto"/>
+                <w:lang w:eastAsia="fr-FR"/>
+              </w:rPr>
+              <w:tab/>
+            </w:r>
+            <w:r>
+              <w:rPr>
+                <w:rStyle w:val="Lienhypertexte"/>
+                <w:noProof/>
+              </w:rPr>
+              <w:t>Préparation au début de la production (le matin)</w:t>
+            </w:r>
+            <w:r>
+              <w:rPr>
+                <w:noProof/>
+                <w:webHidden/>
+              </w:rPr>
+              <w:tab/>
+            </w:r>
+            <w:r>
+              <w:rPr>
+                <w:noProof/>
+                <w:webHidden/>
+              </w:rPr>
+              <w:fldChar w:fldCharType="begin"/>
+            </w:r>
+            <w:r>
+              <w:rPr>
+                <w:noProof/>
+                <w:webHidden/>
+              </w:rPr>
+              <w:instrText xml:space="preserve"> PAGEREF _Toc226648999 \h </w:instrText>
+            </w:r>
+            <w:r>
+              <w:rPr>
+                <w:noProof/>
+                <w:webHidden/>
+              </w:rPr>
+            </w:r>
+            <w:r>
+              <w:rPr>
+                <w:noProof/>
+                <w:webHidden/>
+              </w:rPr>
+              <w:fldChar w:fldCharType="separate"/>
+            </w:r>
+            <w:r>
+              <w:rPr>
+                <w:noProof/>
+                <w:webHidden/>
+              </w:rPr>
+              <w:t>16</w:t>
+            </w:r>
+            <w:r>
+              <w:rPr>
+                <w:noProof/>
+                <w:webHidden/>
+              </w:rPr>
+              <w:fldChar w:fldCharType="end"/>
+            </w:r>
+          </w:hyperlink>
+        </w:p>
+        <w:p>
+          <w:pPr>
+            <w:pStyle w:val="TM2"/>
+            <w:tabs>
+              <w:tab w:val="left" w:pos="720"/>
+              <w:tab w:val="right" w:leader="dot" w:pos="9062"/>
+            </w:tabs>
+            <w:rPr>
+              <w:rFonts w:asciiTheme="minorHAnsi" w:eastAsiaTheme="minorEastAsia" w:hAnsiTheme="minorHAnsi"/>
+              <w:noProof/>
+              <w:color w:val="auto"/>
+              <w:lang w:eastAsia="fr-FR"/>
+            </w:rPr>
+          </w:pPr>
+          <w:hyperlink w:anchor="_Toc226649000" w:history="1">
+            <w:r>
+              <w:rPr>
+                <w:rStyle w:val="Lienhypertexte"/>
+                <w:noProof/>
+              </w:rPr>
+              <w:t>2.</w:t>
+            </w:r>
+            <w:r>
+              <w:rPr>
+                <w:rFonts w:asciiTheme="minorHAnsi" w:eastAsiaTheme="minorEastAsia" w:hAnsiTheme="minorHAnsi"/>
+                <w:noProof/>
+                <w:color w:val="auto"/>
+                <w:lang w:eastAsia="fr-FR"/>
+              </w:rPr>
+              <w:tab/>
+            </w:r>
+            <w:r>
+              <w:rPr>
+                <w:rStyle w:val="Lienhypertexte"/>
+                <w:noProof/>
+              </w:rPr>
+              <w:t>Séquence de démarrage de la production normale</w:t>
+            </w:r>
+            <w:r>
+              <w:rPr>
+                <w:noProof/>
+                <w:webHidden/>
+              </w:rPr>
+              <w:tab/>
+            </w:r>
+            <w:r>
+              <w:rPr>
+                <w:noProof/>
+                <w:webHidden/>
+              </w:rPr>
+              <w:fldChar w:fldCharType="begin"/>
+            </w:r>
+            <w:r>
+              <w:rPr>
+                <w:noProof/>
+                <w:webHidden/>
+              </w:rPr>
+              <w:instrText xml:space="preserve"> PAGEREF _Toc226649000 \h </w:instrText>
+            </w:r>
+            <w:r>
+              <w:rPr>
+                <w:noProof/>
+                <w:webHidden/>
+              </w:rPr>
+            </w:r>
+            <w:r>
+              <w:rPr>
+                <w:noProof/>
+                <w:webHidden/>
+              </w:rPr>
+              <w:fldChar w:fldCharType="separate"/>
+            </w:r>
+            <w:r>
+              <w:rPr>
+                <w:noProof/>
+                <w:webHidden/>
+              </w:rPr>
+              <w:t>16</w:t>
             </w:r>
             <w:r>
               <w:rPr>
@@ -1800,7 +2592,7 @@
               <w:lang w:eastAsia="fr-FR"/>
             </w:rPr>
           </w:pPr>
-          <w:hyperlink w:anchor="_Toc226095098" w:history="1">
+          <w:hyperlink w:anchor="_Toc226649001" w:history="1">
             <w:r>
               <w:rPr>
                 <w:rStyle w:val="Lienhypertexte"/>
@@ -1822,7 +2614,7 @@
                 <w:rStyle w:val="Lienhypertexte"/>
                 <w:noProof/>
               </w:rPr>
-              <w:t>Tableau de commandes</w:t>
+              <w:t>Arrêt</w:t>
             </w:r>
             <w:r>
               <w:rPr>
@@ -1843,7 +2635,7 @@
                 <w:noProof/>
                 <w:webHidden/>
               </w:rPr>
-              <w:instrText xml:space="preserve"> PAGEREF _Toc226095098 \h </w:instrText>
+              <w:instrText xml:space="preserve"> PAGEREF _Toc226649001 \h </w:instrText>
             </w:r>
             <w:r>
               <w:rPr>
@@ -1863,7 +2655,7 @@
                 <w:noProof/>
                 <w:webHidden/>
               </w:rPr>
-              <w:t>10</w:t>
+              <w:t>17</w:t>
             </w:r>
             <w:r>
               <w:rPr>
@@ -1888,7 +2680,7 @@
               <w:lang w:eastAsia="fr-FR"/>
             </w:rPr>
           </w:pPr>
-          <w:hyperlink w:anchor="_Toc226095099" w:history="1">
+          <w:hyperlink w:anchor="_Toc226649002" w:history="1">
             <w:r>
               <w:rPr>
                 <w:rStyle w:val="Lienhypertexte"/>
@@ -1910,7 +2702,7 @@
                 <w:rStyle w:val="Lienhypertexte"/>
                 <w:noProof/>
               </w:rPr>
-              <w:t>Page écran principal</w:t>
+              <w:t>Séquences de fin de production en fin de semaine ou fin d’équipe  si pas de relève.</w:t>
             </w:r>
             <w:r>
               <w:rPr>
@@ -1931,7 +2723,7 @@
                 <w:noProof/>
                 <w:webHidden/>
               </w:rPr>
-              <w:instrText xml:space="preserve"> PAGEREF _Toc226095099 \h </w:instrText>
+              <w:instrText xml:space="preserve"> PAGEREF _Toc226649002 \h </w:instrText>
             </w:r>
             <w:r>
               <w:rPr>
@@ -1951,535 +2743,7 @@
                 <w:noProof/>
                 <w:webHidden/>
               </w:rPr>
-              <w:t>10</w:t>
-            </w:r>
-            <w:r>
-              <w:rPr>
-                <w:noProof/>
-                <w:webHidden/>
-              </w:rPr>
-              <w:fldChar w:fldCharType="end"/>
-            </w:r>
-          </w:hyperlink>
-        </w:p>
-        <w:p>
-          <w:pPr>
-            <w:pStyle w:val="TM2"/>
-            <w:tabs>
-              <w:tab w:val="left" w:pos="720"/>
-              <w:tab w:val="right" w:leader="dot" w:pos="9062"/>
-            </w:tabs>
-            <w:rPr>
-              <w:rFonts w:asciiTheme="minorHAnsi" w:eastAsiaTheme="minorEastAsia" w:hAnsiTheme="minorHAnsi"/>
-              <w:noProof/>
-              <w:color w:val="auto"/>
-              <w:lang w:eastAsia="fr-FR"/>
-            </w:rPr>
-          </w:pPr>
-          <w:hyperlink w:anchor="_Toc226095100" w:history="1">
-            <w:r>
-              <w:rPr>
-                <w:rStyle w:val="Lienhypertexte"/>
-                <w:noProof/>
-              </w:rPr>
-              <w:t>2.</w:t>
-            </w:r>
-            <w:r>
-              <w:rPr>
-                <w:rFonts w:asciiTheme="minorHAnsi" w:eastAsiaTheme="minorEastAsia" w:hAnsiTheme="minorHAnsi"/>
-                <w:noProof/>
-                <w:color w:val="auto"/>
-                <w:lang w:eastAsia="fr-FR"/>
-              </w:rPr>
-              <w:tab/>
-            </w:r>
-            <w:r>
-              <w:rPr>
-                <w:rStyle w:val="Lienhypertexte"/>
-                <w:noProof/>
-              </w:rPr>
-              <w:t>Saisie d’un mot de passe</w:t>
-            </w:r>
-            <w:r>
-              <w:rPr>
-                <w:noProof/>
-                <w:webHidden/>
-              </w:rPr>
-              <w:tab/>
-            </w:r>
-            <w:r>
-              <w:rPr>
-                <w:noProof/>
-                <w:webHidden/>
-              </w:rPr>
-              <w:fldChar w:fldCharType="begin"/>
-            </w:r>
-            <w:r>
-              <w:rPr>
-                <w:noProof/>
-                <w:webHidden/>
-              </w:rPr>
-              <w:instrText xml:space="preserve"> PAGEREF _Toc226095100 \h </w:instrText>
-            </w:r>
-            <w:r>
-              <w:rPr>
-                <w:noProof/>
-                <w:webHidden/>
-              </w:rPr>
-            </w:r>
-            <w:r>
-              <w:rPr>
-                <w:noProof/>
-                <w:webHidden/>
-              </w:rPr>
-              <w:fldChar w:fldCharType="separate"/>
-            </w:r>
-            <w:r>
-              <w:rPr>
-                <w:noProof/>
-                <w:webHidden/>
-              </w:rPr>
-              <w:t>12</w:t>
-            </w:r>
-            <w:r>
-              <w:rPr>
-                <w:noProof/>
-                <w:webHidden/>
-              </w:rPr>
-              <w:fldChar w:fldCharType="end"/>
-            </w:r>
-          </w:hyperlink>
-        </w:p>
-        <w:p>
-          <w:pPr>
-            <w:pStyle w:val="TM2"/>
-            <w:tabs>
-              <w:tab w:val="left" w:pos="720"/>
-              <w:tab w:val="right" w:leader="dot" w:pos="9062"/>
-            </w:tabs>
-            <w:rPr>
-              <w:rFonts w:asciiTheme="minorHAnsi" w:eastAsiaTheme="minorEastAsia" w:hAnsiTheme="minorHAnsi"/>
-              <w:noProof/>
-              <w:color w:val="auto"/>
-              <w:lang w:eastAsia="fr-FR"/>
-            </w:rPr>
-          </w:pPr>
-          <w:hyperlink w:anchor="_Toc226095101" w:history="1">
-            <w:r>
-              <w:rPr>
-                <w:rStyle w:val="Lienhypertexte"/>
-                <w:noProof/>
-              </w:rPr>
-              <w:t>3.</w:t>
-            </w:r>
-            <w:r>
-              <w:rPr>
-                <w:rFonts w:asciiTheme="minorHAnsi" w:eastAsiaTheme="minorEastAsia" w:hAnsiTheme="minorHAnsi"/>
-                <w:noProof/>
-                <w:color w:val="auto"/>
-                <w:lang w:eastAsia="fr-FR"/>
-              </w:rPr>
-              <w:tab/>
-            </w:r>
-            <w:r>
-              <w:rPr>
-                <w:rStyle w:val="Lienhypertexte"/>
-                <w:noProof/>
-              </w:rPr>
-              <w:t>Message d’état de la machine</w:t>
-            </w:r>
-            <w:r>
-              <w:rPr>
-                <w:noProof/>
-                <w:webHidden/>
-              </w:rPr>
-              <w:tab/>
-            </w:r>
-            <w:r>
-              <w:rPr>
-                <w:noProof/>
-                <w:webHidden/>
-              </w:rPr>
-              <w:fldChar w:fldCharType="begin"/>
-            </w:r>
-            <w:r>
-              <w:rPr>
-                <w:noProof/>
-                <w:webHidden/>
-              </w:rPr>
-              <w:instrText xml:space="preserve"> PAGEREF _Toc226095101 \h </w:instrText>
-            </w:r>
-            <w:r>
-              <w:rPr>
-                <w:noProof/>
-                <w:webHidden/>
-              </w:rPr>
-            </w:r>
-            <w:r>
-              <w:rPr>
-                <w:noProof/>
-                <w:webHidden/>
-              </w:rPr>
-              <w:fldChar w:fldCharType="separate"/>
-            </w:r>
-            <w:r>
-              <w:rPr>
-                <w:noProof/>
-                <w:webHidden/>
-              </w:rPr>
-              <w:t>13</w:t>
-            </w:r>
-            <w:r>
-              <w:rPr>
-                <w:noProof/>
-                <w:webHidden/>
-              </w:rPr>
-              <w:fldChar w:fldCharType="end"/>
-            </w:r>
-          </w:hyperlink>
-        </w:p>
-        <w:p>
-          <w:pPr>
-            <w:pStyle w:val="TM2"/>
-            <w:tabs>
-              <w:tab w:val="left" w:pos="720"/>
-              <w:tab w:val="right" w:leader="dot" w:pos="9062"/>
-            </w:tabs>
-            <w:rPr>
-              <w:rFonts w:asciiTheme="minorHAnsi" w:eastAsiaTheme="minorEastAsia" w:hAnsiTheme="minorHAnsi"/>
-              <w:noProof/>
-              <w:color w:val="auto"/>
-              <w:lang w:eastAsia="fr-FR"/>
-            </w:rPr>
-          </w:pPr>
-          <w:hyperlink w:anchor="_Toc226095102" w:history="1">
-            <w:r>
-              <w:rPr>
-                <w:rStyle w:val="Lienhypertexte"/>
-                <w:noProof/>
-              </w:rPr>
-              <w:t>4.</w:t>
-            </w:r>
-            <w:r>
-              <w:rPr>
-                <w:rFonts w:asciiTheme="minorHAnsi" w:eastAsiaTheme="minorEastAsia" w:hAnsiTheme="minorHAnsi"/>
-                <w:noProof/>
-                <w:color w:val="auto"/>
-                <w:lang w:eastAsia="fr-FR"/>
-              </w:rPr>
-              <w:tab/>
-            </w:r>
-            <w:r>
-              <w:rPr>
-                <w:rStyle w:val="Lienhypertexte"/>
-                <w:noProof/>
-              </w:rPr>
-              <w:t>Fonctions les plus communes</w:t>
-            </w:r>
-            <w:r>
-              <w:rPr>
-                <w:noProof/>
-                <w:webHidden/>
-              </w:rPr>
-              <w:tab/>
-            </w:r>
-            <w:r>
-              <w:rPr>
-                <w:noProof/>
-                <w:webHidden/>
-              </w:rPr>
-              <w:fldChar w:fldCharType="begin"/>
-            </w:r>
-            <w:r>
-              <w:rPr>
-                <w:noProof/>
-                <w:webHidden/>
-              </w:rPr>
-              <w:instrText xml:space="preserve"> PAGEREF _Toc226095102 \h </w:instrText>
-            </w:r>
-            <w:r>
-              <w:rPr>
-                <w:noProof/>
-                <w:webHidden/>
-              </w:rPr>
-            </w:r>
-            <w:r>
-              <w:rPr>
-                <w:noProof/>
-                <w:webHidden/>
-              </w:rPr>
-              <w:fldChar w:fldCharType="separate"/>
-            </w:r>
-            <w:r>
-              <w:rPr>
-                <w:noProof/>
-                <w:webHidden/>
-              </w:rPr>
-              <w:t>13</w:t>
-            </w:r>
-            <w:r>
-              <w:rPr>
-                <w:noProof/>
-                <w:webHidden/>
-              </w:rPr>
-              <w:fldChar w:fldCharType="end"/>
-            </w:r>
-          </w:hyperlink>
-        </w:p>
-        <w:p>
-          <w:pPr>
-            <w:pStyle w:val="TM2"/>
-            <w:tabs>
-              <w:tab w:val="left" w:pos="720"/>
-              <w:tab w:val="right" w:leader="dot" w:pos="9062"/>
-            </w:tabs>
-            <w:rPr>
-              <w:rFonts w:asciiTheme="minorHAnsi" w:eastAsiaTheme="minorEastAsia" w:hAnsiTheme="minorHAnsi"/>
-              <w:noProof/>
-              <w:color w:val="auto"/>
-              <w:lang w:eastAsia="fr-FR"/>
-            </w:rPr>
-          </w:pPr>
-          <w:hyperlink w:anchor="_Toc226095103" w:history="1">
-            <w:r>
-              <w:rPr>
-                <w:rStyle w:val="Lienhypertexte"/>
-                <w:noProof/>
-              </w:rPr>
-              <w:t>5.</w:t>
-            </w:r>
-            <w:r>
-              <w:rPr>
-                <w:rFonts w:asciiTheme="minorHAnsi" w:eastAsiaTheme="minorEastAsia" w:hAnsiTheme="minorHAnsi"/>
-                <w:noProof/>
-                <w:color w:val="auto"/>
-                <w:lang w:eastAsia="fr-FR"/>
-              </w:rPr>
-              <w:tab/>
-            </w:r>
-            <w:r>
-              <w:rPr>
-                <w:rStyle w:val="Lienhypertexte"/>
-                <w:noProof/>
-              </w:rPr>
-              <w:t>Menu sélection</w:t>
-            </w:r>
-            <w:r>
-              <w:rPr>
-                <w:noProof/>
-                <w:webHidden/>
-              </w:rPr>
-              <w:tab/>
-            </w:r>
-            <w:r>
-              <w:rPr>
-                <w:noProof/>
-                <w:webHidden/>
-              </w:rPr>
-              <w:fldChar w:fldCharType="begin"/>
-            </w:r>
-            <w:r>
-              <w:rPr>
-                <w:noProof/>
-                <w:webHidden/>
-              </w:rPr>
-              <w:instrText xml:space="preserve"> PAGEREF _Toc226095103 \h </w:instrText>
-            </w:r>
-            <w:r>
-              <w:rPr>
-                <w:noProof/>
-                <w:webHidden/>
-              </w:rPr>
-            </w:r>
-            <w:r>
-              <w:rPr>
-                <w:noProof/>
-                <w:webHidden/>
-              </w:rPr>
-              <w:fldChar w:fldCharType="separate"/>
-            </w:r>
-            <w:r>
-              <w:rPr>
-                <w:noProof/>
-                <w:webHidden/>
-              </w:rPr>
-              <w:t>14</w:t>
-            </w:r>
-            <w:r>
-              <w:rPr>
-                <w:noProof/>
-                <w:webHidden/>
-              </w:rPr>
-              <w:fldChar w:fldCharType="end"/>
-            </w:r>
-          </w:hyperlink>
-        </w:p>
-        <w:p>
-          <w:pPr>
-            <w:pStyle w:val="TM2"/>
-            <w:tabs>
-              <w:tab w:val="left" w:pos="720"/>
-              <w:tab w:val="right" w:leader="dot" w:pos="9062"/>
-            </w:tabs>
-            <w:rPr>
-              <w:rFonts w:asciiTheme="minorHAnsi" w:eastAsiaTheme="minorEastAsia" w:hAnsiTheme="minorHAnsi"/>
-              <w:noProof/>
-              <w:color w:val="auto"/>
-              <w:lang w:eastAsia="fr-FR"/>
-            </w:rPr>
-          </w:pPr>
-          <w:hyperlink w:anchor="_Toc226095104" w:history="1">
-            <w:r>
-              <w:rPr>
-                <w:rStyle w:val="Lienhypertexte"/>
-                <w:noProof/>
-              </w:rPr>
-              <w:t>a.</w:t>
-            </w:r>
-            <w:r>
-              <w:rPr>
-                <w:rFonts w:asciiTheme="minorHAnsi" w:eastAsiaTheme="minorEastAsia" w:hAnsiTheme="minorHAnsi"/>
-                <w:noProof/>
-                <w:color w:val="auto"/>
-                <w:lang w:eastAsia="fr-FR"/>
-              </w:rPr>
-              <w:tab/>
-            </w:r>
-            <w:r>
-              <w:rPr>
-                <w:rStyle w:val="Lienhypertexte"/>
-                <w:noProof/>
-              </w:rPr>
-              <w:t>Sélecteurs de fonction</w:t>
-            </w:r>
-            <w:r>
-              <w:rPr>
-                <w:noProof/>
-                <w:webHidden/>
-              </w:rPr>
-              <w:tab/>
-            </w:r>
-            <w:r>
-              <w:rPr>
-                <w:noProof/>
-                <w:webHidden/>
-              </w:rPr>
-              <w:fldChar w:fldCharType="begin"/>
-            </w:r>
-            <w:r>
-              <w:rPr>
-                <w:noProof/>
-                <w:webHidden/>
-              </w:rPr>
-              <w:instrText xml:space="preserve"> PAGEREF _Toc226095104 \h </w:instrText>
-            </w:r>
-            <w:r>
-              <w:rPr>
-                <w:noProof/>
-                <w:webHidden/>
-              </w:rPr>
-            </w:r>
-            <w:r>
-              <w:rPr>
-                <w:noProof/>
-                <w:webHidden/>
-              </w:rPr>
-              <w:fldChar w:fldCharType="separate"/>
-            </w:r>
-            <w:r>
-              <w:rPr>
-                <w:noProof/>
-                <w:webHidden/>
-              </w:rPr>
-              <w:t>14</w:t>
-            </w:r>
-            <w:r>
-              <w:rPr>
-                <w:noProof/>
-                <w:webHidden/>
-              </w:rPr>
-              <w:fldChar w:fldCharType="end"/>
-            </w:r>
-          </w:hyperlink>
-        </w:p>
-        <w:p>
-          <w:pPr>
-            <w:pStyle w:val="TM2"/>
-            <w:tabs>
-              <w:tab w:val="left" w:pos="720"/>
-              <w:tab w:val="right" w:leader="dot" w:pos="9062"/>
-            </w:tabs>
-            <w:rPr>
-              <w:rFonts w:asciiTheme="minorHAnsi" w:eastAsiaTheme="minorEastAsia" w:hAnsiTheme="minorHAnsi"/>
-              <w:noProof/>
-              <w:color w:val="auto"/>
-              <w:lang w:eastAsia="fr-FR"/>
-            </w:rPr>
-          </w:pPr>
-          <w:hyperlink w:anchor="_Toc226095105" w:history="1">
-            <w:r>
-              <w:rPr>
-                <w:rStyle w:val="Lienhypertexte"/>
-                <w:noProof/>
-              </w:rPr>
-              <w:t>b.</w:t>
-            </w:r>
-            <w:r>
-              <w:rPr>
-                <w:rFonts w:asciiTheme="minorHAnsi" w:eastAsiaTheme="minorEastAsia" w:hAnsiTheme="minorHAnsi"/>
-                <w:noProof/>
-                <w:color w:val="auto"/>
-                <w:lang w:eastAsia="fr-FR"/>
-              </w:rPr>
-              <w:tab/>
-            </w:r>
-            <w:r>
-              <w:rPr>
-                <w:rStyle w:val="Lienhypertexte"/>
-                <w:noProof/>
-              </w:rPr>
-              <w:t>Sélecteur à clé</w:t>
-            </w:r>
-            <w:r>
-              <w:rPr>
-                <w:noProof/>
-                <w:webHidden/>
-              </w:rPr>
-              <w:tab/>
-            </w:r>
-            <w:r>
-              <w:rPr>
-                <w:noProof/>
-                <w:webHidden/>
-              </w:rPr>
-              <w:fldChar w:fldCharType="begin"/>
-            </w:r>
-            <w:r>
-              <w:rPr>
-                <w:noProof/>
-                <w:webHidden/>
-              </w:rPr>
-              <w:instrText xml:space="preserve"> PAGEREF _Toc226095105 \h </w:instrText>
-            </w:r>
-            <w:r>
-              <w:rPr>
-                <w:noProof/>
-                <w:webHidden/>
-              </w:rPr>
-            </w:r>
-            <w:r>
-              <w:rPr>
-                <w:noProof/>
-                <w:webHidden/>
-              </w:rPr>
-              <w:fldChar w:fldCharType="separate"/>
-            </w:r>
-            <w:r>
-              <w:rPr>
-                <w:noProof/>
-                <w:webHidden/>
-              </w:rPr>
-              <w:t>14</w:t>
+              <w:t>17</w:t>
             </w:r>
             <w:r>
               <w:rPr>
@@ -2504,7 +2768,7 @@
               <w:lang w:eastAsia="fr-FR"/>
             </w:rPr>
           </w:pPr>
-          <w:hyperlink w:anchor="_Toc226095106" w:history="1">
+          <w:hyperlink w:anchor="_Toc226649003" w:history="1">
             <w:r>
               <w:rPr>
                 <w:rStyle w:val="Lienhypertexte"/>
@@ -2526,7 +2790,7 @@
                 <w:rStyle w:val="Lienhypertexte"/>
                 <w:noProof/>
               </w:rPr>
-              <w:t>Mise en marche</w:t>
+              <w:t>Classement et Archivage</w:t>
             </w:r>
             <w:r>
               <w:rPr>
@@ -2547,7 +2811,7 @@
                 <w:noProof/>
                 <w:webHidden/>
               </w:rPr>
-              <w:instrText xml:space="preserve"> PAGEREF _Toc226095106 \h </w:instrText>
+              <w:instrText xml:space="preserve"> PAGEREF _Toc226649003 \h </w:instrText>
             </w:r>
             <w:r>
               <w:rPr>
@@ -2567,183 +2831,7 @@
                 <w:noProof/>
                 <w:webHidden/>
               </w:rPr>
-              <w:t>16</w:t>
-            </w:r>
-            <w:r>
-              <w:rPr>
-                <w:noProof/>
-                <w:webHidden/>
-              </w:rPr>
-              <w:fldChar w:fldCharType="end"/>
-            </w:r>
-          </w:hyperlink>
-        </w:p>
-        <w:p>
-          <w:pPr>
-            <w:pStyle w:val="TM2"/>
-            <w:tabs>
-              <w:tab w:val="left" w:pos="720"/>
-              <w:tab w:val="right" w:leader="dot" w:pos="9062"/>
-            </w:tabs>
-            <w:rPr>
-              <w:rFonts w:asciiTheme="minorHAnsi" w:eastAsiaTheme="minorEastAsia" w:hAnsiTheme="minorHAnsi"/>
-              <w:noProof/>
-              <w:color w:val="auto"/>
-              <w:lang w:eastAsia="fr-FR"/>
-            </w:rPr>
-          </w:pPr>
-          <w:hyperlink w:anchor="_Toc226095107" w:history="1">
-            <w:r>
-              <w:rPr>
-                <w:rStyle w:val="Lienhypertexte"/>
-                <w:noProof/>
-              </w:rPr>
-              <w:t>1.</w:t>
-            </w:r>
-            <w:r>
-              <w:rPr>
-                <w:rFonts w:asciiTheme="minorHAnsi" w:eastAsiaTheme="minorEastAsia" w:hAnsiTheme="minorHAnsi"/>
-                <w:noProof/>
-                <w:color w:val="auto"/>
-                <w:lang w:eastAsia="fr-FR"/>
-              </w:rPr>
-              <w:tab/>
-            </w:r>
-            <w:r>
-              <w:rPr>
-                <w:rStyle w:val="Lienhypertexte"/>
-                <w:noProof/>
-              </w:rPr>
-              <w:t>Préparation au début de la production (le matin)</w:t>
-            </w:r>
-            <w:r>
-              <w:rPr>
-                <w:noProof/>
-                <w:webHidden/>
-              </w:rPr>
-              <w:tab/>
-            </w:r>
-            <w:r>
-              <w:rPr>
-                <w:noProof/>
-                <w:webHidden/>
-              </w:rPr>
-              <w:fldChar w:fldCharType="begin"/>
-            </w:r>
-            <w:r>
-              <w:rPr>
-                <w:noProof/>
-                <w:webHidden/>
-              </w:rPr>
-              <w:instrText xml:space="preserve"> PAGEREF _Toc226095107 \h </w:instrText>
-            </w:r>
-            <w:r>
-              <w:rPr>
-                <w:noProof/>
-                <w:webHidden/>
-              </w:rPr>
-            </w:r>
-            <w:r>
-              <w:rPr>
-                <w:noProof/>
-                <w:webHidden/>
-              </w:rPr>
-              <w:fldChar w:fldCharType="separate"/>
-            </w:r>
-            <w:r>
-              <w:rPr>
-                <w:noProof/>
-                <w:webHidden/>
-              </w:rPr>
-              <w:t>16</w:t>
-            </w:r>
-            <w:r>
-              <w:rPr>
-                <w:noProof/>
-                <w:webHidden/>
-              </w:rPr>
-              <w:fldChar w:fldCharType="end"/>
-            </w:r>
-          </w:hyperlink>
-        </w:p>
-        <w:p>
-          <w:pPr>
-            <w:pStyle w:val="TM2"/>
-            <w:tabs>
-              <w:tab w:val="left" w:pos="720"/>
-              <w:tab w:val="right" w:leader="dot" w:pos="9062"/>
-            </w:tabs>
-            <w:rPr>
-              <w:rFonts w:asciiTheme="minorHAnsi" w:eastAsiaTheme="minorEastAsia" w:hAnsiTheme="minorHAnsi"/>
-              <w:noProof/>
-              <w:color w:val="auto"/>
-              <w:lang w:eastAsia="fr-FR"/>
-            </w:rPr>
-          </w:pPr>
-          <w:hyperlink w:anchor="_Toc226095108" w:history="1">
-            <w:r>
-              <w:rPr>
-                <w:rStyle w:val="Lienhypertexte"/>
-                <w:noProof/>
-              </w:rPr>
-              <w:t>2.</w:t>
-            </w:r>
-            <w:r>
-              <w:rPr>
-                <w:rFonts w:asciiTheme="minorHAnsi" w:eastAsiaTheme="minorEastAsia" w:hAnsiTheme="minorHAnsi"/>
-                <w:noProof/>
-                <w:color w:val="auto"/>
-                <w:lang w:eastAsia="fr-FR"/>
-              </w:rPr>
-              <w:tab/>
-            </w:r>
-            <w:r>
-              <w:rPr>
-                <w:rStyle w:val="Lienhypertexte"/>
-                <w:noProof/>
-              </w:rPr>
-              <w:t>Séquence de démarrage de la production normale</w:t>
-            </w:r>
-            <w:r>
-              <w:rPr>
-                <w:noProof/>
-                <w:webHidden/>
-              </w:rPr>
-              <w:tab/>
-            </w:r>
-            <w:r>
-              <w:rPr>
-                <w:noProof/>
-                <w:webHidden/>
-              </w:rPr>
-              <w:fldChar w:fldCharType="begin"/>
-            </w:r>
-            <w:r>
-              <w:rPr>
-                <w:noProof/>
-                <w:webHidden/>
-              </w:rPr>
-              <w:instrText xml:space="preserve"> PAGEREF _Toc226095108 \h </w:instrText>
-            </w:r>
-            <w:r>
-              <w:rPr>
-                <w:noProof/>
-                <w:webHidden/>
-              </w:rPr>
-            </w:r>
-            <w:r>
-              <w:rPr>
-                <w:noProof/>
-                <w:webHidden/>
-              </w:rPr>
-              <w:fldChar w:fldCharType="separate"/>
-            </w:r>
-            <w:r>
-              <w:rPr>
-                <w:noProof/>
-                <w:webHidden/>
-              </w:rPr>
-              <w:t>16</w:t>
+              <w:t>17</w:t>
             </w:r>
             <w:r>
               <w:rPr>
@@ -2768,7 +2856,7 @@
               <w:lang w:eastAsia="fr-FR"/>
             </w:rPr>
           </w:pPr>
-          <w:hyperlink w:anchor="_Toc226095109" w:history="1">
+          <w:hyperlink w:anchor="_Toc226649004" w:history="1">
             <w:r>
               <w:rPr>
                 <w:rStyle w:val="Lienhypertexte"/>
@@ -2790,7 +2878,7 @@
                 <w:rStyle w:val="Lienhypertexte"/>
                 <w:noProof/>
               </w:rPr>
-              <w:t>Arrêt</w:t>
+              <w:t>Documents supports</w:t>
             </w:r>
             <w:r>
               <w:rPr>
@@ -2811,95 +2899,7 @@
                 <w:noProof/>
                 <w:webHidden/>
               </w:rPr>
-              <w:instrText xml:space="preserve"> PAGEREF _Toc226095109 \h </w:instrText>
-            </w:r>
-            <w:r>
-              <w:rPr>
-                <w:noProof/>
-                <w:webHidden/>
-              </w:rPr>
-            </w:r>
-            <w:r>
-              <w:rPr>
-                <w:noProof/>
-                <w:webHidden/>
-              </w:rPr>
-              <w:fldChar w:fldCharType="separate"/>
-            </w:r>
-            <w:r>
-              <w:rPr>
-                <w:noProof/>
-                <w:webHidden/>
-              </w:rPr>
-              <w:t>17</w:t>
-            </w:r>
-            <w:r>
-              <w:rPr>
-                <w:noProof/>
-                <w:webHidden/>
-              </w:rPr>
-              <w:fldChar w:fldCharType="end"/>
-            </w:r>
-          </w:hyperlink>
-        </w:p>
-        <w:p>
-          <w:pPr>
-            <w:pStyle w:val="TM2"/>
-            <w:tabs>
-              <w:tab w:val="left" w:pos="720"/>
-              <w:tab w:val="right" w:leader="dot" w:pos="9062"/>
-            </w:tabs>
-            <w:rPr>
-              <w:rFonts w:asciiTheme="minorHAnsi" w:eastAsiaTheme="minorEastAsia" w:hAnsiTheme="minorHAnsi"/>
-              <w:noProof/>
-              <w:color w:val="auto"/>
-              <w:lang w:eastAsia="fr-FR"/>
-            </w:rPr>
-          </w:pPr>
-          <w:hyperlink w:anchor="_Toc226095110" w:history="1">
-            <w:r>
-              <w:rPr>
-                <w:rStyle w:val="Lienhypertexte"/>
-                <w:noProof/>
-              </w:rPr>
-              <w:t>1.</w:t>
-            </w:r>
-            <w:r>
-              <w:rPr>
-                <w:rFonts w:asciiTheme="minorHAnsi" w:eastAsiaTheme="minorEastAsia" w:hAnsiTheme="minorHAnsi"/>
-                <w:noProof/>
-                <w:color w:val="auto"/>
-                <w:lang w:eastAsia="fr-FR"/>
-              </w:rPr>
-              <w:tab/>
-            </w:r>
-            <w:r>
-              <w:rPr>
-                <w:rStyle w:val="Lienhypertexte"/>
-                <w:noProof/>
-              </w:rPr>
-              <w:t>Séquences de fin de production en fin de semaine ou fin d’équipe  si pas de relève.</w:t>
-            </w:r>
-            <w:r>
-              <w:rPr>
-                <w:noProof/>
-                <w:webHidden/>
-              </w:rPr>
-              <w:tab/>
-            </w:r>
-            <w:r>
-              <w:rPr>
-                <w:noProof/>
-                <w:webHidden/>
-              </w:rPr>
-              <w:fldChar w:fldCharType="begin"/>
-            </w:r>
-            <w:r>
-              <w:rPr>
-                <w:noProof/>
-                <w:webHidden/>
-              </w:rPr>
-              <w:instrText xml:space="preserve"> PAGEREF _Toc226095110 \h </w:instrText>
+              <w:instrText xml:space="preserve"> PAGEREF _Toc226649004 \h </w:instrText>
             </w:r>
             <w:r>
               <w:rPr>
@@ -2944,7 +2944,7 @@
               <w:lang w:eastAsia="fr-FR"/>
             </w:rPr>
           </w:pPr>
-          <w:hyperlink w:anchor="_Toc226095111" w:history="1">
+          <w:hyperlink w:anchor="_Toc226649005" w:history="1">
             <w:r>
               <w:rPr>
                 <w:rStyle w:val="Lienhypertexte"/>
@@ -2966,7 +2966,7 @@
                 <w:rStyle w:val="Lienhypertexte"/>
                 <w:noProof/>
               </w:rPr>
-              <w:t>Classement et Archivage</w:t>
+              <w:t>Historique</w:t>
             </w:r>
             <w:r>
               <w:rPr>
@@ -2987,7 +2987,7 @@
                 <w:noProof/>
                 <w:webHidden/>
               </w:rPr>
-              <w:instrText xml:space="preserve"> PAGEREF _Toc226095111 \h </w:instrText>
+              <w:instrText xml:space="preserve"> PAGEREF _Toc226649005 \h </w:instrText>
             </w:r>
             <w:r>
               <w:rPr>
@@ -3032,7 +3032,7 @@
               <w:lang w:eastAsia="fr-FR"/>
             </w:rPr>
           </w:pPr>
-          <w:hyperlink w:anchor="_Toc226095112" w:history="1">
+          <w:hyperlink w:anchor="_Toc226649006" w:history="1">
             <w:r>
               <w:rPr>
                 <w:rStyle w:val="Lienhypertexte"/>
@@ -3054,7 +3054,7 @@
                 <w:rStyle w:val="Lienhypertexte"/>
                 <w:noProof/>
               </w:rPr>
-              <w:t>Documents supports</w:t>
+              <w:t>Annexes</w:t>
             </w:r>
             <w:r>
               <w:rPr>
@@ -3075,183 +3075,7 @@
                 <w:noProof/>
                 <w:webHidden/>
               </w:rPr>
-              <w:instrText xml:space="preserve"> PAGEREF _Toc226095112 \h </w:instrText>
-            </w:r>
-            <w:r>
-              <w:rPr>
-                <w:noProof/>
-                <w:webHidden/>
-              </w:rPr>
-            </w:r>
-            <w:r>
-              <w:rPr>
-                <w:noProof/>
-                <w:webHidden/>
-              </w:rPr>
-              <w:fldChar w:fldCharType="separate"/>
-            </w:r>
-            <w:r>
-              <w:rPr>
-                <w:noProof/>
-                <w:webHidden/>
-              </w:rPr>
-              <w:t>17</w:t>
-            </w:r>
-            <w:r>
-              <w:rPr>
-                <w:noProof/>
-                <w:webHidden/>
-              </w:rPr>
-              <w:fldChar w:fldCharType="end"/>
-            </w:r>
-          </w:hyperlink>
-        </w:p>
-        <w:p>
-          <w:pPr>
-            <w:pStyle w:val="TM1"/>
-            <w:tabs>
-              <w:tab w:val="left" w:pos="720"/>
-              <w:tab w:val="right" w:leader="dot" w:pos="9062"/>
-            </w:tabs>
-            <w:rPr>
-              <w:rFonts w:asciiTheme="minorHAnsi" w:eastAsiaTheme="minorEastAsia" w:hAnsiTheme="minorHAnsi"/>
-              <w:noProof/>
-              <w:color w:val="auto"/>
-              <w:lang w:eastAsia="fr-FR"/>
-            </w:rPr>
-          </w:pPr>
-          <w:hyperlink w:anchor="_Toc226095113" w:history="1">
-            <w:r>
-              <w:rPr>
-                <w:rStyle w:val="Lienhypertexte"/>
-                <w:noProof/>
-              </w:rPr>
-              <w:t>XII.</w:t>
-            </w:r>
-            <w:r>
-              <w:rPr>
-                <w:rFonts w:asciiTheme="minorHAnsi" w:eastAsiaTheme="minorEastAsia" w:hAnsiTheme="minorHAnsi"/>
-                <w:noProof/>
-                <w:color w:val="auto"/>
-                <w:lang w:eastAsia="fr-FR"/>
-              </w:rPr>
-              <w:tab/>
-            </w:r>
-            <w:r>
-              <w:rPr>
-                <w:rStyle w:val="Lienhypertexte"/>
-                <w:noProof/>
-              </w:rPr>
-              <w:t>Historique</w:t>
-            </w:r>
-            <w:r>
-              <w:rPr>
-                <w:noProof/>
-                <w:webHidden/>
-              </w:rPr>
-              <w:tab/>
-            </w:r>
-            <w:r>
-              <w:rPr>
-                <w:noProof/>
-                <w:webHidden/>
-              </w:rPr>
-              <w:fldChar w:fldCharType="begin"/>
-            </w:r>
-            <w:r>
-              <w:rPr>
-                <w:noProof/>
-                <w:webHidden/>
-              </w:rPr>
-              <w:instrText xml:space="preserve"> PAGEREF _Toc226095113 \h </w:instrText>
-            </w:r>
-            <w:r>
-              <w:rPr>
-                <w:noProof/>
-                <w:webHidden/>
-              </w:rPr>
-            </w:r>
-            <w:r>
-              <w:rPr>
-                <w:noProof/>
-                <w:webHidden/>
-              </w:rPr>
-              <w:fldChar w:fldCharType="separate"/>
-            </w:r>
-            <w:r>
-              <w:rPr>
-                <w:noProof/>
-                <w:webHidden/>
-              </w:rPr>
-              <w:t>17</w:t>
-            </w:r>
-            <w:r>
-              <w:rPr>
-                <w:noProof/>
-                <w:webHidden/>
-              </w:rPr>
-              <w:fldChar w:fldCharType="end"/>
-            </w:r>
-          </w:hyperlink>
-        </w:p>
-        <w:p>
-          <w:pPr>
-            <w:pStyle w:val="TM1"/>
-            <w:tabs>
-              <w:tab w:val="left" w:pos="720"/>
-              <w:tab w:val="right" w:leader="dot" w:pos="9062"/>
-            </w:tabs>
-            <w:rPr>
-              <w:rFonts w:asciiTheme="minorHAnsi" w:eastAsiaTheme="minorEastAsia" w:hAnsiTheme="minorHAnsi"/>
-              <w:noProof/>
-              <w:color w:val="auto"/>
-              <w:lang w:eastAsia="fr-FR"/>
-            </w:rPr>
-          </w:pPr>
-          <w:hyperlink w:anchor="_Toc226095114" w:history="1">
-            <w:r>
-              <w:rPr>
-                <w:rStyle w:val="Lienhypertexte"/>
-                <w:noProof/>
-              </w:rPr>
-              <w:t>XIII.</w:t>
-            </w:r>
-            <w:r>
-              <w:rPr>
-                <w:rFonts w:asciiTheme="minorHAnsi" w:eastAsiaTheme="minorEastAsia" w:hAnsiTheme="minorHAnsi"/>
-                <w:noProof/>
-                <w:color w:val="auto"/>
-                <w:lang w:eastAsia="fr-FR"/>
-              </w:rPr>
-              <w:tab/>
-            </w:r>
-            <w:r>
-              <w:rPr>
-                <w:rStyle w:val="Lienhypertexte"/>
-                <w:noProof/>
-              </w:rPr>
-              <w:t>Annexes</w:t>
-            </w:r>
-            <w:r>
-              <w:rPr>
-                <w:noProof/>
-                <w:webHidden/>
-              </w:rPr>
-              <w:tab/>
-            </w:r>
-            <w:r>
-              <w:rPr>
-                <w:noProof/>
-                <w:webHidden/>
-              </w:rPr>
-              <w:fldChar w:fldCharType="begin"/>
-            </w:r>
-            <w:r>
-              <w:rPr>
-                <w:noProof/>
-                <w:webHidden/>
-              </w:rPr>
-              <w:instrText xml:space="preserve"> PAGEREF _Toc226095114 \h </w:instrText>
+              <w:instrText xml:space="preserve"> PAGEREF _Toc226649006 \h </w:instrText>
             </w:r>
             <w:r>
               <w:rPr>
@@ -3295,7 +3119,6 @@
             </w:rPr>
           </w:pPr>
           <w:r>
-            <w:lastRenderedPageBreak/>
             <w:fldChar w:fldCharType="end"/>
           </w:r>
         </w:p>
@@ -3305,7 +3128,7 @@
       <w:pPr>
         <w:pStyle w:val="Titre1"/>
       </w:pPr>
-      <w:bookmarkStart w:id="1" w:name="_Toc226095085"/>
+      <w:bookmarkStart w:id="1" w:name="_Toc226648979"/>
       <w:r>
         <w:t>Objectif</w:t>
       </w:r>
@@ -3321,6 +3144,7 @@
         <w:rPr>
           <w:color w:val="auto"/>
         </w:rPr>
+        <w:lastRenderedPageBreak/>
         <w:t xml:space="preserve">Cette </w:t>
       </w:r>
       <w:r>
@@ -3529,7 +3353,7 @@
       <w:pPr>
         <w:pStyle w:val="Titre1"/>
       </w:pPr>
-      <w:bookmarkStart w:id="2" w:name="_Toc226095086"/>
+      <w:bookmarkStart w:id="2" w:name="_Toc226648980"/>
       <w:r>
         <w:t>Champs d’application</w:t>
       </w:r>
@@ -3637,215 +3461,204 @@
       <w:pPr>
         <w:pStyle w:val="Titre1"/>
       </w:pPr>
-      <w:bookmarkStart w:id="3" w:name="_Toc226095087"/>
-      <w:r>
-        <w:t>Définitions</w:t>
-      </w:r>
-      <w:r>
-        <w:t>/</w:t>
-      </w:r>
-      <w:r>
+      <w:bookmarkStart w:id="3" w:name="_Toc226648981"/>
+      <w:r>
+        <w:t>Description et Fonctionnement</w:t>
+      </w:r>
+      <w:bookmarkEnd w:id="3"/>
+    </w:p>
+    <w:p>
+      <w:pPr>
+        <w:rPr>
+          <w:color w:val="auto"/>
+        </w:rPr>
+      </w:pPr>
+      <w:r>
+        <w:rPr>
+          <w:color w:val="auto"/>
+        </w:rPr>
+        <w:t>Le PVC qui se d</w:t>
+      </w:r>
+      <w:r>
+        <w:rPr>
+          <w:rFonts w:hint="eastAsia"/>
+          <w:color w:val="auto"/>
+        </w:rPr>
+        <w:t>é</w:t>
+      </w:r>
+      <w:r>
+        <w:rPr>
+          <w:color w:val="auto"/>
+        </w:rPr>
+        <w:t>roule de la bobine, passe en zone de formage</w:t>
+      </w:r>
+      <w:r>
+        <w:rPr>
+          <w:rFonts w:hint="eastAsia"/>
+          <w:color w:val="auto"/>
+        </w:rPr>
+        <w:t> </w:t>
+      </w:r>
+      <w:r>
+        <w:rPr>
+          <w:color w:val="auto"/>
+        </w:rPr>
+        <w:t>; le pas et les alv</w:t>
+      </w:r>
+      <w:r>
+        <w:rPr>
+          <w:rFonts w:hint="eastAsia"/>
+          <w:color w:val="auto"/>
+        </w:rPr>
+        <w:t>é</w:t>
+      </w:r>
+      <w:r>
+        <w:rPr>
+          <w:color w:val="auto"/>
+        </w:rPr>
+        <w:t>oles ainsi fait sur le PVC, seront remplis par des comprim</w:t>
+      </w:r>
+      <w:r>
+        <w:rPr>
+          <w:rFonts w:hint="eastAsia"/>
+          <w:color w:val="auto"/>
+        </w:rPr>
+        <w:t>é</w:t>
+      </w:r>
+      <w:r>
+        <w:rPr>
+          <w:color w:val="auto"/>
+        </w:rPr>
+        <w:t>s en passant en zone de distribution.</w:t>
+      </w:r>
+    </w:p>
+    <w:p>
+      <w:pPr>
+        <w:rPr>
+          <w:color w:val="auto"/>
+        </w:rPr>
+      </w:pPr>
+      <w:r>
+        <w:rPr>
+          <w:color w:val="auto"/>
+        </w:rPr>
+        <w:t xml:space="preserve">L'alu qui aura ensuite </w:t>
+      </w:r>
+      <w:r>
+        <w:rPr>
+          <w:rFonts w:hint="eastAsia"/>
+          <w:color w:val="auto"/>
+        </w:rPr>
+        <w:t>é</w:t>
+      </w:r>
+      <w:r>
+        <w:rPr>
+          <w:color w:val="auto"/>
+        </w:rPr>
+        <w:t>t</w:t>
+      </w:r>
+      <w:r>
+        <w:rPr>
+          <w:rFonts w:hint="eastAsia"/>
+          <w:color w:val="auto"/>
+        </w:rPr>
+        <w:t>é</w:t>
+      </w:r>
+      <w:r>
+        <w:rPr>
+          <w:color w:val="auto"/>
+        </w:rPr>
+        <w:t xml:space="preserve"> pr</w:t>
+      </w:r>
+      <w:r>
+        <w:rPr>
+          <w:rFonts w:hint="eastAsia"/>
+          <w:color w:val="auto"/>
+        </w:rPr>
+        <w:t>é</w:t>
+      </w:r>
+      <w:r>
+        <w:rPr>
+          <w:color w:val="auto"/>
+        </w:rPr>
+        <w:t>alablement imprim</w:t>
+      </w:r>
+      <w:r>
+        <w:rPr>
+          <w:rFonts w:hint="eastAsia"/>
+          <w:color w:val="auto"/>
+        </w:rPr>
+        <w:t>é</w:t>
+      </w:r>
+      <w:r>
+        <w:rPr>
+          <w:color w:val="auto"/>
+        </w:rPr>
+        <w:t>,</w:t>
+      </w:r>
+      <w:r>
+        <w:rPr>
+          <w:color w:val="auto"/>
+        </w:rPr>
+        <w:t xml:space="preserve"> arrive en zone de scellage et sera scell</w:t>
+      </w:r>
+      <w:r>
+        <w:rPr>
+          <w:rFonts w:hint="eastAsia"/>
+          <w:color w:val="auto"/>
+        </w:rPr>
+        <w:t>é</w:t>
+      </w:r>
+      <w:r>
+        <w:rPr>
+          <w:color w:val="auto"/>
+        </w:rPr>
         <w:t xml:space="preserve"> </w:t>
       </w:r>
       <w:r>
-        <w:t>Ac</w:t>
-      </w:r>
-      <w:r>
-        <w:t>ronymes</w:t>
-      </w:r>
-      <w:bookmarkEnd w:id="3"/>
-    </w:p>
-    <w:tbl>
-      <w:tblPr>
-        <w:tblStyle w:val="TableauGrille4-Accentuation1"/>
-        <w:tblW w:w="0" w:type="auto"/>
-        <w:tblLook w:val="04A0" w:firstRow="1" w:lastRow="0" w:firstColumn="1" w:lastColumn="0" w:noHBand="0" w:noVBand="1"/>
-      </w:tblPr>
-      <w:tblGrid>
-        <w:gridCol w:w="2405"/>
-        <w:gridCol w:w="6657"/>
-      </w:tblGrid>
-      <w:tr>
-        <w:trPr>
-          <w:cnfStyle w:val="100000000000" w:firstRow="1" w:lastRow="0" w:firstColumn="0" w:lastColumn="0" w:oddVBand="0" w:evenVBand="0" w:oddHBand="0" w:evenHBand="0" w:firstRowFirstColumn="0" w:firstRowLastColumn="0" w:lastRowFirstColumn="0" w:lastRowLastColumn="0"/>
-        </w:trPr>
-        <w:tc>
-          <w:tcPr>
-            <w:cnfStyle w:val="001000000000" w:firstRow="0" w:lastRow="0" w:firstColumn="1" w:lastColumn="0" w:oddVBand="0" w:evenVBand="0" w:oddHBand="0" w:evenHBand="0" w:firstRowFirstColumn="0" w:firstRowLastColumn="0" w:lastRowFirstColumn="0" w:lastRowLastColumn="0"/>
-            <w:tcW w:w="2405" w:type="dxa"/>
-          </w:tcPr>
-          <w:p>
-            <w:pPr>
-              <w:rPr>
-                <w:color w:val="FFFFFF" w:themeColor="background1"/>
-              </w:rPr>
-            </w:pPr>
-            <w:r>
-              <w:rPr>
-                <w:color w:val="FFFFFF" w:themeColor="background1"/>
-              </w:rPr>
-              <w:t>Notions</w:t>
-            </w:r>
-          </w:p>
-        </w:tc>
-        <w:tc>
-          <w:tcPr>
-            <w:tcW w:w="6657" w:type="dxa"/>
-          </w:tcPr>
-          <w:p>
-            <w:pPr>
-              <w:cnfStyle w:val="100000000000" w:firstRow="1" w:lastRow="0" w:firstColumn="0" w:lastColumn="0" w:oddVBand="0" w:evenVBand="0" w:oddHBand="0" w:evenHBand="0" w:firstRowFirstColumn="0" w:firstRowLastColumn="0" w:lastRowFirstColumn="0" w:lastRowLastColumn="0"/>
-              <w:rPr>
-                <w:color w:val="FFFFFF" w:themeColor="background1"/>
-              </w:rPr>
-            </w:pPr>
-            <w:r>
-              <w:rPr>
-                <w:color w:val="FFFFFF" w:themeColor="background1"/>
-              </w:rPr>
-              <w:t>Définitions</w:t>
-            </w:r>
-          </w:p>
-        </w:tc>
-      </w:tr>
-      <w:tr>
-        <w:trPr>
-          <w:cnfStyle w:val="000000100000" w:firstRow="0" w:lastRow="0" w:firstColumn="0" w:lastColumn="0" w:oddVBand="0" w:evenVBand="0" w:oddHBand="1" w:evenHBand="0" w:firstRowFirstColumn="0" w:firstRowLastColumn="0" w:lastRowFirstColumn="0" w:lastRowLastColumn="0"/>
-        </w:trPr>
-        <w:tc>
-          <w:tcPr>
-            <w:cnfStyle w:val="001000000000" w:firstRow="0" w:lastRow="0" w:firstColumn="1" w:lastColumn="0" w:oddVBand="0" w:evenVBand="0" w:oddHBand="0" w:evenHBand="0" w:firstRowFirstColumn="0" w:firstRowLastColumn="0" w:lastRowFirstColumn="0" w:lastRowLastColumn="0"/>
-            <w:tcW w:w="2405" w:type="dxa"/>
-          </w:tcPr>
-          <w:p/>
-        </w:tc>
-        <w:tc>
-          <w:tcPr>
-            <w:tcW w:w="6657" w:type="dxa"/>
-          </w:tcPr>
-          <w:p>
-            <w:pPr>
-              <w:cnfStyle w:val="000000100000" w:firstRow="0" w:lastRow="0" w:firstColumn="0" w:lastColumn="0" w:oddVBand="0" w:evenVBand="0" w:oddHBand="1" w:evenHBand="0" w:firstRowFirstColumn="0" w:firstRowLastColumn="0" w:lastRowFirstColumn="0" w:lastRowLastColumn="0"/>
-            </w:pPr>
-          </w:p>
-        </w:tc>
-      </w:tr>
-      <w:tr>
-        <w:tc>
-          <w:tcPr>
-            <w:cnfStyle w:val="001000000000" w:firstRow="0" w:lastRow="0" w:firstColumn="1" w:lastColumn="0" w:oddVBand="0" w:evenVBand="0" w:oddHBand="0" w:evenHBand="0" w:firstRowFirstColumn="0" w:firstRowLastColumn="0" w:lastRowFirstColumn="0" w:lastRowLastColumn="0"/>
-            <w:tcW w:w="0" w:type="dxa"/>
-          </w:tcPr>
-          <w:p/>
-        </w:tc>
-        <w:tc>
-          <w:tcPr>
-            <w:tcW w:w="0" w:type="dxa"/>
-          </w:tcPr>
-          <w:p>
-            <w:pPr>
-              <w:cnfStyle w:val="000000000000" w:firstRow="0" w:lastRow="0" w:firstColumn="0" w:lastColumn="0" w:oddVBand="0" w:evenVBand="0" w:oddHBand="0" w:evenHBand="0" w:firstRowFirstColumn="0" w:firstRowLastColumn="0" w:lastRowFirstColumn="0" w:lastRowLastColumn="0"/>
-            </w:pPr>
-          </w:p>
-        </w:tc>
-      </w:tr>
-      <w:tr>
-        <w:trPr>
-          <w:cnfStyle w:val="000000100000" w:firstRow="0" w:lastRow="0" w:firstColumn="0" w:lastColumn="0" w:oddVBand="0" w:evenVBand="0" w:oddHBand="1" w:evenHBand="0" w:firstRowFirstColumn="0" w:firstRowLastColumn="0" w:lastRowFirstColumn="0" w:lastRowLastColumn="0"/>
-        </w:trPr>
-        <w:tc>
-          <w:tcPr>
-            <w:cnfStyle w:val="001000000000" w:firstRow="0" w:lastRow="0" w:firstColumn="1" w:lastColumn="0" w:oddVBand="0" w:evenVBand="0" w:oddHBand="0" w:evenHBand="0" w:firstRowFirstColumn="0" w:firstRowLastColumn="0" w:lastRowFirstColumn="0" w:lastRowLastColumn="0"/>
-            <w:tcW w:w="0" w:type="dxa"/>
-          </w:tcPr>
-          <w:p/>
-        </w:tc>
-        <w:tc>
-          <w:tcPr>
-            <w:tcW w:w="0" w:type="dxa"/>
-          </w:tcPr>
-          <w:p>
-            <w:pPr>
-              <w:cnfStyle w:val="000000100000" w:firstRow="0" w:lastRow="0" w:firstColumn="0" w:lastColumn="0" w:oddVBand="0" w:evenVBand="0" w:oddHBand="1" w:evenHBand="0" w:firstRowFirstColumn="0" w:firstRowLastColumn="0" w:lastRowFirstColumn="0" w:lastRowLastColumn="0"/>
-            </w:pPr>
-          </w:p>
-        </w:tc>
-      </w:tr>
-    </w:tbl>
-    <w:p/>
-    <w:p>
-      <w:pPr>
-        <w:pStyle w:val="Titre1"/>
-      </w:pPr>
-      <w:bookmarkStart w:id="4" w:name="_Toc226095088"/>
-      <w:r>
-        <w:t>Rôle</w:t>
-      </w:r>
-      <w:r>
-        <w:t>s</w:t>
-      </w:r>
-      <w:r>
-        <w:t xml:space="preserve"> et </w:t>
-      </w:r>
-      <w:r>
-        <w:t>R</w:t>
-      </w:r>
-      <w:r>
-        <w:t>esponsabilité</w:t>
-      </w:r>
-      <w:r>
-        <w:t>s</w:t>
-      </w:r>
-      <w:bookmarkEnd w:id="4"/>
-    </w:p>
-    <w:p/>
-    <w:p>
-      <w:pPr>
-        <w:pStyle w:val="Titre1"/>
-      </w:pPr>
-      <w:bookmarkStart w:id="5" w:name="_Toc226095089"/>
-      <w:r>
-        <w:t>Description et Fonctionnement</w:t>
-      </w:r>
-      <w:bookmarkEnd w:id="5"/>
-    </w:p>
-    <w:p>
-      <w:pPr>
-        <w:rPr>
-          <w:color w:val="auto"/>
-        </w:rPr>
-      </w:pPr>
-      <w:r>
-        <w:rPr>
-          <w:color w:val="auto"/>
-        </w:rPr>
-        <w:t>Le PVC qui se d</w:t>
-      </w:r>
-      <w:r>
         <w:rPr>
           <w:rFonts w:hint="eastAsia"/>
           <w:color w:val="auto"/>
         </w:rPr>
+        <w:t>à</w:t>
+      </w:r>
+      <w:r>
+        <w:rPr>
+          <w:color w:val="auto"/>
+        </w:rPr>
+        <w:t xml:space="preserve"> chaud au PVC.</w:t>
+      </w:r>
+      <w:r>
+        <w:rPr>
+          <w:color w:val="auto"/>
+        </w:rPr>
+        <w:t xml:space="preserve"> La bande ainsi faite devient </w:t>
+      </w:r>
+      <w:r>
+        <w:rPr>
+          <w:rFonts w:hint="eastAsia"/>
+          <w:color w:val="auto"/>
+        </w:rPr>
         <w:t>é</w:t>
       </w:r>
       <w:r>
         <w:rPr>
           <w:color w:val="auto"/>
         </w:rPr>
-        <w:t>roule de la bobine, passe en zone de formage</w:t>
+        <w:t>tanche et sera d</w:t>
       </w:r>
       <w:r>
         <w:rPr>
           <w:rFonts w:hint="eastAsia"/>
           <w:color w:val="auto"/>
         </w:rPr>
-        <w:t> </w:t>
-      </w:r>
-      <w:r>
-        <w:rPr>
-          <w:color w:val="auto"/>
-        </w:rPr>
-        <w:t>; le pas et les alv</w:t>
+        <w:t>é</w:t>
+      </w:r>
+      <w:r>
+        <w:rPr>
+          <w:color w:val="auto"/>
+        </w:rPr>
+        <w:t>coup</w:t>
       </w:r>
       <w:r>
         <w:rPr>
@@ -3858,33 +3671,46 @@
         <w:rPr>
           <w:color w:val="auto"/>
         </w:rPr>
-        <w:t>oles ainsi fait sur le PVC, seront remplis par des comprim</w:t>
+        <w:t xml:space="preserve">e en blister en arrivant </w:t>
       </w:r>
       <w:r>
         <w:rPr>
           <w:rFonts w:hint="eastAsia"/>
           <w:color w:val="auto"/>
         </w:rPr>
+        <w:t>à</w:t>
+      </w:r>
+      <w:r>
+        <w:rPr>
+          <w:color w:val="auto"/>
+        </w:rPr>
+        <w:t xml:space="preserve"> la zone de d</w:t>
+      </w:r>
+      <w:r>
+        <w:rPr>
+          <w:rFonts w:hint="eastAsia"/>
+          <w:color w:val="auto"/>
+        </w:rPr>
         <w:t>é</w:t>
       </w:r>
       <w:r>
         <w:rPr>
           <w:color w:val="auto"/>
         </w:rPr>
-        <w:t>s en passant en zone de distribution.</w:t>
-      </w:r>
-    </w:p>
-    <w:p>
-      <w:pPr>
-        <w:rPr>
-          <w:color w:val="auto"/>
-        </w:rPr>
-      </w:pPr>
-      <w:r>
-        <w:rPr>
-          <w:color w:val="auto"/>
-        </w:rPr>
-        <w:t xml:space="preserve">L'alu qui aura ensuite </w:t>
+        <w:t xml:space="preserve">coupe. </w:t>
+      </w:r>
+    </w:p>
+    <w:p>
+      <w:pPr>
+        <w:rPr>
+          <w:color w:val="auto"/>
+        </w:rPr>
+      </w:pPr>
+      <w:r>
+        <w:rPr>
+          <w:color w:val="auto"/>
+        </w:rPr>
+        <w:t>Ces derniers seront d</w:t>
       </w:r>
       <w:r>
         <w:rPr>
@@ -3897,7 +3723,7 @@
         <w:rPr>
           <w:color w:val="auto"/>
         </w:rPr>
-        <w:t>t</w:t>
+        <w:t>pos</w:t>
       </w:r>
       <w:r>
         <w:rPr>
@@ -3910,7 +3736,7 @@
         <w:rPr>
           <w:color w:val="auto"/>
         </w:rPr>
-        <w:t xml:space="preserve"> pr</w:t>
+        <w:t>s un par un sur le tapis de transport de la machine situ</w:t>
       </w:r>
       <w:r>
         <w:rPr>
@@ -3923,174 +3749,6 @@
         <w:rPr>
           <w:color w:val="auto"/>
         </w:rPr>
-        <w:t>alablement imprim</w:t>
-      </w:r>
-      <w:r>
-        <w:rPr>
-          <w:rFonts w:hint="eastAsia"/>
-          <w:color w:val="auto"/>
-        </w:rPr>
-        <w:t>é</w:t>
-      </w:r>
-      <w:r>
-        <w:rPr>
-          <w:color w:val="auto"/>
-        </w:rPr>
-        <w:t>,</w:t>
-      </w:r>
-      <w:r>
-        <w:rPr>
-          <w:color w:val="auto"/>
-        </w:rPr>
-        <w:t xml:space="preserve"> arrive en zone de scellage et sera scell</w:t>
-      </w:r>
-      <w:r>
-        <w:rPr>
-          <w:rFonts w:hint="eastAsia"/>
-          <w:color w:val="auto"/>
-        </w:rPr>
-        <w:t>é</w:t>
-      </w:r>
-      <w:r>
-        <w:rPr>
-          <w:color w:val="auto"/>
-        </w:rPr>
-        <w:t xml:space="preserve"> </w:t>
-      </w:r>
-      <w:r>
-        <w:rPr>
-          <w:rFonts w:hint="eastAsia"/>
-          <w:color w:val="auto"/>
-        </w:rPr>
-        <w:t>à</w:t>
-      </w:r>
-      <w:r>
-        <w:rPr>
-          <w:color w:val="auto"/>
-        </w:rPr>
-        <w:t xml:space="preserve"> chaud au PVC.</w:t>
-      </w:r>
-      <w:r>
-        <w:rPr>
-          <w:color w:val="auto"/>
-        </w:rPr>
-        <w:t xml:space="preserve"> La bande ainsi faite devient </w:t>
-      </w:r>
-      <w:r>
-        <w:rPr>
-          <w:rFonts w:hint="eastAsia"/>
-          <w:color w:val="auto"/>
-        </w:rPr>
-        <w:t>é</w:t>
-      </w:r>
-      <w:r>
-        <w:rPr>
-          <w:color w:val="auto"/>
-        </w:rPr>
-        <w:t>tanche et sera d</w:t>
-      </w:r>
-      <w:r>
-        <w:rPr>
-          <w:rFonts w:hint="eastAsia"/>
-          <w:color w:val="auto"/>
-        </w:rPr>
-        <w:t>é</w:t>
-      </w:r>
-      <w:r>
-        <w:rPr>
-          <w:color w:val="auto"/>
-        </w:rPr>
-        <w:t>coup</w:t>
-      </w:r>
-      <w:r>
-        <w:rPr>
-          <w:rFonts w:hint="eastAsia"/>
-          <w:color w:val="auto"/>
-        </w:rPr>
-        <w:t>é</w:t>
-      </w:r>
-      <w:r>
-        <w:rPr>
-          <w:color w:val="auto"/>
-        </w:rPr>
-        <w:t xml:space="preserve">e en blister en arrivant </w:t>
-      </w:r>
-      <w:r>
-        <w:rPr>
-          <w:rFonts w:hint="eastAsia"/>
-          <w:color w:val="auto"/>
-        </w:rPr>
-        <w:t>à</w:t>
-      </w:r>
-      <w:r>
-        <w:rPr>
-          <w:color w:val="auto"/>
-        </w:rPr>
-        <w:t xml:space="preserve"> la zone de d</w:t>
-      </w:r>
-      <w:r>
-        <w:rPr>
-          <w:rFonts w:hint="eastAsia"/>
-          <w:color w:val="auto"/>
-        </w:rPr>
-        <w:t>é</w:t>
-      </w:r>
-      <w:r>
-        <w:rPr>
-          <w:color w:val="auto"/>
-        </w:rPr>
-        <w:t xml:space="preserve">coupe. </w:t>
-      </w:r>
-    </w:p>
-    <w:p>
-      <w:pPr>
-        <w:rPr>
-          <w:color w:val="auto"/>
-        </w:rPr>
-      </w:pPr>
-      <w:r>
-        <w:rPr>
-          <w:color w:val="auto"/>
-        </w:rPr>
-        <w:t>Ces derniers seront d</w:t>
-      </w:r>
-      <w:r>
-        <w:rPr>
-          <w:rFonts w:hint="eastAsia"/>
-          <w:color w:val="auto"/>
-        </w:rPr>
-        <w:t>é</w:t>
-      </w:r>
-      <w:r>
-        <w:rPr>
-          <w:color w:val="auto"/>
-        </w:rPr>
-        <w:t>pos</w:t>
-      </w:r>
-      <w:r>
-        <w:rPr>
-          <w:rFonts w:hint="eastAsia"/>
-          <w:color w:val="auto"/>
-        </w:rPr>
-        <w:t>é</w:t>
-      </w:r>
-      <w:r>
-        <w:rPr>
-          <w:color w:val="auto"/>
-        </w:rPr>
-        <w:t>s un par un sur le tapis de transport de la machine situ</w:t>
-      </w:r>
-      <w:r>
-        <w:rPr>
-          <w:rFonts w:hint="eastAsia"/>
-          <w:color w:val="auto"/>
-        </w:rPr>
-        <w:t>é</w:t>
-      </w:r>
-      <w:r>
-        <w:rPr>
-          <w:color w:val="auto"/>
-        </w:rPr>
         <w:t>e en aval.</w:t>
       </w:r>
     </w:p>
@@ -4109,12 +3767,12 @@
       <w:pPr>
         <w:pStyle w:val="Titre2"/>
       </w:pPr>
-      <w:bookmarkStart w:id="6" w:name="_Toc226095090"/>
+      <w:bookmarkStart w:id="4" w:name="_Toc226648982"/>
       <w:r>
         <w:lastRenderedPageBreak/>
         <w:t>Approvisionnement</w:t>
       </w:r>
-      <w:bookmarkEnd w:id="6"/>
+      <w:bookmarkEnd w:id="4"/>
     </w:p>
     <w:p>
       <w:pPr>
@@ -4124,7 +3782,7 @@
           <w:numId w:val="16"/>
         </w:numPr>
       </w:pPr>
-      <w:bookmarkStart w:id="7" w:name="_Toc226095091"/>
+      <w:bookmarkStart w:id="5" w:name="_Toc226648983"/>
       <w:r>
         <w:t>PVC/PVDC ou PVC/PE/PVDC ou ALU</w:t>
       </w:r>
@@ -4134,7 +3792,7 @@
       <w:r>
         <w:t>ALU</w:t>
       </w:r>
-      <w:bookmarkEnd w:id="7"/>
+      <w:bookmarkEnd w:id="5"/>
     </w:p>
     <w:tbl>
       <w:tblPr>
@@ -4313,7 +3971,7 @@
           <w:numId w:val="16"/>
         </w:numPr>
       </w:pPr>
-      <w:bookmarkStart w:id="8" w:name="_Toc226095092"/>
+      <w:bookmarkStart w:id="6" w:name="_Toc226648984"/>
       <w:r>
         <w:t xml:space="preserve">Changement de </w:t>
       </w:r>
@@ -4323,7 +3981,7 @@
       <w:r>
         <w:t xml:space="preserve"> PVC</w:t>
       </w:r>
-      <w:bookmarkEnd w:id="8"/>
+      <w:bookmarkEnd w:id="6"/>
     </w:p>
     <w:p>
       <w:pPr>
@@ -5945,7 +5603,7 @@
                     </wp:anchor>
                   </w:drawing>
                 </mc:Choice>
-                <mc:Fallback xmlns:a14="http://schemas.microsoft.com/office/drawing/2010/main" xmlns:pic="http://schemas.openxmlformats.org/drawingml/2006/picture" xmlns:a="http://schemas.openxmlformats.org/drawingml/2006/main" xmlns:w16sdtfl="http://schemas.microsoft.com/office/word/2024/wordml/sdtformatlock" xmlns:w16du="http://schemas.microsoft.com/office/word/2023/wordml/word16du">
+                <mc:Fallback xmlns:a="http://schemas.openxmlformats.org/drawingml/2006/main" xmlns:pic="http://schemas.openxmlformats.org/drawingml/2006/picture" xmlns:a14="http://schemas.microsoft.com/office/drawing/2010/main">
                   <w:pict w14:anchorId="7B87B9EE">
                     <v:line id="Connecteur droit 1" style="position:absolute;z-index:251659264;visibility:visible;mso-wrap-style:square;mso-wrap-distance-left:9pt;mso-wrap-distance-top:0;mso-wrap-distance-right:9pt;mso-wrap-distance-bottom:0;mso-position-horizontal:absolute;mso-position-horizontal-relative:text;mso-position-vertical:absolute;mso-position-vertical-relative:text" o:spid="_x0000_s1026" strokecolor="#156082 [3204]" strokeweight=".5pt" from="-.55pt,6.85pt" to="245.45pt,531.85pt" w14:anchorId="2CA4D000" o:gfxdata="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">
                       <v:stroke joinstyle="miter"/>
@@ -5986,12 +5644,12 @@
           <w:numId w:val="16"/>
         </w:numPr>
       </w:pPr>
-      <w:bookmarkStart w:id="9" w:name="_Toc226095093"/>
+      <w:bookmarkStart w:id="7" w:name="_Toc226648985"/>
       <w:r>
         <w:lastRenderedPageBreak/>
         <w:t>L’ALU</w:t>
       </w:r>
-      <w:bookmarkEnd w:id="9"/>
+      <w:bookmarkEnd w:id="7"/>
     </w:p>
     <w:tbl>
       <w:tblPr>
@@ -6201,14 +5859,14 @@
           <w:numId w:val="16"/>
         </w:numPr>
       </w:pPr>
-      <w:bookmarkStart w:id="10" w:name="_Toc226095094"/>
+      <w:bookmarkStart w:id="8" w:name="_Toc226648986"/>
       <w:r>
         <w:t>Changement de rouleau d</w:t>
       </w:r>
       <w:r>
         <w:t>’ALU</w:t>
       </w:r>
-      <w:bookmarkEnd w:id="10"/>
+      <w:bookmarkEnd w:id="8"/>
     </w:p>
     <w:p>
       <w:pPr>
@@ -7165,7 +6823,19 @@
               <w:rPr>
                 <w:color w:val="auto"/>
               </w:rPr>
-              <w:t>rez la lu de la pince</w:t>
+              <w:t>rez l</w:t>
+            </w:r>
+            <w:r>
+              <w:rPr>
+                <w:color w:val="auto"/>
+              </w:rPr>
+              <w:t>’</w:t>
+            </w:r>
+            <w:r>
+              <w:rPr>
+                <w:color w:val="auto"/>
+              </w:rPr>
+              <w:t>alu de la pince</w:t>
             </w:r>
             <w:r>
               <w:rPr>
@@ -7259,7 +6929,25 @@
                 <w:bCs/>
                 <w:color w:val="EE0000"/>
               </w:rPr>
-              <w:t xml:space="preserve"> la sortie du raccord du hapa il est pr</w:t>
+              <w:t xml:space="preserve"> la sortie du raccord du </w:t>
+            </w:r>
+            <w:proofErr w:type="spellStart"/>
+            <w:r>
+              <w:rPr>
+                <w:b/>
+                <w:bCs/>
+                <w:color w:val="EE0000"/>
+              </w:rPr>
+              <w:t>hapa</w:t>
+            </w:r>
+            <w:proofErr w:type="spellEnd"/>
+            <w:r>
+              <w:rPr>
+                <w:b/>
+                <w:bCs/>
+                <w:color w:val="EE0000"/>
+              </w:rPr>
+              <w:t xml:space="preserve"> il est pr</w:t>
             </w:r>
             <w:r>
               <w:rPr>
@@ -7655,14 +7343,14 @@
       <w:pPr>
         <w:pStyle w:val="Titre2"/>
       </w:pPr>
-      <w:bookmarkStart w:id="11" w:name="_Toc226095095"/>
+      <w:bookmarkStart w:id="9" w:name="_Toc226648987"/>
       <w:r>
         <w:t xml:space="preserve">Les </w:t>
       </w:r>
       <w:r>
         <w:t>comprimés</w:t>
       </w:r>
-      <w:bookmarkEnd w:id="11"/>
+      <w:bookmarkEnd w:id="9"/>
     </w:p>
     <w:p>
       <w:pPr>
@@ -7792,14 +7480,14 @@
       <w:pPr>
         <w:pStyle w:val="Titre2"/>
       </w:pPr>
-      <w:bookmarkStart w:id="12" w:name="_Toc226095096"/>
+      <w:bookmarkStart w:id="10" w:name="_Toc226648988"/>
       <w:r>
         <w:t xml:space="preserve">Prélèvement d’un pas de </w:t>
       </w:r>
       <w:r>
         <w:t>blister</w:t>
       </w:r>
-      <w:bookmarkEnd w:id="12"/>
+      <w:bookmarkEnd w:id="10"/>
     </w:p>
     <w:p>
       <w:pPr>
@@ -7850,7 +7538,19 @@
         <w:rPr>
           <w:color w:val="auto"/>
         </w:rPr>
-        <w:t xml:space="preserve">e pour un changement de l'eau ou </w:t>
+        <w:t>e pour un changement de</w:t>
+      </w:r>
+      <w:r>
+        <w:rPr>
+          <w:color w:val="auto"/>
+        </w:rPr>
+        <w:t xml:space="preserve"> lot</w:t>
+      </w:r>
+      <w:r>
+        <w:rPr>
+          <w:color w:val="auto"/>
+        </w:rPr>
+        <w:t xml:space="preserve"> ou </w:t>
       </w:r>
       <w:r>
         <w:rPr>
@@ -8259,7 +7959,7 @@
       <w:pPr>
         <w:pStyle w:val="Titre1"/>
       </w:pPr>
-      <w:bookmarkStart w:id="13" w:name="_Toc226095097"/>
+      <w:bookmarkStart w:id="11" w:name="_Toc226648989"/>
       <w:r>
         <w:t>Description</w:t>
       </w:r>
@@ -8269,7 +7969,7 @@
       <w:r>
         <w:t>des contrôles</w:t>
       </w:r>
-      <w:bookmarkEnd w:id="13"/>
+      <w:bookmarkEnd w:id="11"/>
     </w:p>
     <w:p>
       <w:pPr>
@@ -8380,14 +8080,14 @@
       <w:pPr>
         <w:pStyle w:val="Titre1"/>
       </w:pPr>
-      <w:bookmarkStart w:id="14" w:name="_Toc226095098"/>
+      <w:bookmarkStart w:id="12" w:name="_Toc226648990"/>
       <w:r>
         <w:t>Tableau de</w:t>
       </w:r>
       <w:r>
         <w:t xml:space="preserve"> commandes</w:t>
       </w:r>
-      <w:bookmarkEnd w:id="14"/>
+      <w:bookmarkEnd w:id="12"/>
     </w:p>
     <w:p>
       <w:pPr>
@@ -8422,14 +8122,14 @@
           <w:numId w:val="17"/>
         </w:numPr>
       </w:pPr>
-      <w:bookmarkStart w:id="15" w:name="_Toc226095099"/>
+      <w:bookmarkStart w:id="13" w:name="_Toc226648991"/>
       <w:r>
         <w:t xml:space="preserve">Page écran </w:t>
       </w:r>
       <w:r>
         <w:t>principal</w:t>
       </w:r>
-      <w:bookmarkEnd w:id="15"/>
+      <w:bookmarkEnd w:id="13"/>
     </w:p>
     <w:p>
       <w:pPr>
@@ -8530,7 +8230,21 @@
         <w:rPr>
           <w:color w:val="auto"/>
         </w:rPr>
-        <w:t>login / logout utilisateur</w:t>
+        <w:t xml:space="preserve">login / </w:t>
+      </w:r>
+      <w:proofErr w:type="spellStart"/>
+      <w:r>
+        <w:rPr>
+          <w:color w:val="auto"/>
+        </w:rPr>
+        <w:t>logout</w:t>
+      </w:r>
+      <w:proofErr w:type="spellEnd"/>
+      <w:r>
+        <w:rPr>
+          <w:color w:val="auto"/>
+        </w:rPr>
+        <w:t xml:space="preserve"> utilisateur</w:t>
       </w:r>
     </w:p>
     <w:p>
@@ -8901,7 +8615,7 @@
         </w:rPr>
         <w:t xml:space="preserve"> de certaines données </w:t>
       </w:r>
-      <w:bookmarkStart w:id="16" w:name="_Int_7QjIZCHT"/>
+      <w:bookmarkStart w:id="14" w:name="_Int_7QjIZCHT"/>
       <w:proofErr w:type="gramStart"/>
       <w:r>
         <w:rPr>
@@ -8909,7 +8623,7 @@
         </w:rPr>
         <w:t>peuvent</w:t>
       </w:r>
-      <w:bookmarkEnd w:id="16"/>
+      <w:bookmarkEnd w:id="14"/>
       <w:proofErr w:type="gramEnd"/>
       <w:r>
         <w:rPr>
@@ -8967,12 +8681,12 @@
         <w:pStyle w:val="Titre2"/>
         <w:spacing w:before="240" w:after="240" w:line="480" w:lineRule="auto"/>
       </w:pPr>
-      <w:bookmarkStart w:id="17" w:name="_Toc226095100"/>
+      <w:bookmarkStart w:id="15" w:name="_Toc226648992"/>
       <w:r>
         <w:lastRenderedPageBreak/>
         <w:t>Saisie d’un mot de passe</w:t>
       </w:r>
-      <w:bookmarkEnd w:id="17"/>
+      <w:bookmarkEnd w:id="15"/>
     </w:p>
     <w:p>
       <w:pPr>
@@ -9076,12 +8790,12 @@
         <w:pStyle w:val="Titre2"/>
         <w:spacing w:before="240" w:after="240" w:line="480" w:lineRule="auto"/>
       </w:pPr>
-      <w:bookmarkStart w:id="18" w:name="_Toc226095101"/>
+      <w:bookmarkStart w:id="16" w:name="_Toc226648993"/>
       <w:r>
         <w:lastRenderedPageBreak/>
         <w:t>Message d’état de la machine</w:t>
       </w:r>
-      <w:bookmarkEnd w:id="18"/>
+      <w:bookmarkEnd w:id="16"/>
     </w:p>
     <w:p>
       <w:pPr>
@@ -9518,11 +9232,11 @@
         <w:pStyle w:val="Titre2"/>
         <w:spacing w:before="240" w:after="240" w:line="480" w:lineRule="auto"/>
       </w:pPr>
-      <w:bookmarkStart w:id="19" w:name="_Toc226095102"/>
+      <w:bookmarkStart w:id="17" w:name="_Toc226648994"/>
       <w:r>
         <w:t>Fonctions les plus communes</w:t>
       </w:r>
-      <w:bookmarkEnd w:id="19"/>
+      <w:bookmarkEnd w:id="17"/>
     </w:p>
     <w:p>
       <w:pPr>
@@ -9707,12 +9421,12 @@
         <w:pStyle w:val="Titre2"/>
         <w:spacing w:before="240" w:after="240" w:line="480" w:lineRule="auto"/>
       </w:pPr>
-      <w:bookmarkStart w:id="20" w:name="_Toc226095103"/>
+      <w:bookmarkStart w:id="18" w:name="_Toc226648995"/>
       <w:r>
         <w:lastRenderedPageBreak/>
         <w:t>Menu sélection</w:t>
       </w:r>
-      <w:bookmarkEnd w:id="20"/>
+      <w:bookmarkEnd w:id="18"/>
     </w:p>
     <w:p>
       <w:pPr>
@@ -9759,11 +9473,11 @@
         </w:numPr>
         <w:spacing w:before="240" w:after="240" w:line="480" w:lineRule="auto"/>
       </w:pPr>
-      <w:bookmarkStart w:id="21" w:name="_Toc226095104"/>
+      <w:bookmarkStart w:id="19" w:name="_Toc226648996"/>
       <w:r>
         <w:t>Sélecteurs de fonction</w:t>
       </w:r>
-      <w:bookmarkEnd w:id="21"/>
+      <w:bookmarkEnd w:id="19"/>
     </w:p>
     <w:p>
       <w:pPr>
@@ -9938,11 +9652,11 @@
         </w:numPr>
         <w:spacing w:before="240" w:after="240" w:line="480" w:lineRule="auto"/>
       </w:pPr>
-      <w:bookmarkStart w:id="22" w:name="_Toc226095105"/>
+      <w:bookmarkStart w:id="20" w:name="_Toc226648997"/>
       <w:r>
         <w:t>Sélecteur à clé</w:t>
       </w:r>
-      <w:bookmarkEnd w:id="22"/>
+      <w:bookmarkEnd w:id="20"/>
     </w:p>
     <w:p>
       <w:pPr>
@@ -10721,11 +10435,11 @@
       <w:pPr>
         <w:pStyle w:val="Titre1"/>
       </w:pPr>
-      <w:bookmarkStart w:id="23" w:name="_Toc226095106"/>
+      <w:bookmarkStart w:id="21" w:name="_Toc226648998"/>
       <w:r>
         <w:t>Mise en marche</w:t>
       </w:r>
-      <w:bookmarkEnd w:id="23"/>
+      <w:bookmarkEnd w:id="21"/>
     </w:p>
     <w:p>
       <w:pPr>
@@ -10735,11 +10449,11 @@
           <w:numId w:val="18"/>
         </w:numPr>
       </w:pPr>
-      <w:bookmarkStart w:id="24" w:name="_Toc226095107"/>
+      <w:bookmarkStart w:id="22" w:name="_Toc226648999"/>
       <w:r>
         <w:t>Préparation au début de la production (le matin)</w:t>
       </w:r>
-      <w:bookmarkEnd w:id="24"/>
+      <w:bookmarkEnd w:id="22"/>
     </w:p>
     <w:p>
       <w:pPr>
@@ -10919,11 +10633,11 @@
         <w:pStyle w:val="Titre2"/>
         <w:spacing w:before="240" w:after="240" w:line="480" w:lineRule="auto"/>
       </w:pPr>
-      <w:bookmarkStart w:id="25" w:name="_Toc226095108"/>
+      <w:bookmarkStart w:id="23" w:name="_Toc226649000"/>
       <w:r>
         <w:t>Séquence de démarrage de la production normale</w:t>
       </w:r>
-      <w:bookmarkEnd w:id="25"/>
+      <w:bookmarkEnd w:id="23"/>
     </w:p>
     <w:p>
       <w:pPr>
@@ -11005,7 +10719,7 @@
       <w:pPr>
         <w:pStyle w:val="Titre1"/>
       </w:pPr>
-      <w:bookmarkStart w:id="26" w:name="_Toc226095109"/>
+      <w:bookmarkStart w:id="24" w:name="_Toc226649001"/>
       <w:r>
         <w:lastRenderedPageBreak/>
         <w:t>A</w:t>
@@ -11013,7 +10727,7 @@
       <w:r>
         <w:t>rrêt</w:t>
       </w:r>
-      <w:bookmarkEnd w:id="26"/>
+      <w:bookmarkEnd w:id="24"/>
     </w:p>
     <w:p>
       <w:pPr>
@@ -11024,7 +10738,7 @@
         </w:numPr>
         <w:spacing w:before="240" w:after="240" w:line="480" w:lineRule="auto"/>
       </w:pPr>
-      <w:bookmarkStart w:id="27" w:name="_Toc226095110"/>
+      <w:bookmarkStart w:id="25" w:name="_Toc226649002"/>
       <w:r>
         <w:t xml:space="preserve">Séquences de fin de production en fin de semaine ou fin d’équipe </w:t>
       </w:r>
@@ -11034,7 +10748,7 @@
       <w:r>
         <w:t>si pas de relève.</w:t>
       </w:r>
-      <w:bookmarkEnd w:id="27"/>
+      <w:bookmarkEnd w:id="25"/>
     </w:p>
     <w:p>
       <w:pPr>
@@ -11128,65 +10842,65 @@
       <w:pPr>
         <w:pStyle w:val="Titre1"/>
       </w:pPr>
-      <w:bookmarkStart w:id="28" w:name="_Toc226095111"/>
+      <w:bookmarkStart w:id="26" w:name="_Toc226649003"/>
       <w:r>
         <w:t>Classement et Archivage</w:t>
       </w:r>
+      <w:bookmarkEnd w:id="26"/>
+    </w:p>
+    <w:p>
+      <w:pPr>
+        <w:rPr>
+          <w:rFonts w:eastAsia="Roboto regular" w:cs="Roboto regular"/>
+          <w:noProof/>
+          <w:color w:val="auto"/>
+        </w:rPr>
+      </w:pPr>
+      <w:r>
+        <w:rPr>
+          <w:rFonts w:eastAsia="Roboto regular" w:cs="Roboto regular"/>
+          <w:noProof/>
+          <w:color w:val="auto"/>
+        </w:rPr>
+        <w:t>N/A</w:t>
+      </w:r>
+    </w:p>
+    <w:p>
+      <w:pPr>
+        <w:pStyle w:val="Titre1"/>
+      </w:pPr>
+      <w:bookmarkStart w:id="27" w:name="_Toc226649004"/>
+      <w:r>
+        <w:t>Documents supports</w:t>
+      </w:r>
+      <w:bookmarkEnd w:id="27"/>
+    </w:p>
+    <w:p>
+      <w:pPr>
+        <w:rPr>
+          <w:rFonts w:eastAsia="Roboto regular" w:cs="Roboto regular"/>
+          <w:noProof/>
+          <w:color w:val="auto"/>
+        </w:rPr>
+      </w:pPr>
+      <w:r>
+        <w:rPr>
+          <w:rFonts w:eastAsia="Roboto regular" w:cs="Roboto regular"/>
+          <w:noProof/>
+          <w:color w:val="auto"/>
+        </w:rPr>
+        <w:t>N/A</w:t>
+      </w:r>
+    </w:p>
+    <w:p>
+      <w:pPr>
+        <w:pStyle w:val="Titre1"/>
+      </w:pPr>
+      <w:bookmarkStart w:id="28" w:name="_Toc226649005"/>
+      <w:r>
+        <w:t>Historique</w:t>
+      </w:r>
       <w:bookmarkEnd w:id="28"/>
-    </w:p>
-    <w:p>
-      <w:pPr>
-        <w:rPr>
-          <w:rFonts w:eastAsia="Roboto regular" w:cs="Roboto regular"/>
-          <w:noProof/>
-          <w:color w:val="auto"/>
-        </w:rPr>
-      </w:pPr>
-      <w:r>
-        <w:rPr>
-          <w:rFonts w:eastAsia="Roboto regular" w:cs="Roboto regular"/>
-          <w:noProof/>
-          <w:color w:val="auto"/>
-        </w:rPr>
-        <w:t>N/A</w:t>
-      </w:r>
-    </w:p>
-    <w:p>
-      <w:pPr>
-        <w:pStyle w:val="Titre1"/>
-      </w:pPr>
-      <w:bookmarkStart w:id="29" w:name="_Toc226095112"/>
-      <w:r>
-        <w:t>Documents supports</w:t>
-      </w:r>
-      <w:bookmarkEnd w:id="29"/>
-    </w:p>
-    <w:p>
-      <w:pPr>
-        <w:rPr>
-          <w:rFonts w:eastAsia="Roboto regular" w:cs="Roboto regular"/>
-          <w:noProof/>
-          <w:color w:val="auto"/>
-        </w:rPr>
-      </w:pPr>
-      <w:r>
-        <w:rPr>
-          <w:rFonts w:eastAsia="Roboto regular" w:cs="Roboto regular"/>
-          <w:noProof/>
-          <w:color w:val="auto"/>
-        </w:rPr>
-        <w:t>N/A</w:t>
-      </w:r>
-    </w:p>
-    <w:p>
-      <w:pPr>
-        <w:pStyle w:val="Titre1"/>
-      </w:pPr>
-      <w:bookmarkStart w:id="30" w:name="_Toc226095113"/>
-      <w:r>
-        <w:t>Historique</w:t>
-      </w:r>
-      <w:bookmarkEnd w:id="30"/>
       <w:r>
         <w:t xml:space="preserve"> </w:t>
       </w:r>
@@ -11342,11 +11056,11 @@
       <w:pPr>
         <w:pStyle w:val="Titre1"/>
       </w:pPr>
-      <w:bookmarkStart w:id="31" w:name="_Toc226095114"/>
+      <w:bookmarkStart w:id="29" w:name="_Toc226649006"/>
       <w:r>
         <w:t>Annexes</w:t>
       </w:r>
-      <w:bookmarkEnd w:id="31"/>
+      <w:bookmarkEnd w:id="29"/>
     </w:p>
     <w:p>
       <w:pPr>
@@ -11379,7 +11093,7 @@
 </file>
 
 <file path=word/endnotes.xml><?xml version="1.0" encoding="utf-8"?>
-<w:endnotes xmlns:wpc="http://schemas.microsoft.com/office/word/2010/wordprocessingCanvas" xmlns:cx="http://schemas.microsoft.com/office/drawing/2014/chartex" xmlns:cx1="http://schemas.microsoft.com/office/drawing/2015/9/8/chartex" xmlns:cx2="http://schemas.microsoft.com/office/drawing/2015/10/21/chartex" xmlns:cx3="http://schemas.microsoft.com/office/drawing/2016/5/9/chartex" xmlns:cx4="http://schemas.microsoft.com/office/drawing/2016/5/10/chartex" xmlns:cx5="http://schemas.microsoft.com/office/drawing/2016/5/11/chartex" xmlns:cx6="http://schemas.microsoft.com/office/drawing/2016/5/12/chartex" xmlns:cx7="http://schemas.microsoft.com/office/drawing/2016/5/13/chartex" xmlns:cx8="http://schemas.microsoft.com/office/drawing/2016/5/14/chartex" xmlns:mc="http://schemas.openxmlformats.org/markup-compatibility/2006" xmlns:aink="http://schemas.microsoft.com/office/drawing/2016/ink" xmlns:am3d="http://schemas.microsoft.com/office/drawing/2017/model3d" xmlns:o="urn:schemas-microsoft-com:office:office" xmlns:oel="http://schemas.microsoft.com/office/2019/extlst" xmlns:r="http://schemas.openxmlformats.org/officeDocument/2006/relationships" xmlns:m="http://schemas.openxmlformats.org/officeDocument/2006/math" xmlns:v="urn:schemas-microsoft-com:vml" xmlns:wp14="http://schemas.microsoft.com/office/word/2010/wordprocessingDrawing" xmlns:wp="http://schemas.openxmlformats.org/drawingml/2006/wordprocessingDrawing" xmlns:w10="urn:schemas-microsoft-com:office:word" xmlns:w="http://schemas.openxmlformats.org/wordprocessingml/2006/main" xmlns:w14="http://schemas.microsoft.com/office/word/2010/wordml" xmlns:w15="http://schemas.microsoft.com/office/word/2012/wordml" xmlns:w16cex="http://schemas.microsoft.com/office/word/2018/wordml/cex" xmlns:w16cid="http://schemas.microsoft.com/office/word/2016/wordml/cid" xmlns:w16="http://schemas.microsoft.com/office/word/2018/wordml" xmlns:w16sdtdh="http://schemas.microsoft.com/office/word/2020/wordml/sdtdatahash" xmlns:w16se="http://schemas.microsoft.com/office/word/2015/wordml/symex" xmlns:wpg="http://schemas.microsoft.com/office/word/2010/wordprocessingGroup" xmlns:wpi="http://schemas.microsoft.com/office/word/2010/wordprocessingInk" xmlns:wne="http://schemas.microsoft.com/office/word/2006/wordml" xmlns:wps="http://schemas.microsoft.com/office/word/2010/wordprocessingShape" mc:Ignorable="w14 w15 w16se w16cid w16 w16cex w16sdtdh wp14">
+<w:endnotes xmlns:wpc="http://schemas.microsoft.com/office/word/2010/wordprocessingCanvas" xmlns:cx="http://schemas.microsoft.com/office/drawing/2014/chartex" xmlns:cx1="http://schemas.microsoft.com/office/drawing/2015/9/8/chartex" xmlns:cx2="http://schemas.microsoft.com/office/drawing/2015/10/21/chartex" xmlns:cx3="http://schemas.microsoft.com/office/drawing/2016/5/9/chartex" xmlns:cx4="http://schemas.microsoft.com/office/drawing/2016/5/10/chartex" xmlns:cx5="http://schemas.microsoft.com/office/drawing/2016/5/11/chartex" xmlns:cx6="http://schemas.microsoft.com/office/drawing/2016/5/12/chartex" xmlns:cx7="http://schemas.microsoft.com/office/drawing/2016/5/13/chartex" xmlns:cx8="http://schemas.microsoft.com/office/drawing/2016/5/14/chartex" xmlns:mc="http://schemas.openxmlformats.org/markup-compatibility/2006" xmlns:aink="http://schemas.microsoft.com/office/drawing/2016/ink" xmlns:am3d="http://schemas.microsoft.com/office/drawing/2017/model3d" xmlns:o="urn:schemas-microsoft-com:office:office" xmlns:oel="http://schemas.microsoft.com/office/2019/extlst" xmlns:r="http://schemas.openxmlformats.org/officeDocument/2006/relationships" xmlns:m="http://schemas.openxmlformats.org/officeDocument/2006/math" xmlns:v="urn:schemas-microsoft-com:vml" xmlns:wp14="http://schemas.microsoft.com/office/word/2010/wordprocessingDrawing" xmlns:wp="http://schemas.openxmlformats.org/drawingml/2006/wordprocessingDrawing" xmlns:w10="urn:schemas-microsoft-com:office:word" xmlns:w="http://schemas.openxmlformats.org/wordprocessingml/2006/main" xmlns:w14="http://schemas.microsoft.com/office/word/2010/wordml" xmlns:w15="http://schemas.microsoft.com/office/word/2012/wordml" xmlns:w16cex="http://schemas.microsoft.com/office/word/2018/wordml/cex" xmlns:w16cid="http://schemas.microsoft.com/office/word/2016/wordml/cid" xmlns:w16="http://schemas.microsoft.com/office/word/2018/wordml" xmlns:w16du="http://schemas.microsoft.com/office/word/2023/wordml/word16du" xmlns:w16sdtdh="http://schemas.microsoft.com/office/word/2020/wordml/sdtdatahash" xmlns:w16sdtfl="http://schemas.microsoft.com/office/word/2024/wordml/sdtformatlock" xmlns:w16se="http://schemas.microsoft.com/office/word/2015/wordml/symex" xmlns:wpg="http://schemas.microsoft.com/office/word/2010/wordprocessingGroup" xmlns:wpi="http://schemas.microsoft.com/office/word/2010/wordprocessingInk" xmlns:wne="http://schemas.microsoft.com/office/word/2006/wordml" xmlns:wps="http://schemas.microsoft.com/office/word/2010/wordprocessingShape" mc:Ignorable="w14 w15 w16se w16cid w16 w16cex w16sdtdh w16sdtfl w16du wp14">
   <w:endnote w:type="separator" w:id="-1">
     <w:p>
       <w:r>
@@ -11401,7 +11115,7 @@
 </file>
 
 <file path=word/footer1.xml><?xml version="1.0" encoding="utf-8"?>
-<w:ftr xmlns:wpc="http://schemas.microsoft.com/office/word/2010/wordprocessingCanvas" xmlns:cx="http://schemas.microsoft.com/office/drawing/2014/chartex" xmlns:cx1="http://schemas.microsoft.com/office/drawing/2015/9/8/chartex" xmlns:cx2="http://schemas.microsoft.com/office/drawing/2015/10/21/chartex" xmlns:cx3="http://schemas.microsoft.com/office/drawing/2016/5/9/chartex" xmlns:cx4="http://schemas.microsoft.com/office/drawing/2016/5/10/chartex" xmlns:cx5="http://schemas.microsoft.com/office/drawing/2016/5/11/chartex" xmlns:cx6="http://schemas.microsoft.com/office/drawing/2016/5/12/chartex" xmlns:cx7="http://schemas.microsoft.com/office/drawing/2016/5/13/chartex" xmlns:cx8="http://schemas.microsoft.com/office/drawing/2016/5/14/chartex" xmlns:mc="http://schemas.openxmlformats.org/markup-compatibility/2006" xmlns:aink="http://schemas.microsoft.com/office/drawing/2016/ink" xmlns:am3d="http://schemas.microsoft.com/office/drawing/2017/model3d" xmlns:o="urn:schemas-microsoft-com:office:office" xmlns:oel="http://schemas.microsoft.com/office/2019/extlst" xmlns:r="http://schemas.openxmlformats.org/officeDocument/2006/relationships" xmlns:m="http://schemas.openxmlformats.org/officeDocument/2006/math" xmlns:v="urn:schemas-microsoft-com:vml" xmlns:wp14="http://schemas.microsoft.com/office/word/2010/wordprocessingDrawing" xmlns:wp="http://schemas.openxmlformats.org/drawingml/2006/wordprocessingDrawing" xmlns:w10="urn:schemas-microsoft-com:office:word" xmlns:w="http://schemas.openxmlformats.org/wordprocessingml/2006/main" xmlns:w14="http://schemas.microsoft.com/office/word/2010/wordml" xmlns:w15="http://schemas.microsoft.com/office/word/2012/wordml" xmlns:w16cex="http://schemas.microsoft.com/office/word/2018/wordml/cex" xmlns:w16cid="http://schemas.microsoft.com/office/word/2016/wordml/cid" xmlns:w16="http://schemas.microsoft.com/office/word/2018/wordml" xmlns:w16sdtdh="http://schemas.microsoft.com/office/word/2020/wordml/sdtdatahash" xmlns:w16se="http://schemas.microsoft.com/office/word/2015/wordml/symex" xmlns:wpg="http://schemas.microsoft.com/office/word/2010/wordprocessingGroup" xmlns:wpi="http://schemas.microsoft.com/office/word/2010/wordprocessingInk" xmlns:wne="http://schemas.microsoft.com/office/word/2006/wordml" xmlns:wps="http://schemas.microsoft.com/office/word/2010/wordprocessingShape" mc:Ignorable="w14 w15 w16se w16cid w16 w16cex w16sdtdh wp14">
+<w:ftr xmlns:wpc="http://schemas.microsoft.com/office/word/2010/wordprocessingCanvas" xmlns:cx="http://schemas.microsoft.com/office/drawing/2014/chartex" xmlns:cx1="http://schemas.microsoft.com/office/drawing/2015/9/8/chartex" xmlns:cx2="http://schemas.microsoft.com/office/drawing/2015/10/21/chartex" xmlns:cx3="http://schemas.microsoft.com/office/drawing/2016/5/9/chartex" xmlns:cx4="http://schemas.microsoft.com/office/drawing/2016/5/10/chartex" xmlns:cx5="http://schemas.microsoft.com/office/drawing/2016/5/11/chartex" xmlns:cx6="http://schemas.microsoft.com/office/drawing/2016/5/12/chartex" xmlns:cx7="http://schemas.microsoft.com/office/drawing/2016/5/13/chartex" xmlns:cx8="http://schemas.microsoft.com/office/drawing/2016/5/14/chartex" xmlns:mc="http://schemas.openxmlformats.org/markup-compatibility/2006" xmlns:aink="http://schemas.microsoft.com/office/drawing/2016/ink" xmlns:am3d="http://schemas.microsoft.com/office/drawing/2017/model3d" xmlns:o="urn:schemas-microsoft-com:office:office" xmlns:oel="http://schemas.microsoft.com/office/2019/extlst" xmlns:r="http://schemas.openxmlformats.org/officeDocument/2006/relationships" xmlns:m="http://schemas.openxmlformats.org/officeDocument/2006/math" xmlns:v="urn:schemas-microsoft-com:vml" xmlns:wp14="http://schemas.microsoft.com/office/word/2010/wordprocessingDrawing" xmlns:wp="http://schemas.openxmlformats.org/drawingml/2006/wordprocessingDrawing" xmlns:w10="urn:schemas-microsoft-com:office:word" xmlns:w="http://schemas.openxmlformats.org/wordprocessingml/2006/main" xmlns:w14="http://schemas.microsoft.com/office/word/2010/wordml" xmlns:w15="http://schemas.microsoft.com/office/word/2012/wordml" xmlns:w16cex="http://schemas.microsoft.com/office/word/2018/wordml/cex" xmlns:w16cid="http://schemas.microsoft.com/office/word/2016/wordml/cid" xmlns:w16="http://schemas.microsoft.com/office/word/2018/wordml" xmlns:w16du="http://schemas.microsoft.com/office/word/2023/wordml/word16du" xmlns:w16sdtdh="http://schemas.microsoft.com/office/word/2020/wordml/sdtdatahash" xmlns:w16sdtfl="http://schemas.microsoft.com/office/word/2024/wordml/sdtformatlock" xmlns:w16se="http://schemas.microsoft.com/office/word/2015/wordml/symex" xmlns:wpg="http://schemas.microsoft.com/office/word/2010/wordprocessingGroup" xmlns:wpi="http://schemas.microsoft.com/office/word/2010/wordprocessingInk" xmlns:wne="http://schemas.microsoft.com/office/word/2006/wordml" xmlns:wps="http://schemas.microsoft.com/office/word/2010/wordprocessingShape" mc:Ignorable="w14 w15 w16se w16cid w16 w16cex w16sdtdh w16sdtfl w16du wp14">
   <w:p>
     <w:pPr>
       <w:tabs>
@@ -11503,7 +11217,7 @@
 </file>
 
 <file path=word/footnotes.xml><?xml version="1.0" encoding="utf-8"?>
-<w:footnotes xmlns:wpc="http://schemas.microsoft.com/office/word/2010/wordprocessingCanvas" xmlns:cx="http://schemas.microsoft.com/office/drawing/2014/chartex" xmlns:cx1="http://schemas.microsoft.com/office/drawing/2015/9/8/chartex" xmlns:cx2="http://schemas.microsoft.com/office/drawing/2015/10/21/chartex" xmlns:cx3="http://schemas.microsoft.com/office/drawing/2016/5/9/chartex" xmlns:cx4="http://schemas.microsoft.com/office/drawing/2016/5/10/chartex" xmlns:cx5="http://schemas.microsoft.com/office/drawing/2016/5/11/chartex" xmlns:cx6="http://schemas.microsoft.com/office/drawing/2016/5/12/chartex" xmlns:cx7="http://schemas.microsoft.com/office/drawing/2016/5/13/chartex" xmlns:cx8="http://schemas.microsoft.com/office/drawing/2016/5/14/chartex" xmlns:mc="http://schemas.openxmlformats.org/markup-compatibility/2006" xmlns:aink="http://schemas.microsoft.com/office/drawing/2016/ink" xmlns:am3d="http://schemas.microsoft.com/office/drawing/2017/model3d" xmlns:o="urn:schemas-microsoft-com:office:office" xmlns:oel="http://schemas.microsoft.com/office/2019/extlst" xmlns:r="http://schemas.openxmlformats.org/officeDocument/2006/relationships" xmlns:m="http://schemas.openxmlformats.org/officeDocument/2006/math" xmlns:v="urn:schemas-microsoft-com:vml" xmlns:wp14="http://schemas.microsoft.com/office/word/2010/wordprocessingDrawing" xmlns:wp="http://schemas.openxmlformats.org/drawingml/2006/wordprocessingDrawing" xmlns:w10="urn:schemas-microsoft-com:office:word" xmlns:w="http://schemas.openxmlformats.org/wordprocessingml/2006/main" xmlns:w14="http://schemas.microsoft.com/office/word/2010/wordml" xmlns:w15="http://schemas.microsoft.com/office/word/2012/wordml" xmlns:w16cex="http://schemas.microsoft.com/office/word/2018/wordml/cex" xmlns:w16cid="http://schemas.microsoft.com/office/word/2016/wordml/cid" xmlns:w16="http://schemas.microsoft.com/office/word/2018/wordml" xmlns:w16sdtdh="http://schemas.microsoft.com/office/word/2020/wordml/sdtdatahash" xmlns:w16se="http://schemas.microsoft.com/office/word/2015/wordml/symex" xmlns:wpg="http://schemas.microsoft.com/office/word/2010/wordprocessingGroup" xmlns:wpi="http://schemas.microsoft.com/office/word/2010/wordprocessingInk" xmlns:wne="http://schemas.microsoft.com/office/word/2006/wordml" xmlns:wps="http://schemas.microsoft.com/office/word/2010/wordprocessingShape" mc:Ignorable="w14 w15 w16se w16cid w16 w16cex w16sdtdh wp14">
+<w:footnotes xmlns:wpc="http://schemas.microsoft.com/office/word/2010/wordprocessingCanvas" xmlns:cx="http://schemas.microsoft.com/office/drawing/2014/chartex" xmlns:cx1="http://schemas.microsoft.com/office/drawing/2015/9/8/chartex" xmlns:cx2="http://schemas.microsoft.com/office/drawing/2015/10/21/chartex" xmlns:cx3="http://schemas.microsoft.com/office/drawing/2016/5/9/chartex" xmlns:cx4="http://schemas.microsoft.com/office/drawing/2016/5/10/chartex" xmlns:cx5="http://schemas.microsoft.com/office/drawing/2016/5/11/chartex" xmlns:cx6="http://schemas.microsoft.com/office/drawing/2016/5/12/chartex" xmlns:cx7="http://schemas.microsoft.com/office/drawing/2016/5/13/chartex" xmlns:cx8="http://schemas.microsoft.com/office/drawing/2016/5/14/chartex" xmlns:mc="http://schemas.openxmlformats.org/markup-compatibility/2006" xmlns:aink="http://schemas.microsoft.com/office/drawing/2016/ink" xmlns:am3d="http://schemas.microsoft.com/office/drawing/2017/model3d" xmlns:o="urn:schemas-microsoft-com:office:office" xmlns:oel="http://schemas.microsoft.com/office/2019/extlst" xmlns:r="http://schemas.openxmlformats.org/officeDocument/2006/relationships" xmlns:m="http://schemas.openxmlformats.org/officeDocument/2006/math" xmlns:v="urn:schemas-microsoft-com:vml" xmlns:wp14="http://schemas.microsoft.com/office/word/2010/wordprocessingDrawing" xmlns:wp="http://schemas.openxmlformats.org/drawingml/2006/wordprocessingDrawing" xmlns:w10="urn:schemas-microsoft-com:office:word" xmlns:w="http://schemas.openxmlformats.org/wordprocessingml/2006/main" xmlns:w14="http://schemas.microsoft.com/office/word/2010/wordml" xmlns:w15="http://schemas.microsoft.com/office/word/2012/wordml" xmlns:w16cex="http://schemas.microsoft.com/office/word/2018/wordml/cex" xmlns:w16cid="http://schemas.microsoft.com/office/word/2016/wordml/cid" xmlns:w16="http://schemas.microsoft.com/office/word/2018/wordml" xmlns:w16du="http://schemas.microsoft.com/office/word/2023/wordml/word16du" xmlns:w16sdtdh="http://schemas.microsoft.com/office/word/2020/wordml/sdtdatahash" xmlns:w16sdtfl="http://schemas.microsoft.com/office/word/2024/wordml/sdtformatlock" xmlns:w16se="http://schemas.microsoft.com/office/word/2015/wordml/symex" xmlns:wpg="http://schemas.microsoft.com/office/word/2010/wordprocessingGroup" xmlns:wpi="http://schemas.microsoft.com/office/word/2010/wordprocessingInk" xmlns:wne="http://schemas.microsoft.com/office/word/2006/wordml" xmlns:wps="http://schemas.microsoft.com/office/word/2010/wordprocessingShape" mc:Ignorable="w14 w15 w16se w16cid w16 w16cex w16sdtdh w16sdtfl w16du wp14">
   <w:footnote w:type="separator" w:id="-1">
     <w:p>
       <w:r>
@@ -11525,7 +11239,7 @@
 </file>
 
 <file path=word/header1.xml><?xml version="1.0" encoding="utf-8"?>
-<w:hdr xmlns:wpc="http://schemas.microsoft.com/office/word/2010/wordprocessingCanvas" xmlns:cx="http://schemas.microsoft.com/office/drawing/2014/chartex" xmlns:cx1="http://schemas.microsoft.com/office/drawing/2015/9/8/chartex" xmlns:cx2="http://schemas.microsoft.com/office/drawing/2015/10/21/chartex" xmlns:cx3="http://schemas.microsoft.com/office/drawing/2016/5/9/chartex" xmlns:cx4="http://schemas.microsoft.com/office/drawing/2016/5/10/chartex" xmlns:cx5="http://schemas.microsoft.com/office/drawing/2016/5/11/chartex" xmlns:cx6="http://schemas.microsoft.com/office/drawing/2016/5/12/chartex" xmlns:cx7="http://schemas.microsoft.com/office/drawing/2016/5/13/chartex" xmlns:cx8="http://schemas.microsoft.com/office/drawing/2016/5/14/chartex" xmlns:mc="http://schemas.openxmlformats.org/markup-compatibility/2006" xmlns:aink="http://schemas.microsoft.com/office/drawing/2016/ink" xmlns:am3d="http://schemas.microsoft.com/office/drawing/2017/model3d" xmlns:o="urn:schemas-microsoft-com:office:office" xmlns:oel="http://schemas.microsoft.com/office/2019/extlst" xmlns:r="http://schemas.openxmlformats.org/officeDocument/2006/relationships" xmlns:m="http://schemas.openxmlformats.org/officeDocument/2006/math" xmlns:v="urn:schemas-microsoft-com:vml" xmlns:wp14="http://schemas.microsoft.com/office/word/2010/wordprocessingDrawing" xmlns:wp="http://schemas.openxmlformats.org/drawingml/2006/wordprocessingDrawing" xmlns:w10="urn:schemas-microsoft-com:office:word" xmlns:w="http://schemas.openxmlformats.org/wordprocessingml/2006/main" xmlns:w14="http://schemas.microsoft.com/office/word/2010/wordml" xmlns:w15="http://schemas.microsoft.com/office/word/2012/wordml" xmlns:w16cex="http://schemas.microsoft.com/office/word/2018/wordml/cex" xmlns:w16cid="http://schemas.microsoft.com/office/word/2016/wordml/cid" xmlns:w16="http://schemas.microsoft.com/office/word/2018/wordml" xmlns:w16sdtdh="http://schemas.microsoft.com/office/word/2020/wordml/sdtdatahash" xmlns:w16se="http://schemas.microsoft.com/office/word/2015/wordml/symex" xmlns:wpg="http://schemas.microsoft.com/office/word/2010/wordprocessingGroup" xmlns:wpi="http://schemas.microsoft.com/office/word/2010/wordprocessingInk" xmlns:wne="http://schemas.microsoft.com/office/word/2006/wordml" xmlns:wps="http://schemas.microsoft.com/office/word/2010/wordprocessingShape" mc:Ignorable="w14 w15 w16se w16cid w16 w16cex w16sdtdh wp14">
+<w:hdr xmlns:wpc="http://schemas.microsoft.com/office/word/2010/wordprocessingCanvas" xmlns:cx="http://schemas.microsoft.com/office/drawing/2014/chartex" xmlns:cx1="http://schemas.microsoft.com/office/drawing/2015/9/8/chartex" xmlns:cx2="http://schemas.microsoft.com/office/drawing/2015/10/21/chartex" xmlns:cx3="http://schemas.microsoft.com/office/drawing/2016/5/9/chartex" xmlns:cx4="http://schemas.microsoft.com/office/drawing/2016/5/10/chartex" xmlns:cx5="http://schemas.microsoft.com/office/drawing/2016/5/11/chartex" xmlns:cx6="http://schemas.microsoft.com/office/drawing/2016/5/12/chartex" xmlns:cx7="http://schemas.microsoft.com/office/drawing/2016/5/13/chartex" xmlns:cx8="http://schemas.microsoft.com/office/drawing/2016/5/14/chartex" xmlns:mc="http://schemas.openxmlformats.org/markup-compatibility/2006" xmlns:aink="http://schemas.microsoft.com/office/drawing/2016/ink" xmlns:am3d="http://schemas.microsoft.com/office/drawing/2017/model3d" xmlns:o="urn:schemas-microsoft-com:office:office" xmlns:oel="http://schemas.microsoft.com/office/2019/extlst" xmlns:r="http://schemas.openxmlformats.org/officeDocument/2006/relationships" xmlns:m="http://schemas.openxmlformats.org/officeDocument/2006/math" xmlns:v="urn:schemas-microsoft-com:vml" xmlns:wp14="http://schemas.microsoft.com/office/word/2010/wordprocessingDrawing" xmlns:wp="http://schemas.openxmlformats.org/drawingml/2006/wordprocessingDrawing" xmlns:w10="urn:schemas-microsoft-com:office:word" xmlns:w="http://schemas.openxmlformats.org/wordprocessingml/2006/main" xmlns:w14="http://schemas.microsoft.com/office/word/2010/wordml" xmlns:w15="http://schemas.microsoft.com/office/word/2012/wordml" xmlns:w16cex="http://schemas.microsoft.com/office/word/2018/wordml/cex" xmlns:w16cid="http://schemas.microsoft.com/office/word/2016/wordml/cid" xmlns:w16="http://schemas.microsoft.com/office/word/2018/wordml" xmlns:w16du="http://schemas.microsoft.com/office/word/2023/wordml/word16du" xmlns:w16sdtdh="http://schemas.microsoft.com/office/word/2020/wordml/sdtdatahash" xmlns:w16sdtfl="http://schemas.microsoft.com/office/word/2024/wordml/sdtformatlock" xmlns:w16se="http://schemas.microsoft.com/office/word/2015/wordml/symex" xmlns:wpg="http://schemas.microsoft.com/office/word/2010/wordprocessingGroup" xmlns:wpi="http://schemas.microsoft.com/office/word/2010/wordprocessingInk" xmlns:wne="http://schemas.microsoft.com/office/word/2006/wordml" xmlns:wps="http://schemas.microsoft.com/office/word/2010/wordprocessingShape" mc:Ignorable="w14 w15 w16se w16cid w16 w16cex w16sdtdh w16sdtfl w16du wp14">
   <w:tbl>
     <w:tblPr>
       <w:tblStyle w:val="Grilledutableau"/>
@@ -11553,58 +11267,13 @@
             <w:jc w:val="center"/>
           </w:pPr>
           <w:r>
-            <w:rPr>
-              <w:noProof/>
-            </w:rPr>
-            <w:drawing>
-              <wp:inline distT="0" distB="0" distL="0" distR="0" wp14:anchorId="1A2B5C67" wp14:editId="00E2A652">
-                <wp:extent cx="939799" cy="609600"/>
-                <wp:effectExtent l="0" t="0" r="0" b="0"/>
-                <wp:docPr id="1" name="Image 1"/>
-                <wp:cNvGraphicFramePr>
-                  <a:graphicFrameLocks xmlns:a="http://schemas.openxmlformats.org/drawingml/2006/main" noChangeAspect="1"/>
-                </wp:cNvGraphicFramePr>
-                <a:graphic xmlns:a="http://schemas.openxmlformats.org/drawingml/2006/main">
-                  <a:graphicData uri="http://schemas.openxmlformats.org/drawingml/2006/picture">
-                    <pic:pic xmlns:pic="http://schemas.openxmlformats.org/drawingml/2006/picture">
-                      <pic:nvPicPr>
-                        <pic:cNvPr id="0" name="Picture 1"/>
-                        <pic:cNvPicPr>
-                          <a:picLocks noChangeAspect="1" noChangeArrowheads="1"/>
-                        </pic:cNvPicPr>
-                      </pic:nvPicPr>
-                      <pic:blipFill>
-                        <a:blip r:embed="rId1">
-                          <a:extLst>
-                            <a:ext uri="{28A0092B-C50C-407E-A947-70E740481C1C}">
-                              <a14:useLocalDpi xmlns:a14="http://schemas.microsoft.com/office/drawing/2010/main" val="0"/>
-                            </a:ext>
-                          </a:extLst>
-                        </a:blip>
-                        <a:srcRect/>
-                        <a:stretch>
-                          <a:fillRect/>
-                        </a:stretch>
-                      </pic:blipFill>
-                      <pic:spPr bwMode="auto">
-                        <a:xfrm>
-                          <a:off x="0" y="0"/>
-                          <a:ext cx="964231" cy="625448"/>
-                        </a:xfrm>
-                        <a:prstGeom prst="rect">
-                          <a:avLst/>
-                        </a:prstGeom>
-                        <a:noFill/>
-                        <a:ln>
-                          <a:noFill/>
-                        </a:ln>
-                      </pic:spPr>
-                    </pic:pic>
-                  </a:graphicData>
-                </a:graphic>
-              </wp:inline>
-            </w:drawing>
+            <w:t>Logo</w:t>
           </w:r>
+        </w:p>
+        <w:p>
+          <w:pPr>
+            <w:pStyle w:val="En-tte"/>
+          </w:pPr>
         </w:p>
       </w:tc>
       <w:tc>
@@ -11624,6 +11293,7 @@
               <w:szCs w:val="36"/>
             </w:rPr>
           </w:pPr>
+          <w:proofErr w:type="spellStart"/>
           <w:r>
             <w:rPr>
               <w:b/>
@@ -11649,7 +11319,17 @@
               <w:sz w:val="36"/>
               <w:szCs w:val="36"/>
             </w:rPr>
-            <w:t>reuse MB430</w:t>
+            <w:t>reuse</w:t>
+          </w:r>
+          <w:proofErr w:type="spellEnd"/>
+          <w:r>
+            <w:rPr>
+              <w:b/>
+              <w:bCs/>
+              <w:sz w:val="36"/>
+              <w:szCs w:val="36"/>
+            </w:rPr>
+            <w:t xml:space="preserve"> MB430</w:t>
           </w:r>
         </w:p>
       </w:tc>
@@ -11805,7 +11485,7 @@
 </file>
 
 <file path=word/numbering.xml><?xml version="1.0" encoding="utf-8"?>
-<w:numbering xmlns:wpc="http://schemas.microsoft.com/office/word/2010/wordprocessingCanvas" xmlns:cx="http://schemas.microsoft.com/office/drawing/2014/chartex" xmlns:cx1="http://schemas.microsoft.com/office/drawing/2015/9/8/chartex" xmlns:cx2="http://schemas.microsoft.com/office/drawing/2015/10/21/chartex" xmlns:cx3="http://schemas.microsoft.com/office/drawing/2016/5/9/chartex" xmlns:cx4="http://schemas.microsoft.com/office/drawing/2016/5/10/chartex" xmlns:cx5="http://schemas.microsoft.com/office/drawing/2016/5/11/chartex" xmlns:cx6="http://schemas.microsoft.com/office/drawing/2016/5/12/chartex" xmlns:cx7="http://schemas.microsoft.com/office/drawing/2016/5/13/chartex" xmlns:cx8="http://schemas.microsoft.com/office/drawing/2016/5/14/chartex" xmlns:mc="http://schemas.openxmlformats.org/markup-compatibility/2006" xmlns:aink="http://schemas.microsoft.com/office/drawing/2016/ink" xmlns:am3d="http://schemas.microsoft.com/office/drawing/2017/model3d" xmlns:o="urn:schemas-microsoft-com:office:office" xmlns:oel="http://schemas.microsoft.com/office/2019/extlst" xmlns:r="http://schemas.openxmlformats.org/officeDocument/2006/relationships" xmlns:m="http://schemas.openxmlformats.org/officeDocument/2006/math" xmlns:v="urn:schemas-microsoft-com:vml" xmlns:wp14="http://schemas.microsoft.com/office/word/2010/wordprocessingDrawing" xmlns:wp="http://schemas.openxmlformats.org/drawingml/2006/wordprocessingDrawing" xmlns:w10="urn:schemas-microsoft-com:office:word" xmlns:w="http://schemas.openxmlformats.org/wordprocessingml/2006/main" xmlns:w14="http://schemas.microsoft.com/office/word/2010/wordml" xmlns:w15="http://schemas.microsoft.com/office/word/2012/wordml" xmlns:w16cex="http://schemas.microsoft.com/office/word/2018/wordml/cex" xmlns:w16cid="http://schemas.microsoft.com/office/word/2016/wordml/cid" xmlns:w16="http://schemas.microsoft.com/office/word/2018/wordml" xmlns:w16sdtdh="http://schemas.microsoft.com/office/word/2020/wordml/sdtdatahash" xmlns:w16se="http://schemas.microsoft.com/office/word/2015/wordml/symex" xmlns:wpg="http://schemas.microsoft.com/office/word/2010/wordprocessingGroup" xmlns:wpi="http://schemas.microsoft.com/office/word/2010/wordprocessingInk" xmlns:wne="http://schemas.microsoft.com/office/word/2006/wordml" xmlns:wps="http://schemas.microsoft.com/office/word/2010/wordprocessingShape" mc:Ignorable="w14 w15 w16se w16cid w16 w16cex w16sdtdh wp14">
+<w:numbering xmlns:wpc="http://schemas.microsoft.com/office/word/2010/wordprocessingCanvas" xmlns:cx="http://schemas.microsoft.com/office/drawing/2014/chartex" xmlns:cx1="http://schemas.microsoft.com/office/drawing/2015/9/8/chartex" xmlns:cx2="http://schemas.microsoft.com/office/drawing/2015/10/21/chartex" xmlns:cx3="http://schemas.microsoft.com/office/drawing/2016/5/9/chartex" xmlns:cx4="http://schemas.microsoft.com/office/drawing/2016/5/10/chartex" xmlns:cx5="http://schemas.microsoft.com/office/drawing/2016/5/11/chartex" xmlns:cx6="http://schemas.microsoft.com/office/drawing/2016/5/12/chartex" xmlns:cx7="http://schemas.microsoft.com/office/drawing/2016/5/13/chartex" xmlns:cx8="http://schemas.microsoft.com/office/drawing/2016/5/14/chartex" xmlns:mc="http://schemas.openxmlformats.org/markup-compatibility/2006" xmlns:aink="http://schemas.microsoft.com/office/drawing/2016/ink" xmlns:am3d="http://schemas.microsoft.com/office/drawing/2017/model3d" xmlns:o="urn:schemas-microsoft-com:office:office" xmlns:oel="http://schemas.microsoft.com/office/2019/extlst" xmlns:r="http://schemas.openxmlformats.org/officeDocument/2006/relationships" xmlns:m="http://schemas.openxmlformats.org/officeDocument/2006/math" xmlns:v="urn:schemas-microsoft-com:vml" xmlns:wp14="http://schemas.microsoft.com/office/word/2010/wordprocessingDrawing" xmlns:wp="http://schemas.openxmlformats.org/drawingml/2006/wordprocessingDrawing" xmlns:w10="urn:schemas-microsoft-com:office:word" xmlns:w="http://schemas.openxmlformats.org/wordprocessingml/2006/main" xmlns:w14="http://schemas.microsoft.com/office/word/2010/wordml" xmlns:w15="http://schemas.microsoft.com/office/word/2012/wordml" xmlns:w16cex="http://schemas.microsoft.com/office/word/2018/wordml/cex" xmlns:w16cid="http://schemas.microsoft.com/office/word/2016/wordml/cid" xmlns:w16="http://schemas.microsoft.com/office/word/2018/wordml" xmlns:w16du="http://schemas.microsoft.com/office/word/2023/wordml/word16du" xmlns:w16sdtdh="http://schemas.microsoft.com/office/word/2020/wordml/sdtdatahash" xmlns:w16sdtfl="http://schemas.microsoft.com/office/word/2024/wordml/sdtformatlock" xmlns:w16se="http://schemas.microsoft.com/office/word/2015/wordml/symex" xmlns:wpg="http://schemas.microsoft.com/office/word/2010/wordprocessingGroup" xmlns:wpi="http://schemas.microsoft.com/office/word/2010/wordprocessingInk" xmlns:wne="http://schemas.microsoft.com/office/word/2006/wordml" xmlns:wps="http://schemas.microsoft.com/office/word/2010/wordprocessingShape" mc:Ignorable="w14 w15 w16se w16cid w16 w16cex w16sdtdh w16sdtfl w16du wp14">
   <w:abstractNum w:abstractNumId="0" w15:restartNumberingAfterBreak="0">
     <w:nsid w:val="0CE18BC0"/>
     <w:multiLevelType w:val="hybridMultilevel"/>
@@ -13585,7 +13265,7 @@
 </file>
 
 <file path=word/styles.xml><?xml version="1.0" encoding="utf-8"?>
-<w:styles xmlns:mc="http://schemas.openxmlformats.org/markup-compatibility/2006" xmlns:r="http://schemas.openxmlformats.org/officeDocument/2006/relationships" xmlns:w="http://schemas.openxmlformats.org/wordprocessingml/2006/main" xmlns:w14="http://schemas.microsoft.com/office/word/2010/wordml" xmlns:w15="http://schemas.microsoft.com/office/word/2012/wordml" xmlns:w16cex="http://schemas.microsoft.com/office/word/2018/wordml/cex" xmlns:w16cid="http://schemas.microsoft.com/office/word/2016/wordml/cid" xmlns:w16="http://schemas.microsoft.com/office/word/2018/wordml" xmlns:w16sdtdh="http://schemas.microsoft.com/office/word/2020/wordml/sdtdatahash" xmlns:w16se="http://schemas.microsoft.com/office/word/2015/wordml/symex" mc:Ignorable="w14 w15 w16se w16cid w16 w16cex w16sdtdh">
+<w:styles xmlns:mc="http://schemas.openxmlformats.org/markup-compatibility/2006" xmlns:r="http://schemas.openxmlformats.org/officeDocument/2006/relationships" xmlns:w="http://schemas.openxmlformats.org/wordprocessingml/2006/main" xmlns:w14="http://schemas.microsoft.com/office/word/2010/wordml" xmlns:w15="http://schemas.microsoft.com/office/word/2012/wordml" xmlns:w16cex="http://schemas.microsoft.com/office/word/2018/wordml/cex" xmlns:w16cid="http://schemas.microsoft.com/office/word/2016/wordml/cid" xmlns:w16="http://schemas.microsoft.com/office/word/2018/wordml" xmlns:w16du="http://schemas.microsoft.com/office/word/2023/wordml/word16du" xmlns:w16sdtdh="http://schemas.microsoft.com/office/word/2020/wordml/sdtdatahash" xmlns:w16sdtfl="http://schemas.microsoft.com/office/word/2024/wordml/sdtformatlock" xmlns:w16se="http://schemas.microsoft.com/office/word/2015/wordml/symex" mc:Ignorable="w14 w15 w16se w16cid w16 w16cex w16sdtdh w16sdtfl w16du">
   <w:docDefaults>
     <w:rPrDefault>
       <w:rPr>
@@ -15136,14 +14816,21 @@
 </file>
 
 <file path=customXml/item1.xml><?xml version="1.0" encoding="utf-8"?>
-<b:Sources xmlns:b="http://schemas.openxmlformats.org/officeDocument/2006/bibliography" xmlns="http://schemas.openxmlformats.org/officeDocument/2006/bibliography" SelectedStyle="\APASixthEditionOfficeOnline.xsl" StyleName="APA" Version="6"/>
+<p:properties xmlns:p="http://schemas.microsoft.com/office/2006/metadata/properties" xmlns:xsi="http://www.w3.org/2001/XMLSchema-instance" xmlns:pc="http://schemas.microsoft.com/office/infopath/2007/PartnerControls">
+  <documentManagement>
+    <TaxCatchAll xmlns="f0bc9967-2e53-4218-bd18-951282933666" xsi:nil="true"/>
+    <lcf76f155ced4ddcb4097134ff3c332f xmlns="8481030f-3ef1-4bca-9367-f047bbe6438d">
+      <Terms xmlns="http://schemas.microsoft.com/office/infopath/2007/PartnerControls"/>
+    </lcf76f155ced4ddcb4097134ff3c332f>
+  </documentManagement>
+</p:properties>
 </file>
 
 <file path=customXml/item2.xml><?xml version="1.0" encoding="utf-8"?>
-<ct:contentTypeSchema xmlns:ct="http://schemas.microsoft.com/office/2006/metadata/contentType" xmlns:ma="http://schemas.microsoft.com/office/2006/metadata/properties/metaAttributes" ct:_="" ma:_="" ma:contentTypeName="Document" ma:contentTypeID="0x01010002B6B94E4F8C004C98463C06E7D556E3" ma:contentTypeVersion="12" ma:contentTypeDescription="Crée un document." ma:contentTypeScope="" ma:versionID="c88828ff43cb8cbda57a1ce80bd4e892">
-  <xsd:schema xmlns:xsd="http://www.w3.org/2001/XMLSchema" xmlns:xs="http://www.w3.org/2001/XMLSchema" xmlns:p="http://schemas.microsoft.com/office/2006/metadata/properties" xmlns:ns2="6d33effc-64ff-4256-b2e6-57e96159e14a" xmlns:ns3="7ec6d878-aca8-439b-b87d-8dc698a51c90" targetNamespace="http://schemas.microsoft.com/office/2006/metadata/properties" ma:root="true" ma:fieldsID="f99c3b7be06bd4427938a804ec5b2208" ns2:_="" ns3:_="">
-    <xsd:import namespace="6d33effc-64ff-4256-b2e6-57e96159e14a"/>
-    <xsd:import namespace="7ec6d878-aca8-439b-b87d-8dc698a51c90"/>
+<ct:contentTypeSchema xmlns:ct="http://schemas.microsoft.com/office/2006/metadata/contentType" xmlns:ma="http://schemas.microsoft.com/office/2006/metadata/properties/metaAttributes" ct:_="" ma:_="" ma:contentTypeName="Document" ma:contentTypeID="0x0101006257A46FBCE1284E815FF5E2985C00E1" ma:contentTypeVersion="12" ma:contentTypeDescription="Create a new document." ma:contentTypeScope="" ma:versionID="295a30ef49826793f61ffa12c7295070">
+  <xsd:schema xmlns:xsd="http://www.w3.org/2001/XMLSchema" xmlns:xs="http://www.w3.org/2001/XMLSchema" xmlns:p="http://schemas.microsoft.com/office/2006/metadata/properties" xmlns:ns2="8481030f-3ef1-4bca-9367-f047bbe6438d" xmlns:ns3="f0bc9967-2e53-4218-bd18-951282933666" targetNamespace="http://schemas.microsoft.com/office/2006/metadata/properties" ma:root="true" ma:fieldsID="f1e8a9f0801190efee04bae48a1bd8e6" ns2:_="" ns3:_="">
+    <xsd:import namespace="8481030f-3ef1-4bca-9367-f047bbe6438d"/>
+    <xsd:import namespace="f0bc9967-2e53-4218-bd18-951282933666"/>
     <xsd:element name="properties">
       <xsd:complexType>
         <xsd:sequence>
@@ -15153,14 +14840,14 @@
                 <xsd:element ref="ns2:MediaServiceMetadata" minOccurs="0"/>
                 <xsd:element ref="ns2:MediaServiceFastMetadata" minOccurs="0"/>
                 <xsd:element ref="ns2:MediaServiceSearchProperties" minOccurs="0"/>
-                <xsd:element ref="ns2:MediaServiceObjectDetectorVersions" minOccurs="0"/>
+                <xsd:element ref="ns2:MediaServiceDateTaken" minOccurs="0"/>
+                <xsd:element ref="ns2:MediaServiceGenerationTime" minOccurs="0"/>
+                <xsd:element ref="ns2:MediaServiceEventHashCode" minOccurs="0"/>
                 <xsd:element ref="ns2:lcf76f155ced4ddcb4097134ff3c332f" minOccurs="0"/>
                 <xsd:element ref="ns3:TaxCatchAll" minOccurs="0"/>
-                <xsd:element ref="ns2:MediaServiceDateTaken" minOccurs="0"/>
                 <xsd:element ref="ns2:MediaServiceOCR" minOccurs="0"/>
-                <xsd:element ref="ns2:MediaServiceGenerationTime" minOccurs="0"/>
-                <xsd:element ref="ns2:MediaServiceEventHashCode" minOccurs="0"/>
                 <xsd:element ref="ns2:MediaLengthInSeconds" minOccurs="0"/>
+                <xsd:element ref="ns2:MediaServiceLocation" minOccurs="0"/>
               </xsd:all>
             </xsd:complexType>
           </xsd:element>
@@ -15168,7 +14855,7 @@
       </xsd:complexType>
     </xsd:element>
   </xsd:schema>
-  <xsd:schema xmlns:xsd="http://www.w3.org/2001/XMLSchema" xmlns:xs="http://www.w3.org/2001/XMLSchema" xmlns:dms="http://schemas.microsoft.com/office/2006/documentManagement/types" xmlns:pc="http://schemas.microsoft.com/office/infopath/2007/PartnerControls" targetNamespace="6d33effc-64ff-4256-b2e6-57e96159e14a" elementFormDefault="qualified">
+  <xsd:schema xmlns:xsd="http://www.w3.org/2001/XMLSchema" xmlns:xs="http://www.w3.org/2001/XMLSchema" xmlns:dms="http://schemas.microsoft.com/office/2006/documentManagement/types" xmlns:pc="http://schemas.microsoft.com/office/infopath/2007/PartnerControls" targetNamespace="8481030f-3ef1-4bca-9367-f047bbe6438d" elementFormDefault="qualified">
     <xsd:import namespace="http://schemas.microsoft.com/office/2006/documentManagement/types"/>
     <xsd:import namespace="http://schemas.microsoft.com/office/infopath/2007/PartnerControls"/>
     <xsd:element name="MediaServiceMetadata" ma:index="8" nillable="true" ma:displayName="MediaServiceMetadata" ma:hidden="true" ma:internalName="MediaServiceMetadata" ma:readOnly="true">
@@ -15186,50 +14873,50 @@
         <xsd:restriction base="dms:Note"/>
       </xsd:simpleType>
     </xsd:element>
-    <xsd:element name="MediaServiceObjectDetectorVersions" ma:index="11" nillable="true" ma:displayName="MediaServiceObjectDetectorVersions" ma:hidden="true" ma:indexed="true" ma:internalName="MediaServiceObjectDetectorVersions" ma:readOnly="true">
+    <xsd:element name="MediaServiceDateTaken" ma:index="11" nillable="true" ma:displayName="MediaServiceDateTaken" ma:hidden="true" ma:indexed="true" ma:internalName="MediaServiceDateTaken" ma:readOnly="true">
       <xsd:simpleType>
         <xsd:restriction base="dms:Text"/>
       </xsd:simpleType>
     </xsd:element>
-    <xsd:element name="lcf76f155ced4ddcb4097134ff3c332f" ma:index="13" nillable="true" ma:taxonomy="true" ma:internalName="lcf76f155ced4ddcb4097134ff3c332f" ma:taxonomyFieldName="MediaServiceImageTags" ma:displayName="Balises d’images" ma:readOnly="false" ma:fieldId="{5cf76f15-5ced-4ddc-b409-7134ff3c332f}" ma:taxonomyMulti="true" ma:sspId="26fcbfc6-5c34-4df5-b835-785059f03521" ma:termSetId="09814cd3-568e-fe90-9814-8d621ff8fb84" ma:anchorId="fba54fb3-c3e1-fe81-a776-ca4b69148c4d" ma:open="true" ma:isKeyword="false">
+    <xsd:element name="MediaServiceGenerationTime" ma:index="12" nillable="true" ma:displayName="MediaServiceGenerationTime" ma:hidden="true" ma:internalName="MediaServiceGenerationTime" ma:readOnly="true">
+      <xsd:simpleType>
+        <xsd:restriction base="dms:Text"/>
+      </xsd:simpleType>
+    </xsd:element>
+    <xsd:element name="MediaServiceEventHashCode" ma:index="13" nillable="true" ma:displayName="MediaServiceEventHashCode" ma:hidden="true" ma:internalName="MediaServiceEventHashCode" ma:readOnly="true">
+      <xsd:simpleType>
+        <xsd:restriction base="dms:Text"/>
+      </xsd:simpleType>
+    </xsd:element>
+    <xsd:element name="lcf76f155ced4ddcb4097134ff3c332f" ma:index="15" nillable="true" ma:taxonomy="true" ma:internalName="lcf76f155ced4ddcb4097134ff3c332f" ma:taxonomyFieldName="MediaServiceImageTags" ma:displayName="Image Tags" ma:readOnly="false" ma:fieldId="{5cf76f15-5ced-4ddc-b409-7134ff3c332f}" ma:taxonomyMulti="true" ma:sspId="3359f99f-7adb-4d1b-8d00-53cb3419da6c" ma:termSetId="09814cd3-568e-fe90-9814-8d621ff8fb84" ma:anchorId="fba54fb3-c3e1-fe81-a776-ca4b69148c4d" ma:open="true" ma:isKeyword="false">
       <xsd:complexType>
         <xsd:sequence>
           <xsd:element ref="pc:Terms" minOccurs="0" maxOccurs="1"/>
         </xsd:sequence>
       </xsd:complexType>
     </xsd:element>
-    <xsd:element name="MediaServiceDateTaken" ma:index="15" nillable="true" ma:displayName="MediaServiceDateTaken" ma:hidden="true" ma:indexed="true" ma:internalName="MediaServiceDateTaken" ma:readOnly="true">
-      <xsd:simpleType>
-        <xsd:restriction base="dms:Text"/>
-      </xsd:simpleType>
-    </xsd:element>
-    <xsd:element name="MediaServiceOCR" ma:index="16" nillable="true" ma:displayName="Extracted Text" ma:internalName="MediaServiceOCR" ma:readOnly="true">
+    <xsd:element name="MediaServiceOCR" ma:index="17" nillable="true" ma:displayName="Extracted Text" ma:internalName="MediaServiceOCR" ma:readOnly="true">
       <xsd:simpleType>
         <xsd:restriction base="dms:Note">
           <xsd:maxLength value="255"/>
         </xsd:restriction>
       </xsd:simpleType>
     </xsd:element>
-    <xsd:element name="MediaServiceGenerationTime" ma:index="17" nillable="true" ma:displayName="MediaServiceGenerationTime" ma:hidden="true" ma:internalName="MediaServiceGenerationTime" ma:readOnly="true">
+    <xsd:element name="MediaLengthInSeconds" ma:index="18" nillable="true" ma:displayName="MediaLengthInSeconds" ma:hidden="true" ma:internalName="MediaLengthInSeconds" ma:readOnly="true">
+      <xsd:simpleType>
+        <xsd:restriction base="dms:Unknown"/>
+      </xsd:simpleType>
+    </xsd:element>
+    <xsd:element name="MediaServiceLocation" ma:index="19" nillable="true" ma:displayName="Location" ma:indexed="true" ma:internalName="MediaServiceLocation" ma:readOnly="true">
       <xsd:simpleType>
         <xsd:restriction base="dms:Text"/>
       </xsd:simpleType>
     </xsd:element>
-    <xsd:element name="MediaServiceEventHashCode" ma:index="18" nillable="true" ma:displayName="MediaServiceEventHashCode" ma:hidden="true" ma:internalName="MediaServiceEventHashCode" ma:readOnly="true">
-      <xsd:simpleType>
-        <xsd:restriction base="dms:Text"/>
-      </xsd:simpleType>
-    </xsd:element>
-    <xsd:element name="MediaLengthInSeconds" ma:index="19" nillable="true" ma:displayName="MediaLengthInSeconds" ma:hidden="true" ma:internalName="MediaLengthInSeconds" ma:readOnly="true">
-      <xsd:simpleType>
-        <xsd:restriction base="dms:Unknown"/>
-      </xsd:simpleType>
-    </xsd:element>
   </xsd:schema>
-  <xsd:schema xmlns:xsd="http://www.w3.org/2001/XMLSchema" xmlns:xs="http://www.w3.org/2001/XMLSchema" xmlns:dms="http://schemas.microsoft.com/office/2006/documentManagement/types" xmlns:pc="http://schemas.microsoft.com/office/infopath/2007/PartnerControls" targetNamespace="7ec6d878-aca8-439b-b87d-8dc698a51c90" elementFormDefault="qualified">
+  <xsd:schema xmlns:xsd="http://www.w3.org/2001/XMLSchema" xmlns:xs="http://www.w3.org/2001/XMLSchema" xmlns:dms="http://schemas.microsoft.com/office/2006/documentManagement/types" xmlns:pc="http://schemas.microsoft.com/office/infopath/2007/PartnerControls" targetNamespace="f0bc9967-2e53-4218-bd18-951282933666" elementFormDefault="qualified">
     <xsd:import namespace="http://schemas.microsoft.com/office/2006/documentManagement/types"/>
     <xsd:import namespace="http://schemas.microsoft.com/office/infopath/2007/PartnerControls"/>
-    <xsd:element name="TaxCatchAll" ma:index="14" nillable="true" ma:displayName="Taxonomy Catch All Column" ma:hidden="true" ma:list="{b472e6f0-5fa7-40ad-9a53-a0d33027dbe3}" ma:internalName="TaxCatchAll" ma:showField="CatchAllData" ma:web="7ec6d878-aca8-439b-b87d-8dc698a51c90">
+    <xsd:element name="TaxCatchAll" ma:index="16" nillable="true" ma:displayName="Taxonomy Catch All Column" ma:hidden="true" ma:list="{48c7a349-d0e1-48c2-8741-389205588b58}" ma:internalName="TaxCatchAll" ma:showField="CatchAllData" ma:web="f0bc9967-2e53-4218-bd18-951282933666">
       <xsd:complexType>
         <xsd:complexContent>
           <xsd:extension base="dms:MultiChoiceLookup">
@@ -15250,8 +14937,8 @@
         <xsd:element ref="dc:creator" minOccurs="0" maxOccurs="1"/>
         <xsd:element ref="dcterms:created" minOccurs="0" maxOccurs="1"/>
         <xsd:element ref="dc:identifier" minOccurs="0" maxOccurs="1"/>
-        <xsd:element name="contentType" minOccurs="0" maxOccurs="1" type="xsd:string" ma:index="0" ma:displayName="Type de contenu"/>
-        <xsd:element ref="dc:title" minOccurs="0" maxOccurs="1" ma:index="4" ma:displayName="Titre"/>
+        <xsd:element name="contentType" minOccurs="0" maxOccurs="1" type="xsd:string" ma:index="0" ma:displayName="Content Type"/>
+        <xsd:element ref="dc:title" minOccurs="0" maxOccurs="1" ma:index="4" ma:displayName="Title"/>
         <xsd:element ref="dc:subject" minOccurs="0" maxOccurs="1"/>
         <xsd:element ref="dc:description" minOccurs="0" maxOccurs="1"/>
         <xsd:element name="keywords" minOccurs="0" maxOccurs="1" type="xsd:string"/>
@@ -15341,14 +15028,7 @@
 </file>
 
 <file path=customXml/item3.xml><?xml version="1.0" encoding="utf-8"?>
-<p:properties xmlns:p="http://schemas.microsoft.com/office/2006/metadata/properties" xmlns:xsi="http://www.w3.org/2001/XMLSchema-instance" xmlns:pc="http://schemas.microsoft.com/office/infopath/2007/PartnerControls">
-  <documentManagement>
-    <TaxCatchAll xmlns="7ec6d878-aca8-439b-b87d-8dc698a51c90" xsi:nil="true"/>
-    <lcf76f155ced4ddcb4097134ff3c332f xmlns="6d33effc-64ff-4256-b2e6-57e96159e14a">
-      <Terms xmlns="http://schemas.microsoft.com/office/infopath/2007/PartnerControls"/>
-    </lcf76f155ced4ddcb4097134ff3c332f>
-  </documentManagement>
-</p:properties>
+<b:Sources xmlns:b="http://schemas.openxmlformats.org/officeDocument/2006/bibliography" xmlns="http://schemas.openxmlformats.org/officeDocument/2006/bibliography" SelectedStyle="\APASixthEditionOfficeOnline.xsl" StyleName="APA" Version="6"/>
 </file>
 
 <file path=customXml/item4.xml><?xml version="1.0" encoding="utf-8"?>
@@ -15361,39 +15041,24 @@
 </file>
 
 <file path=customXml/itemProps1.xml><?xml version="1.0" encoding="utf-8"?>
-<ds:datastoreItem xmlns:ds="http://schemas.openxmlformats.org/officeDocument/2006/customXml" ds:itemID="{17D5BA1C-17B2-4A13-8D42-9DFFEBF5FC5E}">
+<ds:datastoreItem xmlns:ds="http://schemas.openxmlformats.org/officeDocument/2006/customXml" ds:itemID="{22D66156-4239-45D7-A621-057D65303176}">
   <ds:schemaRefs>
-    <ds:schemaRef ds:uri="http://schemas.openxmlformats.org/officeDocument/2006/bibliography"/>
+    <ds:schemaRef ds:uri="http://schemas.microsoft.com/office/2006/metadata/properties"/>
+    <ds:schemaRef ds:uri="http://schemas.microsoft.com/office/infopath/2007/PartnerControls"/>
+    <ds:schemaRef ds:uri="f0bc9967-2e53-4218-bd18-951282933666"/>
+    <ds:schemaRef ds:uri="8481030f-3ef1-4bca-9367-f047bbe6438d"/>
   </ds:schemaRefs>
 </ds:datastoreItem>
 </file>
 
 <file path=customXml/itemProps2.xml><?xml version="1.0" encoding="utf-8"?>
-<ds:datastoreItem xmlns:ds="http://schemas.openxmlformats.org/officeDocument/2006/customXml" ds:itemID="{E4D91306-F6A4-41D8-AD2D-D3219A141D05}">
-  <ds:schemaRefs>
-    <ds:schemaRef ds:uri="http://schemas.microsoft.com/office/2006/metadata/contentType"/>
-    <ds:schemaRef ds:uri="http://schemas.microsoft.com/office/2006/metadata/properties/metaAttributes"/>
-    <ds:schemaRef ds:uri="http://www.w3.org/2001/XMLSchema"/>
-    <ds:schemaRef ds:uri="http://schemas.microsoft.com/office/2006/metadata/properties"/>
-    <ds:schemaRef ds:uri="6d33effc-64ff-4256-b2e6-57e96159e14a"/>
-    <ds:schemaRef ds:uri="7ec6d878-aca8-439b-b87d-8dc698a51c90"/>
-    <ds:schemaRef ds:uri="http://schemas.microsoft.com/office/2006/documentManagement/types"/>
-    <ds:schemaRef ds:uri="http://schemas.microsoft.com/office/infopath/2007/PartnerControls"/>
-    <ds:schemaRef ds:uri="http://schemas.openxmlformats.org/package/2006/metadata/core-properties"/>
-    <ds:schemaRef ds:uri="http://purl.org/dc/elements/1.1/"/>
-    <ds:schemaRef ds:uri="http://purl.org/dc/terms/"/>
-    <ds:schemaRef ds:uri="http://schemas.microsoft.com/internal/obd"/>
-  </ds:schemaRefs>
-</ds:datastoreItem>
+<ds:datastoreItem xmlns:ds="http://schemas.openxmlformats.org/officeDocument/2006/customXml" ds:itemID="{26241831-1C83-4ABC-9834-F1913F96A9AE}"/>
 </file>
 
 <file path=customXml/itemProps3.xml><?xml version="1.0" encoding="utf-8"?>
-<ds:datastoreItem xmlns:ds="http://schemas.openxmlformats.org/officeDocument/2006/customXml" ds:itemID="{22D66156-4239-45D7-A621-057D65303176}">
+<ds:datastoreItem xmlns:ds="http://schemas.openxmlformats.org/officeDocument/2006/customXml" ds:itemID="{17D5BA1C-17B2-4A13-8D42-9DFFEBF5FC5E}">
   <ds:schemaRefs>
-    <ds:schemaRef ds:uri="http://schemas.microsoft.com/office/2006/metadata/properties"/>
-    <ds:schemaRef ds:uri="http://schemas.microsoft.com/office/infopath/2007/PartnerControls"/>
-    <ds:schemaRef ds:uri="7ec6d878-aca8-439b-b87d-8dc698a51c90"/>
-    <ds:schemaRef ds:uri="6d33effc-64ff-4256-b2e6-57e96159e14a"/>
+    <ds:schemaRef ds:uri="http://schemas.openxmlformats.org/officeDocument/2006/bibliography"/>
   </ds:schemaRefs>
 </ds:datastoreItem>
 </file>

--- a/data/PROD-SOP-0140-V01-Blistereuse.docx
+++ b/data/PROD-SOP-0140-V01-Blistereuse.docx
@@ -1,6 +1,6 @@
 
 <file path=word/document.xml><?xml version="1.0" encoding="utf-8"?>
-<w:document xmlns:wpc="http://schemas.microsoft.com/office/word/2010/wordprocessingCanvas" xmlns:cx="http://schemas.microsoft.com/office/drawing/2014/chartex" xmlns:cx1="http://schemas.microsoft.com/office/drawing/2015/9/8/chartex" xmlns:cx2="http://schemas.microsoft.com/office/drawing/2015/10/21/chartex" xmlns:cx3="http://schemas.microsoft.com/office/drawing/2016/5/9/chartex" xmlns:cx4="http://schemas.microsoft.com/office/drawing/2016/5/10/chartex" xmlns:cx5="http://schemas.microsoft.com/office/drawing/2016/5/11/chartex" xmlns:cx6="http://schemas.microsoft.com/office/drawing/2016/5/12/chartex" xmlns:cx7="http://schemas.microsoft.com/office/drawing/2016/5/13/chartex" xmlns:cx8="http://schemas.microsoft.com/office/drawing/2016/5/14/chartex" xmlns:mc="http://schemas.openxmlformats.org/markup-compatibility/2006" xmlns:aink="http://schemas.microsoft.com/office/drawing/2016/ink" xmlns:am3d="http://schemas.microsoft.com/office/drawing/2017/model3d" xmlns:o="urn:schemas-microsoft-com:office:office" xmlns:oel="http://schemas.microsoft.com/office/2019/extlst" xmlns:r="http://schemas.openxmlformats.org/officeDocument/2006/relationships" xmlns:m="http://schemas.openxmlformats.org/officeDocument/2006/math" xmlns:v="urn:schemas-microsoft-com:vml" xmlns:wp14="http://schemas.microsoft.com/office/word/2010/wordprocessingDrawing" xmlns:wp="http://schemas.openxmlformats.org/drawingml/2006/wordprocessingDrawing" xmlns:w10="urn:schemas-microsoft-com:office:word" xmlns:w="http://schemas.openxmlformats.org/wordprocessingml/2006/main" xmlns:w14="http://schemas.microsoft.com/office/word/2010/wordml" xmlns:w15="http://schemas.microsoft.com/office/word/2012/wordml" xmlns:w16cex="http://schemas.microsoft.com/office/word/2018/wordml/cex" xmlns:w16cid="http://schemas.microsoft.com/office/word/2016/wordml/cid" xmlns:w16="http://schemas.microsoft.com/office/word/2018/wordml" xmlns:w16du="http://schemas.microsoft.com/office/word/2023/wordml/word16du" xmlns:w16sdtdh="http://schemas.microsoft.com/office/word/2020/wordml/sdtdatahash" xmlns:w16sdtfl="http://schemas.microsoft.com/office/word/2024/wordml/sdtformatlock" xmlns:w16se="http://schemas.microsoft.com/office/word/2015/wordml/symex" xmlns:wpg="http://schemas.microsoft.com/office/word/2010/wordprocessingGroup" xmlns:wpi="http://schemas.microsoft.com/office/word/2010/wordprocessingInk" xmlns:wne="http://schemas.microsoft.com/office/word/2006/wordml" xmlns:wps="http://schemas.microsoft.com/office/word/2010/wordprocessingShape" mc:Ignorable="w14 w15 w16se w16cid w16 w16cex w16sdtdh w16sdtfl w16du wp14">
+<w:document xmlns:wpc="http://schemas.microsoft.com/office/word/2010/wordprocessingCanvas" xmlns:cx="http://schemas.microsoft.com/office/drawing/2014/chartex" xmlns:cx1="http://schemas.microsoft.com/office/drawing/2015/9/8/chartex" xmlns:cx2="http://schemas.microsoft.com/office/drawing/2015/10/21/chartex" xmlns:cx3="http://schemas.microsoft.com/office/drawing/2016/5/9/chartex" xmlns:cx4="http://schemas.microsoft.com/office/drawing/2016/5/10/chartex" xmlns:cx5="http://schemas.microsoft.com/office/drawing/2016/5/11/chartex" xmlns:cx6="http://schemas.microsoft.com/office/drawing/2016/5/12/chartex" xmlns:cx7="http://schemas.microsoft.com/office/drawing/2016/5/13/chartex" xmlns:cx8="http://schemas.microsoft.com/office/drawing/2016/5/14/chartex" xmlns:mc="http://schemas.openxmlformats.org/markup-compatibility/2006" xmlns:aink="http://schemas.microsoft.com/office/drawing/2016/ink" xmlns:am3d="http://schemas.microsoft.com/office/drawing/2017/model3d" xmlns:o="urn:schemas-microsoft-com:office:office" xmlns:r="http://schemas.openxmlformats.org/officeDocument/2006/relationships" xmlns:m="http://schemas.openxmlformats.org/officeDocument/2006/math" xmlns:v="urn:schemas-microsoft-com:vml" xmlns:wp14="http://schemas.microsoft.com/office/word/2010/wordprocessingDrawing" xmlns:wp="http://schemas.openxmlformats.org/drawingml/2006/wordprocessingDrawing" xmlns:w10="urn:schemas-microsoft-com:office:word" xmlns:w="http://schemas.openxmlformats.org/wordprocessingml/2006/main" xmlns:w14="http://schemas.microsoft.com/office/word/2010/wordml" xmlns:w15="http://schemas.microsoft.com/office/word/2012/wordml" xmlns:w16cex="http://schemas.microsoft.com/office/word/2018/wordml/cex" xmlns:w16cid="http://schemas.microsoft.com/office/word/2016/wordml/cid" xmlns:w16="http://schemas.microsoft.com/office/word/2018/wordml" xmlns:w16sdtdh="http://schemas.microsoft.com/office/word/2020/wordml/sdtdatahash" xmlns:w16se="http://schemas.microsoft.com/office/word/2015/wordml/symex" xmlns:wpg="http://schemas.microsoft.com/office/word/2010/wordprocessingGroup" xmlns:wpi="http://schemas.microsoft.com/office/word/2010/wordprocessingInk" xmlns:wne="http://schemas.microsoft.com/office/word/2006/wordml" xmlns:wps="http://schemas.microsoft.com/office/word/2010/wordprocessingShape" mc:Ignorable="w14 w15 w16se w16cid w16 w16cex w16sdtdh wp14">
   <w:body>
     <w:p>
       <w:pPr>
@@ -11,7 +11,7 @@
     </w:p>
     <w:tbl>
       <w:tblPr>
-        <w:tblStyle w:val="Grilledutableau"/>
+        <w:tblStyle w:val="TableGrid"/>
         <w:tblW w:w="0" w:type="auto"/>
         <w:tblLook w:val="04A0" w:firstRow="1" w:lastRow="0" w:firstColumn="1" w:lastColumn="0" w:noHBand="0" w:noVBand="1"/>
       </w:tblPr>
@@ -547,10 +547,11 @@
           <w:docPartUnique/>
         </w:docPartObj>
       </w:sdtPr>
+      <w:sdtEndPr/>
       <w:sdtContent>
         <w:p>
           <w:pPr>
-            <w:pStyle w:val="Titre1"/>
+            <w:pStyle w:val="Heading1"/>
             <w:numPr>
               <w:ilvl w:val="0"/>
               <w:numId w:val="0"/>
@@ -564,7 +565,7 @@
         </w:p>
         <w:p>
           <w:pPr>
-            <w:pStyle w:val="TM1"/>
+            <w:pStyle w:val="TOC1"/>
             <w:tabs>
               <w:tab w:val="right" w:leader="dot" w:pos="9062"/>
             </w:tabs>
@@ -587,7 +588,7 @@
           <w:hyperlink w:anchor="_Toc226648978" w:history="1">
             <w:r>
               <w:rPr>
-                <w:rStyle w:val="Lienhypertexte"/>
+                <w:rStyle w:val="Hyperlink"/>
                 <w:noProof/>
               </w:rPr>
               <w:t>Table des matières</w:t>
@@ -644,7 +645,7 @@
         </w:p>
         <w:p>
           <w:pPr>
-            <w:pStyle w:val="TM1"/>
+            <w:pStyle w:val="TOC1"/>
             <w:tabs>
               <w:tab w:val="left" w:pos="480"/>
               <w:tab w:val="right" w:leader="dot" w:pos="9062"/>
@@ -659,7 +660,7 @@
           <w:hyperlink w:anchor="_Toc226648979" w:history="1">
             <w:r>
               <w:rPr>
-                <w:rStyle w:val="Lienhypertexte"/>
+                <w:rStyle w:val="Hyperlink"/>
                 <w:noProof/>
               </w:rPr>
               <w:t>I.</w:t>
@@ -675,7 +676,7 @@
             </w:r>
             <w:r>
               <w:rPr>
-                <w:rStyle w:val="Lienhypertexte"/>
+                <w:rStyle w:val="Hyperlink"/>
                 <w:noProof/>
               </w:rPr>
               <w:t>Objectif</w:t>
@@ -732,7 +733,7 @@
         </w:p>
         <w:p>
           <w:pPr>
-            <w:pStyle w:val="TM1"/>
+            <w:pStyle w:val="TOC1"/>
             <w:tabs>
               <w:tab w:val="left" w:pos="480"/>
               <w:tab w:val="right" w:leader="dot" w:pos="9062"/>
@@ -747,7 +748,7 @@
           <w:hyperlink w:anchor="_Toc226648980" w:history="1">
             <w:r>
               <w:rPr>
-                <w:rStyle w:val="Lienhypertexte"/>
+                <w:rStyle w:val="Hyperlink"/>
                 <w:noProof/>
               </w:rPr>
               <w:t>II.</w:t>
@@ -763,7 +764,7 @@
             </w:r>
             <w:r>
               <w:rPr>
-                <w:rStyle w:val="Lienhypertexte"/>
+                <w:rStyle w:val="Hyperlink"/>
                 <w:noProof/>
               </w:rPr>
               <w:t>Champs d’application</w:t>
@@ -820,7 +821,7 @@
         </w:p>
         <w:p>
           <w:pPr>
-            <w:pStyle w:val="TM1"/>
+            <w:pStyle w:val="TOC1"/>
             <w:tabs>
               <w:tab w:val="left" w:pos="720"/>
               <w:tab w:val="right" w:leader="dot" w:pos="9062"/>
@@ -835,7 +836,7 @@
           <w:hyperlink w:anchor="_Toc226648981" w:history="1">
             <w:r>
               <w:rPr>
-                <w:rStyle w:val="Lienhypertexte"/>
+                <w:rStyle w:val="Hyperlink"/>
                 <w:noProof/>
               </w:rPr>
               <w:t>III.</w:t>
@@ -851,7 +852,7 @@
             </w:r>
             <w:r>
               <w:rPr>
-                <w:rStyle w:val="Lienhypertexte"/>
+                <w:rStyle w:val="Hyperlink"/>
                 <w:noProof/>
               </w:rPr>
               <w:t>Description et Fonctionnement</w:t>
@@ -908,7 +909,7 @@
         </w:p>
         <w:p>
           <w:pPr>
-            <w:pStyle w:val="TM2"/>
+            <w:pStyle w:val="TOC2"/>
             <w:tabs>
               <w:tab w:val="left" w:pos="720"/>
               <w:tab w:val="right" w:leader="dot" w:pos="9062"/>
@@ -923,7 +924,7 @@
           <w:hyperlink w:anchor="_Toc226648982" w:history="1">
             <w:r>
               <w:rPr>
-                <w:rStyle w:val="Lienhypertexte"/>
+                <w:rStyle w:val="Hyperlink"/>
                 <w:noProof/>
               </w:rPr>
               <w:t>1.</w:t>
@@ -939,7 +940,7 @@
             </w:r>
             <w:r>
               <w:rPr>
-                <w:rStyle w:val="Lienhypertexte"/>
+                <w:rStyle w:val="Hyperlink"/>
                 <w:noProof/>
               </w:rPr>
               <w:t>Approvisionnement</w:t>
@@ -996,7 +997,7 @@
         </w:p>
         <w:p>
           <w:pPr>
-            <w:pStyle w:val="TM2"/>
+            <w:pStyle w:val="TOC2"/>
             <w:tabs>
               <w:tab w:val="left" w:pos="720"/>
               <w:tab w:val="right" w:leader="dot" w:pos="9062"/>
@@ -1011,7 +1012,7 @@
           <w:hyperlink w:anchor="_Toc226648983" w:history="1">
             <w:r>
               <w:rPr>
-                <w:rStyle w:val="Lienhypertexte"/>
+                <w:rStyle w:val="Hyperlink"/>
                 <w:noProof/>
               </w:rPr>
               <w:t>a.</w:t>
@@ -1027,7 +1028,7 @@
             </w:r>
             <w:r>
               <w:rPr>
-                <w:rStyle w:val="Lienhypertexte"/>
+                <w:rStyle w:val="Hyperlink"/>
                 <w:noProof/>
               </w:rPr>
               <w:t>PVC/PVDC ou PVC/PE/PVDC ou ALU/ALU</w:t>
@@ -1084,7 +1085,7 @@
         </w:p>
         <w:p>
           <w:pPr>
-            <w:pStyle w:val="TM2"/>
+            <w:pStyle w:val="TOC2"/>
             <w:tabs>
               <w:tab w:val="left" w:pos="720"/>
               <w:tab w:val="right" w:leader="dot" w:pos="9062"/>
@@ -1099,7 +1100,7 @@
           <w:hyperlink w:anchor="_Toc226648984" w:history="1">
             <w:r>
               <w:rPr>
-                <w:rStyle w:val="Lienhypertexte"/>
+                <w:rStyle w:val="Hyperlink"/>
                 <w:noProof/>
               </w:rPr>
               <w:t>b.</w:t>
@@ -1115,7 +1116,7 @@
             </w:r>
             <w:r>
               <w:rPr>
-                <w:rStyle w:val="Lienhypertexte"/>
+                <w:rStyle w:val="Hyperlink"/>
                 <w:noProof/>
               </w:rPr>
               <w:t>Changement de bobine PVC</w:t>
@@ -1172,7 +1173,7 @@
         </w:p>
         <w:p>
           <w:pPr>
-            <w:pStyle w:val="TM2"/>
+            <w:pStyle w:val="TOC2"/>
             <w:tabs>
               <w:tab w:val="left" w:pos="720"/>
               <w:tab w:val="right" w:leader="dot" w:pos="9062"/>
@@ -1187,7 +1188,7 @@
           <w:hyperlink w:anchor="_Toc226648985" w:history="1">
             <w:r>
               <w:rPr>
-                <w:rStyle w:val="Lienhypertexte"/>
+                <w:rStyle w:val="Hyperlink"/>
                 <w:noProof/>
               </w:rPr>
               <w:t>c.</w:t>
@@ -1203,7 +1204,7 @@
             </w:r>
             <w:r>
               <w:rPr>
-                <w:rStyle w:val="Lienhypertexte"/>
+                <w:rStyle w:val="Hyperlink"/>
                 <w:noProof/>
               </w:rPr>
               <w:t>L’ALU</w:t>
@@ -1260,7 +1261,7 @@
         </w:p>
         <w:p>
           <w:pPr>
-            <w:pStyle w:val="TM2"/>
+            <w:pStyle w:val="TOC2"/>
             <w:tabs>
               <w:tab w:val="left" w:pos="720"/>
               <w:tab w:val="right" w:leader="dot" w:pos="9062"/>
@@ -1275,7 +1276,7 @@
           <w:hyperlink w:anchor="_Toc226648986" w:history="1">
             <w:r>
               <w:rPr>
-                <w:rStyle w:val="Lienhypertexte"/>
+                <w:rStyle w:val="Hyperlink"/>
                 <w:noProof/>
               </w:rPr>
               <w:t>d.</w:t>
@@ -1291,7 +1292,7 @@
             </w:r>
             <w:r>
               <w:rPr>
-                <w:rStyle w:val="Lienhypertexte"/>
+                <w:rStyle w:val="Hyperlink"/>
                 <w:noProof/>
               </w:rPr>
               <w:t>Changement de rouleau d’ALU</w:t>
@@ -1348,7 +1349,7 @@
         </w:p>
         <w:p>
           <w:pPr>
-            <w:pStyle w:val="TM2"/>
+            <w:pStyle w:val="TOC2"/>
             <w:tabs>
               <w:tab w:val="left" w:pos="720"/>
               <w:tab w:val="right" w:leader="dot" w:pos="9062"/>
@@ -1363,7 +1364,7 @@
           <w:hyperlink w:anchor="_Toc226648987" w:history="1">
             <w:r>
               <w:rPr>
-                <w:rStyle w:val="Lienhypertexte"/>
+                <w:rStyle w:val="Hyperlink"/>
                 <w:noProof/>
               </w:rPr>
               <w:t>2.</w:t>
@@ -1379,7 +1380,7 @@
             </w:r>
             <w:r>
               <w:rPr>
-                <w:rStyle w:val="Lienhypertexte"/>
+                <w:rStyle w:val="Hyperlink"/>
                 <w:noProof/>
               </w:rPr>
               <w:t>Les comprimés</w:t>
@@ -1436,7 +1437,7 @@
         </w:p>
         <w:p>
           <w:pPr>
-            <w:pStyle w:val="TM2"/>
+            <w:pStyle w:val="TOC2"/>
             <w:tabs>
               <w:tab w:val="left" w:pos="720"/>
               <w:tab w:val="right" w:leader="dot" w:pos="9062"/>
@@ -1451,7 +1452,7 @@
           <w:hyperlink w:anchor="_Toc226648988" w:history="1">
             <w:r>
               <w:rPr>
-                <w:rStyle w:val="Lienhypertexte"/>
+                <w:rStyle w:val="Hyperlink"/>
                 <w:noProof/>
               </w:rPr>
               <w:t>3.</w:t>
@@ -1467,7 +1468,7 @@
             </w:r>
             <w:r>
               <w:rPr>
-                <w:rStyle w:val="Lienhypertexte"/>
+                <w:rStyle w:val="Hyperlink"/>
                 <w:noProof/>
               </w:rPr>
               <w:t>Prélèvement d’un pas de blister</w:t>
@@ -1524,7 +1525,7 @@
         </w:p>
         <w:p>
           <w:pPr>
-            <w:pStyle w:val="TM1"/>
+            <w:pStyle w:val="TOC1"/>
             <w:tabs>
               <w:tab w:val="left" w:pos="720"/>
               <w:tab w:val="right" w:leader="dot" w:pos="9062"/>
@@ -1539,7 +1540,7 @@
           <w:hyperlink w:anchor="_Toc226648989" w:history="1">
             <w:r>
               <w:rPr>
-                <w:rStyle w:val="Lienhypertexte"/>
+                <w:rStyle w:val="Hyperlink"/>
                 <w:noProof/>
               </w:rPr>
               <w:t>IV.</w:t>
@@ -1555,7 +1556,7 @@
             </w:r>
             <w:r>
               <w:rPr>
-                <w:rStyle w:val="Lienhypertexte"/>
+                <w:rStyle w:val="Hyperlink"/>
                 <w:noProof/>
               </w:rPr>
               <w:t>Description des contrôles</w:t>
@@ -1612,7 +1613,7 @@
         </w:p>
         <w:p>
           <w:pPr>
-            <w:pStyle w:val="TM1"/>
+            <w:pStyle w:val="TOC1"/>
             <w:tabs>
               <w:tab w:val="left" w:pos="480"/>
               <w:tab w:val="right" w:leader="dot" w:pos="9062"/>
@@ -1627,7 +1628,7 @@
           <w:hyperlink w:anchor="_Toc226648990" w:history="1">
             <w:r>
               <w:rPr>
-                <w:rStyle w:val="Lienhypertexte"/>
+                <w:rStyle w:val="Hyperlink"/>
                 <w:noProof/>
               </w:rPr>
               <w:t>V.</w:t>
@@ -1643,7 +1644,7 @@
             </w:r>
             <w:r>
               <w:rPr>
-                <w:rStyle w:val="Lienhypertexte"/>
+                <w:rStyle w:val="Hyperlink"/>
                 <w:noProof/>
               </w:rPr>
               <w:t>Tableau de commandes</w:t>
@@ -1700,7 +1701,7 @@
         </w:p>
         <w:p>
           <w:pPr>
-            <w:pStyle w:val="TM2"/>
+            <w:pStyle w:val="TOC2"/>
             <w:tabs>
               <w:tab w:val="left" w:pos="720"/>
               <w:tab w:val="right" w:leader="dot" w:pos="9062"/>
@@ -1715,7 +1716,7 @@
           <w:hyperlink w:anchor="_Toc226648991" w:history="1">
             <w:r>
               <w:rPr>
-                <w:rStyle w:val="Lienhypertexte"/>
+                <w:rStyle w:val="Hyperlink"/>
                 <w:noProof/>
               </w:rPr>
               <w:t>1.</w:t>
@@ -1731,7 +1732,7 @@
             </w:r>
             <w:r>
               <w:rPr>
-                <w:rStyle w:val="Lienhypertexte"/>
+                <w:rStyle w:val="Hyperlink"/>
                 <w:noProof/>
               </w:rPr>
               <w:t>Page écran principal</w:t>
@@ -1788,7 +1789,7 @@
         </w:p>
         <w:p>
           <w:pPr>
-            <w:pStyle w:val="TM2"/>
+            <w:pStyle w:val="TOC2"/>
             <w:tabs>
               <w:tab w:val="left" w:pos="720"/>
               <w:tab w:val="right" w:leader="dot" w:pos="9062"/>
@@ -1803,7 +1804,7 @@
           <w:hyperlink w:anchor="_Toc226648992" w:history="1">
             <w:r>
               <w:rPr>
-                <w:rStyle w:val="Lienhypertexte"/>
+                <w:rStyle w:val="Hyperlink"/>
                 <w:noProof/>
               </w:rPr>
               <w:t>2.</w:t>
@@ -1819,7 +1820,7 @@
             </w:r>
             <w:r>
               <w:rPr>
-                <w:rStyle w:val="Lienhypertexte"/>
+                <w:rStyle w:val="Hyperlink"/>
                 <w:noProof/>
               </w:rPr>
               <w:t>Saisie d’un mot de passe</w:t>
@@ -1876,7 +1877,7 @@
         </w:p>
         <w:p>
           <w:pPr>
-            <w:pStyle w:val="TM2"/>
+            <w:pStyle w:val="TOC2"/>
             <w:tabs>
               <w:tab w:val="left" w:pos="720"/>
               <w:tab w:val="right" w:leader="dot" w:pos="9062"/>
@@ -1891,7 +1892,7 @@
           <w:hyperlink w:anchor="_Toc226648993" w:history="1">
             <w:r>
               <w:rPr>
-                <w:rStyle w:val="Lienhypertexte"/>
+                <w:rStyle w:val="Hyperlink"/>
                 <w:noProof/>
               </w:rPr>
               <w:t>3.</w:t>
@@ -1907,7 +1908,7 @@
             </w:r>
             <w:r>
               <w:rPr>
-                <w:rStyle w:val="Lienhypertexte"/>
+                <w:rStyle w:val="Hyperlink"/>
                 <w:noProof/>
               </w:rPr>
               <w:t>Message d’état de la machine</w:t>
@@ -1964,7 +1965,7 @@
         </w:p>
         <w:p>
           <w:pPr>
-            <w:pStyle w:val="TM2"/>
+            <w:pStyle w:val="TOC2"/>
             <w:tabs>
               <w:tab w:val="left" w:pos="720"/>
               <w:tab w:val="right" w:leader="dot" w:pos="9062"/>
@@ -1979,7 +1980,7 @@
           <w:hyperlink w:anchor="_Toc226648994" w:history="1">
             <w:r>
               <w:rPr>
-                <w:rStyle w:val="Lienhypertexte"/>
+                <w:rStyle w:val="Hyperlink"/>
                 <w:noProof/>
               </w:rPr>
               <w:t>4.</w:t>
@@ -1995,7 +1996,7 @@
             </w:r>
             <w:r>
               <w:rPr>
-                <w:rStyle w:val="Lienhypertexte"/>
+                <w:rStyle w:val="Hyperlink"/>
                 <w:noProof/>
               </w:rPr>
               <w:t>Fonctions les plus communes</w:t>
@@ -2052,7 +2053,7 @@
         </w:p>
         <w:p>
           <w:pPr>
-            <w:pStyle w:val="TM2"/>
+            <w:pStyle w:val="TOC2"/>
             <w:tabs>
               <w:tab w:val="left" w:pos="720"/>
               <w:tab w:val="right" w:leader="dot" w:pos="9062"/>
@@ -2067,7 +2068,7 @@
           <w:hyperlink w:anchor="_Toc226648995" w:history="1">
             <w:r>
               <w:rPr>
-                <w:rStyle w:val="Lienhypertexte"/>
+                <w:rStyle w:val="Hyperlink"/>
                 <w:noProof/>
               </w:rPr>
               <w:t>5.</w:t>
@@ -2083,7 +2084,7 @@
             </w:r>
             <w:r>
               <w:rPr>
-                <w:rStyle w:val="Lienhypertexte"/>
+                <w:rStyle w:val="Hyperlink"/>
                 <w:noProof/>
               </w:rPr>
               <w:t>Menu sélection</w:t>
@@ -2140,7 +2141,7 @@
         </w:p>
         <w:p>
           <w:pPr>
-            <w:pStyle w:val="TM2"/>
+            <w:pStyle w:val="TOC2"/>
             <w:tabs>
               <w:tab w:val="left" w:pos="720"/>
               <w:tab w:val="right" w:leader="dot" w:pos="9062"/>
@@ -2155,7 +2156,7 @@
           <w:hyperlink w:anchor="_Toc226648996" w:history="1">
             <w:r>
               <w:rPr>
-                <w:rStyle w:val="Lienhypertexte"/>
+                <w:rStyle w:val="Hyperlink"/>
                 <w:noProof/>
               </w:rPr>
               <w:t>a.</w:t>
@@ -2171,7 +2172,7 @@
             </w:r>
             <w:r>
               <w:rPr>
-                <w:rStyle w:val="Lienhypertexte"/>
+                <w:rStyle w:val="Hyperlink"/>
                 <w:noProof/>
               </w:rPr>
               <w:t>Sélecteurs de fonction</w:t>
@@ -2228,7 +2229,7 @@
         </w:p>
         <w:p>
           <w:pPr>
-            <w:pStyle w:val="TM2"/>
+            <w:pStyle w:val="TOC2"/>
             <w:tabs>
               <w:tab w:val="left" w:pos="720"/>
               <w:tab w:val="right" w:leader="dot" w:pos="9062"/>
@@ -2243,7 +2244,7 @@
           <w:hyperlink w:anchor="_Toc226648997" w:history="1">
             <w:r>
               <w:rPr>
-                <w:rStyle w:val="Lienhypertexte"/>
+                <w:rStyle w:val="Hyperlink"/>
                 <w:noProof/>
               </w:rPr>
               <w:t>b.</w:t>
@@ -2259,7 +2260,7 @@
             </w:r>
             <w:r>
               <w:rPr>
-                <w:rStyle w:val="Lienhypertexte"/>
+                <w:rStyle w:val="Hyperlink"/>
                 <w:noProof/>
               </w:rPr>
               <w:t>Sélecteur à clé</w:t>
@@ -2316,7 +2317,7 @@
         </w:p>
         <w:p>
           <w:pPr>
-            <w:pStyle w:val="TM1"/>
+            <w:pStyle w:val="TOC1"/>
             <w:tabs>
               <w:tab w:val="left" w:pos="720"/>
               <w:tab w:val="right" w:leader="dot" w:pos="9062"/>
@@ -2331,7 +2332,7 @@
           <w:hyperlink w:anchor="_Toc226648998" w:history="1">
             <w:r>
               <w:rPr>
-                <w:rStyle w:val="Lienhypertexte"/>
+                <w:rStyle w:val="Hyperlink"/>
                 <w:noProof/>
               </w:rPr>
               <w:t>VI.</w:t>
@@ -2347,7 +2348,7 @@
             </w:r>
             <w:r>
               <w:rPr>
-                <w:rStyle w:val="Lienhypertexte"/>
+                <w:rStyle w:val="Hyperlink"/>
                 <w:noProof/>
               </w:rPr>
               <w:t>Mise en marche</w:t>
@@ -2404,7 +2405,7 @@
         </w:p>
         <w:p>
           <w:pPr>
-            <w:pStyle w:val="TM2"/>
+            <w:pStyle w:val="TOC2"/>
             <w:tabs>
               <w:tab w:val="left" w:pos="720"/>
               <w:tab w:val="right" w:leader="dot" w:pos="9062"/>
@@ -2419,7 +2420,7 @@
           <w:hyperlink w:anchor="_Toc226648999" w:history="1">
             <w:r>
               <w:rPr>
-                <w:rStyle w:val="Lienhypertexte"/>
+                <w:rStyle w:val="Hyperlink"/>
                 <w:noProof/>
               </w:rPr>
               <w:t>1.</w:t>
@@ -2435,7 +2436,7 @@
             </w:r>
             <w:r>
               <w:rPr>
-                <w:rStyle w:val="Lienhypertexte"/>
+                <w:rStyle w:val="Hyperlink"/>
                 <w:noProof/>
               </w:rPr>
               <w:t>Préparation au début de la production (le matin)</w:t>
@@ -2492,7 +2493,7 @@
         </w:p>
         <w:p>
           <w:pPr>
-            <w:pStyle w:val="TM2"/>
+            <w:pStyle w:val="TOC2"/>
             <w:tabs>
               <w:tab w:val="left" w:pos="720"/>
               <w:tab w:val="right" w:leader="dot" w:pos="9062"/>
@@ -2507,7 +2508,7 @@
           <w:hyperlink w:anchor="_Toc226649000" w:history="1">
             <w:r>
               <w:rPr>
-                <w:rStyle w:val="Lienhypertexte"/>
+                <w:rStyle w:val="Hyperlink"/>
                 <w:noProof/>
               </w:rPr>
               <w:t>2.</w:t>
@@ -2523,7 +2524,7 @@
             </w:r>
             <w:r>
               <w:rPr>
-                <w:rStyle w:val="Lienhypertexte"/>
+                <w:rStyle w:val="Hyperlink"/>
                 <w:noProof/>
               </w:rPr>
               <w:t>Séquence de démarrage de la production normale</w:t>
@@ -2580,7 +2581,7 @@
         </w:p>
         <w:p>
           <w:pPr>
-            <w:pStyle w:val="TM1"/>
+            <w:pStyle w:val="TOC1"/>
             <w:tabs>
               <w:tab w:val="left" w:pos="720"/>
               <w:tab w:val="right" w:leader="dot" w:pos="9062"/>
@@ -2595,7 +2596,7 @@
           <w:hyperlink w:anchor="_Toc226649001" w:history="1">
             <w:r>
               <w:rPr>
-                <w:rStyle w:val="Lienhypertexte"/>
+                <w:rStyle w:val="Hyperlink"/>
                 <w:noProof/>
               </w:rPr>
               <w:t>VII.</w:t>
@@ -2611,7 +2612,7 @@
             </w:r>
             <w:r>
               <w:rPr>
-                <w:rStyle w:val="Lienhypertexte"/>
+                <w:rStyle w:val="Hyperlink"/>
                 <w:noProof/>
               </w:rPr>
               <w:t>Arrêt</w:t>
@@ -2668,7 +2669,7 @@
         </w:p>
         <w:p>
           <w:pPr>
-            <w:pStyle w:val="TM2"/>
+            <w:pStyle w:val="TOC2"/>
             <w:tabs>
               <w:tab w:val="left" w:pos="720"/>
               <w:tab w:val="right" w:leader="dot" w:pos="9062"/>
@@ -2683,7 +2684,7 @@
           <w:hyperlink w:anchor="_Toc226649002" w:history="1">
             <w:r>
               <w:rPr>
-                <w:rStyle w:val="Lienhypertexte"/>
+                <w:rStyle w:val="Hyperlink"/>
                 <w:noProof/>
               </w:rPr>
               <w:t>1.</w:t>
@@ -2699,7 +2700,7 @@
             </w:r>
             <w:r>
               <w:rPr>
-                <w:rStyle w:val="Lienhypertexte"/>
+                <w:rStyle w:val="Hyperlink"/>
                 <w:noProof/>
               </w:rPr>
               <w:t>Séquences de fin de production en fin de semaine ou fin d’équipe  si pas de relève.</w:t>
@@ -2756,7 +2757,7 @@
         </w:p>
         <w:p>
           <w:pPr>
-            <w:pStyle w:val="TM1"/>
+            <w:pStyle w:val="TOC1"/>
             <w:tabs>
               <w:tab w:val="left" w:pos="720"/>
               <w:tab w:val="right" w:leader="dot" w:pos="9062"/>
@@ -2771,7 +2772,7 @@
           <w:hyperlink w:anchor="_Toc226649003" w:history="1">
             <w:r>
               <w:rPr>
-                <w:rStyle w:val="Lienhypertexte"/>
+                <w:rStyle w:val="Hyperlink"/>
                 <w:noProof/>
               </w:rPr>
               <w:t>VIII.</w:t>
@@ -2787,7 +2788,7 @@
             </w:r>
             <w:r>
               <w:rPr>
-                <w:rStyle w:val="Lienhypertexte"/>
+                <w:rStyle w:val="Hyperlink"/>
                 <w:noProof/>
               </w:rPr>
               <w:t>Classement et Archivage</w:t>
@@ -2844,7 +2845,7 @@
         </w:p>
         <w:p>
           <w:pPr>
-            <w:pStyle w:val="TM1"/>
+            <w:pStyle w:val="TOC1"/>
             <w:tabs>
               <w:tab w:val="left" w:pos="720"/>
               <w:tab w:val="right" w:leader="dot" w:pos="9062"/>
@@ -2859,7 +2860,7 @@
           <w:hyperlink w:anchor="_Toc226649004" w:history="1">
             <w:r>
               <w:rPr>
-                <w:rStyle w:val="Lienhypertexte"/>
+                <w:rStyle w:val="Hyperlink"/>
                 <w:noProof/>
               </w:rPr>
               <w:t>IX.</w:t>
@@ -2875,7 +2876,7 @@
             </w:r>
             <w:r>
               <w:rPr>
-                <w:rStyle w:val="Lienhypertexte"/>
+                <w:rStyle w:val="Hyperlink"/>
                 <w:noProof/>
               </w:rPr>
               <w:t>Documents supports</w:t>
@@ -2932,7 +2933,7 @@
         </w:p>
         <w:p>
           <w:pPr>
-            <w:pStyle w:val="TM1"/>
+            <w:pStyle w:val="TOC1"/>
             <w:tabs>
               <w:tab w:val="left" w:pos="480"/>
               <w:tab w:val="right" w:leader="dot" w:pos="9062"/>
@@ -2947,7 +2948,7 @@
           <w:hyperlink w:anchor="_Toc226649005" w:history="1">
             <w:r>
               <w:rPr>
-                <w:rStyle w:val="Lienhypertexte"/>
+                <w:rStyle w:val="Hyperlink"/>
                 <w:noProof/>
               </w:rPr>
               <w:t>X.</w:t>
@@ -2963,7 +2964,7 @@
             </w:r>
             <w:r>
               <w:rPr>
-                <w:rStyle w:val="Lienhypertexte"/>
+                <w:rStyle w:val="Hyperlink"/>
                 <w:noProof/>
               </w:rPr>
               <w:t>Historique</w:t>
@@ -3020,7 +3021,7 @@
         </w:p>
         <w:p>
           <w:pPr>
-            <w:pStyle w:val="TM1"/>
+            <w:pStyle w:val="TOC1"/>
             <w:tabs>
               <w:tab w:val="left" w:pos="720"/>
               <w:tab w:val="right" w:leader="dot" w:pos="9062"/>
@@ -3035,7 +3036,7 @@
           <w:hyperlink w:anchor="_Toc226649006" w:history="1">
             <w:r>
               <w:rPr>
-                <w:rStyle w:val="Lienhypertexte"/>
+                <w:rStyle w:val="Hyperlink"/>
                 <w:noProof/>
               </w:rPr>
               <w:t>XI.</w:t>
@@ -3051,7 +3052,7 @@
             </w:r>
             <w:r>
               <w:rPr>
-                <w:rStyle w:val="Lienhypertexte"/>
+                <w:rStyle w:val="Hyperlink"/>
                 <w:noProof/>
               </w:rPr>
               <w:t>Annexes</w:t>
@@ -3108,7 +3109,7 @@
         </w:p>
         <w:p>
           <w:pPr>
-            <w:pStyle w:val="TM1"/>
+            <w:pStyle w:val="TOC1"/>
             <w:tabs>
               <w:tab w:val="left" w:pos="480"/>
               <w:tab w:val="right" w:leader="dot" w:pos="9060"/>
@@ -3126,7 +3127,7 @@
     </w:sdt>
     <w:p>
       <w:pPr>
-        <w:pStyle w:val="Titre1"/>
+        <w:pStyle w:val="Heading1"/>
       </w:pPr>
       <w:bookmarkStart w:id="1" w:name="_Toc226648979"/>
       <w:r>
@@ -3351,7 +3352,7 @@
     <w:p/>
     <w:p>
       <w:pPr>
-        <w:pStyle w:val="Titre1"/>
+        <w:pStyle w:val="Heading1"/>
       </w:pPr>
       <w:bookmarkStart w:id="2" w:name="_Toc226648980"/>
       <w:r>
@@ -3459,7 +3460,7 @@
     <w:p/>
     <w:p>
       <w:pPr>
-        <w:pStyle w:val="Titre1"/>
+        <w:pStyle w:val="Heading1"/>
       </w:pPr>
       <w:bookmarkStart w:id="3" w:name="_Toc226648981"/>
       <w:r>
@@ -3765,7 +3766,7 @@
     </w:p>
     <w:p>
       <w:pPr>
-        <w:pStyle w:val="Titre2"/>
+        <w:pStyle w:val="Heading2"/>
       </w:pPr>
       <w:bookmarkStart w:id="4" w:name="_Toc226648982"/>
       <w:r>
@@ -3776,7 +3777,7 @@
     </w:p>
     <w:p>
       <w:pPr>
-        <w:pStyle w:val="Titre2"/>
+        <w:pStyle w:val="Heading2"/>
         <w:numPr>
           <w:ilvl w:val="1"/>
           <w:numId w:val="16"/>
@@ -3796,7 +3797,7 @@
     </w:p>
     <w:tbl>
       <w:tblPr>
-        <w:tblStyle w:val="Grilledutableau"/>
+        <w:tblStyle w:val="TableGrid"/>
         <w:tblW w:w="0" w:type="auto"/>
         <w:tblLook w:val="04A0" w:firstRow="1" w:lastRow="0" w:firstColumn="1" w:lastColumn="0" w:noHBand="0" w:noVBand="1"/>
       </w:tblPr>
@@ -3860,7 +3861,7 @@
           </w:tcPr>
           <w:p>
             <w:pPr>
-              <w:pStyle w:val="Paragraphedeliste"/>
+              <w:pStyle w:val="ListParagraph"/>
               <w:numPr>
                 <w:ilvl w:val="0"/>
                 <w:numId w:val="10"/>
@@ -3884,7 +3885,7 @@
           </w:p>
           <w:p>
             <w:pPr>
-              <w:pStyle w:val="Paragraphedeliste"/>
+              <w:pStyle w:val="ListParagraph"/>
               <w:numPr>
                 <w:ilvl w:val="0"/>
                 <w:numId w:val="10"/>
@@ -3965,7 +3966,7 @@
     </w:p>
     <w:p>
       <w:pPr>
-        <w:pStyle w:val="Titre2"/>
+        <w:pStyle w:val="Heading2"/>
         <w:numPr>
           <w:ilvl w:val="1"/>
           <w:numId w:val="16"/>
@@ -4309,7 +4310,7 @@
     </w:p>
     <w:tbl>
       <w:tblPr>
-        <w:tblStyle w:val="Grilledutableau"/>
+        <w:tblStyle w:val="TableGrid"/>
         <w:tblW w:w="0" w:type="auto"/>
         <w:tblLook w:val="04A0" w:firstRow="1" w:lastRow="0" w:firstColumn="1" w:lastColumn="0" w:noHBand="0" w:noVBand="1"/>
       </w:tblPr>
@@ -4373,7 +4374,7 @@
           </w:tcPr>
           <w:p>
             <w:pPr>
-              <w:pStyle w:val="Paragraphedeliste"/>
+              <w:pStyle w:val="ListParagraph"/>
               <w:numPr>
                 <w:ilvl w:val="0"/>
                 <w:numId w:val="10"/>
@@ -4448,7 +4449,7 @@
           </w:p>
           <w:p>
             <w:pPr>
-              <w:pStyle w:val="Paragraphedeliste"/>
+              <w:pStyle w:val="ListParagraph"/>
               <w:numPr>
                 <w:ilvl w:val="0"/>
                 <w:numId w:val="10"/>
@@ -4633,7 +4634,7 @@
           </w:p>
           <w:p>
             <w:pPr>
-              <w:pStyle w:val="Paragraphedeliste"/>
+              <w:pStyle w:val="ListParagraph"/>
               <w:numPr>
                 <w:ilvl w:val="0"/>
                 <w:numId w:val="10"/>
@@ -4670,7 +4671,7 @@
           </w:p>
           <w:p>
             <w:pPr>
-              <w:pStyle w:val="Paragraphedeliste"/>
+              <w:pStyle w:val="ListParagraph"/>
               <w:numPr>
                 <w:ilvl w:val="0"/>
                 <w:numId w:val="10"/>
@@ -4877,7 +4878,7 @@
           </w:p>
           <w:p>
             <w:pPr>
-              <w:pStyle w:val="Paragraphedeliste"/>
+              <w:pStyle w:val="ListParagraph"/>
               <w:numPr>
                 <w:ilvl w:val="0"/>
                 <w:numId w:val="11"/>
@@ -4940,7 +4941,7 @@
           </w:p>
           <w:p>
             <w:pPr>
-              <w:pStyle w:val="Paragraphedeliste"/>
+              <w:pStyle w:val="ListParagraph"/>
               <w:numPr>
                 <w:ilvl w:val="0"/>
                 <w:numId w:val="11"/>
@@ -4985,7 +4986,7 @@
           </w:p>
           <w:p>
             <w:pPr>
-              <w:pStyle w:val="Paragraphedeliste"/>
+              <w:pStyle w:val="ListParagraph"/>
               <w:numPr>
                 <w:ilvl w:val="0"/>
                 <w:numId w:val="11"/>
@@ -5056,7 +5057,7 @@
           </w:p>
           <w:p>
             <w:pPr>
-              <w:pStyle w:val="Paragraphedeliste"/>
+              <w:pStyle w:val="ListParagraph"/>
               <w:numPr>
                 <w:ilvl w:val="0"/>
                 <w:numId w:val="11"/>
@@ -5133,7 +5134,7 @@
           </w:p>
           <w:p>
             <w:pPr>
-              <w:pStyle w:val="Paragraphedeliste"/>
+              <w:pStyle w:val="ListParagraph"/>
               <w:numPr>
                 <w:ilvl w:val="0"/>
                 <w:numId w:val="11"/>
@@ -5164,7 +5165,7 @@
           </w:p>
           <w:p>
             <w:pPr>
-              <w:pStyle w:val="Paragraphedeliste"/>
+              <w:pStyle w:val="ListParagraph"/>
               <w:numPr>
                 <w:ilvl w:val="0"/>
                 <w:numId w:val="11"/>
@@ -5206,7 +5207,7 @@
           </w:p>
           <w:p>
             <w:pPr>
-              <w:pStyle w:val="Paragraphedeliste"/>
+              <w:pStyle w:val="ListParagraph"/>
               <w:numPr>
                 <w:ilvl w:val="0"/>
                 <w:numId w:val="11"/>
@@ -5299,7 +5300,7 @@
           </w:p>
           <w:p>
             <w:pPr>
-              <w:pStyle w:val="Paragraphedeliste"/>
+              <w:pStyle w:val="ListParagraph"/>
               <w:numPr>
                 <w:ilvl w:val="0"/>
                 <w:numId w:val="11"/>
@@ -5362,7 +5363,7 @@
           </w:p>
           <w:p>
             <w:pPr>
-              <w:pStyle w:val="Paragraphedeliste"/>
+              <w:pStyle w:val="ListParagraph"/>
               <w:numPr>
                 <w:ilvl w:val="0"/>
                 <w:numId w:val="11"/>
@@ -5464,7 +5465,7 @@
           </w:p>
           <w:p>
             <w:pPr>
-              <w:pStyle w:val="Paragraphedeliste"/>
+              <w:pStyle w:val="ListParagraph"/>
               <w:numPr>
                 <w:ilvl w:val="0"/>
                 <w:numId w:val="11"/>
@@ -5603,7 +5604,7 @@
                     </wp:anchor>
                   </w:drawing>
                 </mc:Choice>
-                <mc:Fallback xmlns:a="http://schemas.openxmlformats.org/drawingml/2006/main" xmlns:pic="http://schemas.openxmlformats.org/drawingml/2006/picture" xmlns:a14="http://schemas.microsoft.com/office/drawing/2010/main">
+                <mc:Fallback xmlns:a14="http://schemas.microsoft.com/office/drawing/2010/main" xmlns:pic="http://schemas.openxmlformats.org/drawingml/2006/picture" xmlns:a="http://schemas.openxmlformats.org/drawingml/2006/main" xmlns:w16sdtfl="http://schemas.microsoft.com/office/word/2024/wordml/sdtformatlock" xmlns:w16du="http://schemas.microsoft.com/office/word/2023/wordml/word16du" xmlns:oel="http://schemas.microsoft.com/office/2019/extlst">
                   <w:pict w14:anchorId="7B87B9EE">
                     <v:line id="Connecteur droit 1" style="position:absolute;z-index:251659264;visibility:visible;mso-wrap-style:square;mso-wrap-distance-left:9pt;mso-wrap-distance-top:0;mso-wrap-distance-right:9pt;mso-wrap-distance-bottom:0;mso-position-horizontal:absolute;mso-position-horizontal-relative:text;mso-position-vertical:absolute;mso-position-vertical-relative:text" o:spid="_x0000_s1026" strokecolor="#156082 [3204]" strokeweight=".5pt" from="-.55pt,6.85pt" to="245.45pt,531.85pt" w14:anchorId="2CA4D000" o:gfxdata="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">
                       <v:stroke joinstyle="miter"/>
@@ -5638,7 +5639,7 @@
     </w:p>
     <w:p>
       <w:pPr>
-        <w:pStyle w:val="Titre2"/>
+        <w:pStyle w:val="Heading2"/>
         <w:numPr>
           <w:ilvl w:val="1"/>
           <w:numId w:val="16"/>
@@ -5653,7 +5654,7 @@
     </w:p>
     <w:tbl>
       <w:tblPr>
-        <w:tblStyle w:val="Grilledutableau"/>
+        <w:tblStyle w:val="TableGrid"/>
         <w:tblW w:w="0" w:type="auto"/>
         <w:tblLook w:val="04A0" w:firstRow="1" w:lastRow="0" w:firstColumn="1" w:lastColumn="0" w:noHBand="0" w:noVBand="1"/>
       </w:tblPr>
@@ -5717,7 +5718,7 @@
           </w:tcPr>
           <w:p>
             <w:pPr>
-              <w:pStyle w:val="Paragraphedeliste"/>
+              <w:pStyle w:val="ListParagraph"/>
               <w:numPr>
                 <w:ilvl w:val="0"/>
                 <w:numId w:val="10"/>
@@ -5766,7 +5767,7 @@
           </w:p>
           <w:p>
             <w:pPr>
-              <w:pStyle w:val="Paragraphedeliste"/>
+              <w:pStyle w:val="ListParagraph"/>
               <w:numPr>
                 <w:ilvl w:val="0"/>
                 <w:numId w:val="10"/>
@@ -5853,7 +5854,7 @@
     </w:p>
     <w:p>
       <w:pPr>
-        <w:pStyle w:val="Titre2"/>
+        <w:pStyle w:val="Heading2"/>
         <w:numPr>
           <w:ilvl w:val="1"/>
           <w:numId w:val="16"/>
@@ -6166,7 +6167,7 @@
     </w:p>
     <w:tbl>
       <w:tblPr>
-        <w:tblStyle w:val="Grilledutableau"/>
+        <w:tblStyle w:val="TableGrid"/>
         <w:tblW w:w="0" w:type="auto"/>
         <w:tblLook w:val="04A0" w:firstRow="1" w:lastRow="0" w:firstColumn="1" w:lastColumn="0" w:noHBand="0" w:noVBand="1"/>
       </w:tblPr>
@@ -6252,7 +6253,7 @@
           </w:p>
           <w:p>
             <w:pPr>
-              <w:pStyle w:val="Paragraphedeliste"/>
+              <w:pStyle w:val="ListParagraph"/>
               <w:numPr>
                 <w:ilvl w:val="0"/>
                 <w:numId w:val="10"/>
@@ -6334,7 +6335,7 @@
           </w:p>
           <w:p>
             <w:pPr>
-              <w:pStyle w:val="Paragraphedeliste"/>
+              <w:pStyle w:val="ListParagraph"/>
               <w:numPr>
                 <w:ilvl w:val="0"/>
                 <w:numId w:val="10"/>
@@ -6435,7 +6436,7 @@
           </w:p>
           <w:p>
             <w:pPr>
-              <w:pStyle w:val="Paragraphedeliste"/>
+              <w:pStyle w:val="ListParagraph"/>
               <w:numPr>
                 <w:ilvl w:val="0"/>
                 <w:numId w:val="10"/>
@@ -6485,7 +6486,7 @@
           </w:p>
           <w:p>
             <w:pPr>
-              <w:pStyle w:val="Paragraphedeliste"/>
+              <w:pStyle w:val="ListParagraph"/>
               <w:numPr>
                 <w:ilvl w:val="0"/>
                 <w:numId w:val="10"/>
@@ -6573,7 +6574,7 @@
           </w:p>
           <w:p>
             <w:pPr>
-              <w:pStyle w:val="Paragraphedeliste"/>
+              <w:pStyle w:val="ListParagraph"/>
               <w:numPr>
                 <w:ilvl w:val="0"/>
                 <w:numId w:val="10"/>
@@ -6737,7 +6738,7 @@
           </w:p>
           <w:p>
             <w:pPr>
-              <w:pStyle w:val="Paragraphedeliste"/>
+              <w:pStyle w:val="ListParagraph"/>
               <w:numPr>
                 <w:ilvl w:val="0"/>
                 <w:numId w:val="12"/>
@@ -6796,7 +6797,7 @@
           </w:p>
           <w:p>
             <w:pPr>
-              <w:pStyle w:val="Paragraphedeliste"/>
+              <w:pStyle w:val="ListParagraph"/>
               <w:numPr>
                 <w:ilvl w:val="0"/>
                 <w:numId w:val="12"/>
@@ -6846,7 +6847,7 @@
           </w:p>
           <w:p>
             <w:pPr>
-              <w:pStyle w:val="Paragraphedeliste"/>
+              <w:pStyle w:val="ListParagraph"/>
               <w:numPr>
                 <w:ilvl w:val="0"/>
                 <w:numId w:val="12"/>
@@ -6878,7 +6879,7 @@
           </w:p>
           <w:p>
             <w:pPr>
-              <w:pStyle w:val="Paragraphedeliste"/>
+              <w:pStyle w:val="ListParagraph"/>
               <w:numPr>
                 <w:ilvl w:val="0"/>
                 <w:numId w:val="12"/>
@@ -7011,7 +7012,7 @@
           </w:p>
           <w:p>
             <w:pPr>
-              <w:pStyle w:val="Paragraphedeliste"/>
+              <w:pStyle w:val="ListParagraph"/>
               <w:numPr>
                 <w:ilvl w:val="0"/>
                 <w:numId w:val="12"/>
@@ -7125,7 +7126,7 @@
           </w:p>
           <w:p>
             <w:pPr>
-              <w:pStyle w:val="Paragraphedeliste"/>
+              <w:pStyle w:val="ListParagraph"/>
               <w:numPr>
                 <w:ilvl w:val="0"/>
                 <w:numId w:val="12"/>
@@ -7200,7 +7201,7 @@
           </w:p>
           <w:p>
             <w:pPr>
-              <w:pStyle w:val="Paragraphedeliste"/>
+              <w:pStyle w:val="ListParagraph"/>
               <w:numPr>
                 <w:ilvl w:val="0"/>
                 <w:numId w:val="12"/>
@@ -7341,7 +7342,7 @@
     </w:p>
     <w:p>
       <w:pPr>
-        <w:pStyle w:val="Titre2"/>
+        <w:pStyle w:val="Heading2"/>
       </w:pPr>
       <w:bookmarkStart w:id="9" w:name="_Toc226648987"/>
       <w:r>
@@ -7478,7 +7479,7 @@
     </w:p>
     <w:p>
       <w:pPr>
-        <w:pStyle w:val="Titre2"/>
+        <w:pStyle w:val="Heading2"/>
       </w:pPr>
       <w:bookmarkStart w:id="10" w:name="_Toc226648988"/>
       <w:r>
@@ -7731,7 +7732,7 @@
     </w:p>
     <w:p>
       <w:pPr>
-        <w:pStyle w:val="Paragraphedeliste"/>
+        <w:pStyle w:val="ListParagraph"/>
         <w:numPr>
           <w:ilvl w:val="0"/>
           <w:numId w:val="13"/>
@@ -7774,7 +7775,7 @@
     </w:p>
     <w:p>
       <w:pPr>
-        <w:pStyle w:val="Paragraphedeliste"/>
+        <w:pStyle w:val="ListParagraph"/>
         <w:numPr>
           <w:ilvl w:val="0"/>
           <w:numId w:val="13"/>
@@ -7811,7 +7812,7 @@
     </w:p>
     <w:p>
       <w:pPr>
-        <w:pStyle w:val="Paragraphedeliste"/>
+        <w:pStyle w:val="ListParagraph"/>
         <w:numPr>
           <w:ilvl w:val="0"/>
           <w:numId w:val="13"/>
@@ -7874,7 +7875,7 @@
     </w:p>
     <w:p>
       <w:pPr>
-        <w:pStyle w:val="Paragraphedeliste"/>
+        <w:pStyle w:val="ListParagraph"/>
         <w:numPr>
           <w:ilvl w:val="0"/>
           <w:numId w:val="13"/>
@@ -7957,7 +7958,7 @@
     <w:p/>
     <w:p>
       <w:pPr>
-        <w:pStyle w:val="Titre1"/>
+        <w:pStyle w:val="Heading1"/>
       </w:pPr>
       <w:bookmarkStart w:id="11" w:name="_Toc226648989"/>
       <w:r>
@@ -8078,7 +8079,7 @@
     </w:p>
     <w:p>
       <w:pPr>
-        <w:pStyle w:val="Titre1"/>
+        <w:pStyle w:val="Heading1"/>
       </w:pPr>
       <w:bookmarkStart w:id="12" w:name="_Toc226648990"/>
       <w:r>
@@ -8116,7 +8117,7 @@
     </w:p>
     <w:p>
       <w:pPr>
-        <w:pStyle w:val="Titre2"/>
+        <w:pStyle w:val="Heading2"/>
         <w:numPr>
           <w:ilvl w:val="0"/>
           <w:numId w:val="17"/>
@@ -8474,7 +8475,7 @@
           </mc:Choice>
           <mc:Fallback>
             <w:pict>
-              <v:rect w14:anchorId="0A53FB93" id="Rectangle 2" o:spid="_x0000_s1026" style="position:absolute;left:0;text-align:left;margin-left:282.4pt;margin-top:254.85pt;width:27pt;height:20.25pt;z-index:251660288;visibility:visible;mso-wrap-style:square;mso-width-percent:0;mso-height-percent:0;mso-wrap-distance-left:9pt;mso-wrap-distance-top:0;mso-wrap-distance-right:9pt;mso-wrap-distance-bottom:0;mso-position-horizontal:absolute;mso-position-horizontal-relative:text;mso-position-vertical:absolute;mso-position-vertical-relative:text;mso-width-percent:0;mso-height-percent:0;mso-width-relative:margin;mso-height-relative:margin;v-text-anchor:middle" o:gfxdata="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" filled="f" strokecolor="#e00" strokeweight="1.5pt">
+              <v:rect w14:anchorId="0A53FB93" id="Rectangle 2" o:spid="_x0000_s1026" style="position:absolute;left:0;text-align:left;margin-left:282.4pt;margin-top:254.85pt;width:27pt;height:20.25pt;z-index:251660288;visibility:visible;mso-wrap-style:square;mso-width-percent:0;mso-height-percent:0;mso-wrap-distance-left:9pt;mso-wrap-distance-top:0;mso-wrap-distance-right:9pt;mso-wrap-distance-bottom:0;mso-position-horizontal:absolute;mso-position-horizontal-relative:text;mso-position-vertical:absolute;mso-position-vertical-relative:text;mso-width-percent:0;mso-height-percent:0;mso-width-relative:margin;mso-height-relative:margin;v-text-anchor:middle" o:gfxdata="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" filled="f" strokecolor="#e00" strokeweight="1.5pt">
                 <v:textbox>
                   <w:txbxContent>
                     <w:p>
@@ -8678,7 +8679,7 @@
     </w:p>
     <w:p>
       <w:pPr>
-        <w:pStyle w:val="Titre2"/>
+        <w:pStyle w:val="Heading2"/>
         <w:spacing w:before="240" w:after="240" w:line="480" w:lineRule="auto"/>
       </w:pPr>
       <w:bookmarkStart w:id="15" w:name="_Toc226648992"/>
@@ -8707,7 +8708,7 @@
     </w:p>
     <w:p>
       <w:pPr>
-        <w:pStyle w:val="Paragraphedeliste"/>
+        <w:pStyle w:val="ListParagraph"/>
         <w:numPr>
           <w:ilvl w:val="0"/>
           <w:numId w:val="8"/>
@@ -8730,7 +8731,7 @@
     </w:p>
     <w:p>
       <w:pPr>
-        <w:pStyle w:val="Paragraphedeliste"/>
+        <w:pStyle w:val="ListParagraph"/>
         <w:numPr>
           <w:ilvl w:val="0"/>
           <w:numId w:val="8"/>
@@ -8753,7 +8754,7 @@
     </w:p>
     <w:p>
       <w:pPr>
-        <w:pStyle w:val="Paragraphedeliste"/>
+        <w:pStyle w:val="ListParagraph"/>
         <w:numPr>
           <w:ilvl w:val="0"/>
           <w:numId w:val="8"/>
@@ -8787,7 +8788,7 @@
     </w:p>
     <w:p>
       <w:pPr>
-        <w:pStyle w:val="Titre2"/>
+        <w:pStyle w:val="Heading2"/>
         <w:spacing w:before="240" w:after="240" w:line="480" w:lineRule="auto"/>
       </w:pPr>
       <w:bookmarkStart w:id="16" w:name="_Toc226648993"/>
@@ -8921,7 +8922,7 @@
     </w:p>
     <w:p>
       <w:pPr>
-        <w:pStyle w:val="Paragraphedeliste"/>
+        <w:pStyle w:val="ListParagraph"/>
         <w:numPr>
           <w:ilvl w:val="0"/>
           <w:numId w:val="7"/>
@@ -8986,7 +8987,7 @@
     </w:p>
     <w:p>
       <w:pPr>
-        <w:pStyle w:val="Paragraphedeliste"/>
+        <w:pStyle w:val="ListParagraph"/>
         <w:numPr>
           <w:ilvl w:val="0"/>
           <w:numId w:val="7"/>
@@ -9051,7 +9052,7 @@
     </w:p>
     <w:p>
       <w:pPr>
-        <w:pStyle w:val="Paragraphedeliste"/>
+        <w:pStyle w:val="ListParagraph"/>
         <w:numPr>
           <w:ilvl w:val="0"/>
           <w:numId w:val="7"/>
@@ -9116,7 +9117,7 @@
     </w:p>
     <w:p>
       <w:pPr>
-        <w:pStyle w:val="Paragraphedeliste"/>
+        <w:pStyle w:val="ListParagraph"/>
         <w:numPr>
           <w:ilvl w:val="0"/>
           <w:numId w:val="7"/>
@@ -9229,7 +9230,7 @@
     </w:p>
     <w:p>
       <w:pPr>
-        <w:pStyle w:val="Titre2"/>
+        <w:pStyle w:val="Heading2"/>
         <w:spacing w:before="240" w:after="240" w:line="480" w:lineRule="auto"/>
       </w:pPr>
       <w:bookmarkStart w:id="17" w:name="_Toc226648994"/>
@@ -9312,7 +9313,7 @@
     </w:p>
     <w:p>
       <w:pPr>
-        <w:pStyle w:val="Paragraphedeliste"/>
+        <w:pStyle w:val="ListParagraph"/>
         <w:numPr>
           <w:ilvl w:val="0"/>
           <w:numId w:val="6"/>
@@ -9334,7 +9335,7 @@
     </w:p>
     <w:p>
       <w:pPr>
-        <w:pStyle w:val="Paragraphedeliste"/>
+        <w:pStyle w:val="ListParagraph"/>
         <w:numPr>
           <w:ilvl w:val="0"/>
           <w:numId w:val="6"/>
@@ -9355,7 +9356,7 @@
     </w:p>
     <w:p>
       <w:pPr>
-        <w:pStyle w:val="Paragraphedeliste"/>
+        <w:pStyle w:val="ListParagraph"/>
         <w:numPr>
           <w:ilvl w:val="0"/>
           <w:numId w:val="6"/>
@@ -9376,7 +9377,7 @@
     </w:p>
     <w:p>
       <w:pPr>
-        <w:pStyle w:val="Paragraphedeliste"/>
+        <w:pStyle w:val="ListParagraph"/>
         <w:numPr>
           <w:ilvl w:val="0"/>
           <w:numId w:val="6"/>
@@ -9397,7 +9398,7 @@
     </w:p>
     <w:p>
       <w:pPr>
-        <w:pStyle w:val="Paragraphedeliste"/>
+        <w:pStyle w:val="ListParagraph"/>
         <w:numPr>
           <w:ilvl w:val="0"/>
           <w:numId w:val="6"/>
@@ -9418,7 +9419,7 @@
     </w:p>
     <w:p>
       <w:pPr>
-        <w:pStyle w:val="Titre2"/>
+        <w:pStyle w:val="Heading2"/>
         <w:spacing w:before="240" w:after="240" w:line="480" w:lineRule="auto"/>
       </w:pPr>
       <w:bookmarkStart w:id="18" w:name="_Toc226648995"/>
@@ -9466,7 +9467,7 @@
     </w:p>
     <w:p>
       <w:pPr>
-        <w:pStyle w:val="Titre2"/>
+        <w:pStyle w:val="Heading2"/>
         <w:numPr>
           <w:ilvl w:val="1"/>
           <w:numId w:val="14"/>
@@ -9499,7 +9500,7 @@
     </w:p>
     <w:p>
       <w:pPr>
-        <w:pStyle w:val="Paragraphedeliste"/>
+        <w:pStyle w:val="ListParagraph"/>
         <w:numPr>
           <w:ilvl w:val="0"/>
           <w:numId w:val="5"/>
@@ -9549,7 +9550,7 @@
     </w:p>
     <w:p>
       <w:pPr>
-        <w:pStyle w:val="Paragraphedeliste"/>
+        <w:pStyle w:val="ListParagraph"/>
         <w:rPr>
           <w:rFonts w:eastAsia="Roboto regular" w:cs="Roboto regular"/>
           <w:noProof/>
@@ -9559,7 +9560,7 @@
     </w:p>
     <w:p>
       <w:pPr>
-        <w:pStyle w:val="Paragraphedeliste"/>
+        <w:pStyle w:val="ListParagraph"/>
         <w:numPr>
           <w:ilvl w:val="0"/>
           <w:numId w:val="5"/>
@@ -9592,7 +9593,7 @@
     </w:p>
     <w:p>
       <w:pPr>
-        <w:pStyle w:val="Paragraphedeliste"/>
+        <w:pStyle w:val="ListParagraph"/>
         <w:rPr>
           <w:rFonts w:eastAsia="Roboto regular" w:cs="Roboto regular"/>
           <w:noProof/>
@@ -9602,7 +9603,7 @@
     </w:p>
     <w:p>
       <w:pPr>
-        <w:pStyle w:val="Paragraphedeliste"/>
+        <w:pStyle w:val="ListParagraph"/>
         <w:numPr>
           <w:ilvl w:val="0"/>
           <w:numId w:val="5"/>
@@ -9645,7 +9646,7 @@
     </w:p>
     <w:p>
       <w:pPr>
-        <w:pStyle w:val="Titre2"/>
+        <w:pStyle w:val="Heading2"/>
         <w:numPr>
           <w:ilvl w:val="1"/>
           <w:numId w:val="14"/>
@@ -9678,7 +9679,7 @@
     </w:p>
     <w:p>
       <w:pPr>
-        <w:pStyle w:val="Paragraphedeliste"/>
+        <w:pStyle w:val="ListParagraph"/>
         <w:numPr>
           <w:ilvl w:val="0"/>
           <w:numId w:val="4"/>
@@ -9714,7 +9715,7 @@
     </w:p>
     <w:p>
       <w:pPr>
-        <w:pStyle w:val="Paragraphedeliste"/>
+        <w:pStyle w:val="ListParagraph"/>
         <w:spacing w:before="240" w:after="240"/>
         <w:rPr>
           <w:rFonts w:eastAsia="Roboto regular" w:cs="Roboto regular"/>
@@ -9727,7 +9728,7 @@
     </w:p>
     <w:p>
       <w:pPr>
-        <w:pStyle w:val="Paragraphedeliste"/>
+        <w:pStyle w:val="ListParagraph"/>
         <w:numPr>
           <w:ilvl w:val="0"/>
           <w:numId w:val="4"/>
@@ -9763,7 +9764,7 @@
     </w:p>
     <w:p>
       <w:pPr>
-        <w:pStyle w:val="Paragraphedeliste"/>
+        <w:pStyle w:val="ListParagraph"/>
         <w:spacing w:before="240" w:after="240"/>
         <w:rPr>
           <w:rFonts w:eastAsia="Roboto regular" w:cs="Roboto regular"/>
@@ -9774,7 +9775,7 @@
     </w:p>
     <w:p>
       <w:pPr>
-        <w:pStyle w:val="Paragraphedeliste"/>
+        <w:pStyle w:val="ListParagraph"/>
         <w:numPr>
           <w:ilvl w:val="0"/>
           <w:numId w:val="4"/>
@@ -9811,7 +9812,7 @@
     </w:p>
     <w:p>
       <w:pPr>
-        <w:pStyle w:val="Paragraphedeliste"/>
+        <w:pStyle w:val="ListParagraph"/>
         <w:spacing w:before="240" w:after="240"/>
         <w:rPr>
           <w:rFonts w:eastAsia="Roboto regular" w:cs="Roboto regular"/>
@@ -9822,7 +9823,7 @@
     </w:p>
     <w:p>
       <w:pPr>
-        <w:pStyle w:val="Paragraphedeliste"/>
+        <w:pStyle w:val="ListParagraph"/>
         <w:numPr>
           <w:ilvl w:val="0"/>
           <w:numId w:val="4"/>
@@ -9858,7 +9859,7 @@
     </w:p>
     <w:p>
       <w:pPr>
-        <w:pStyle w:val="Paragraphedeliste"/>
+        <w:pStyle w:val="ListParagraph"/>
         <w:spacing w:before="240" w:after="240"/>
         <w:rPr>
           <w:rFonts w:eastAsia="Roboto regular" w:cs="Roboto regular"/>
@@ -9869,7 +9870,7 @@
     </w:p>
     <w:p>
       <w:pPr>
-        <w:pStyle w:val="Paragraphedeliste"/>
+        <w:pStyle w:val="ListParagraph"/>
         <w:numPr>
           <w:ilvl w:val="0"/>
           <w:numId w:val="4"/>
@@ -9916,7 +9917,7 @@
     </w:p>
     <w:p>
       <w:pPr>
-        <w:pStyle w:val="Paragraphedeliste"/>
+        <w:pStyle w:val="ListParagraph"/>
         <w:spacing w:before="240" w:after="240"/>
         <w:rPr>
           <w:rFonts w:eastAsia="Roboto regular" w:cs="Roboto regular"/>
@@ -9927,7 +9928,7 @@
     </w:p>
     <w:p>
       <w:pPr>
-        <w:pStyle w:val="Paragraphedeliste"/>
+        <w:pStyle w:val="ListParagraph"/>
         <w:numPr>
           <w:ilvl w:val="0"/>
           <w:numId w:val="4"/>
@@ -9974,7 +9975,7 @@
     </w:p>
     <w:p>
       <w:pPr>
-        <w:pStyle w:val="Paragraphedeliste"/>
+        <w:pStyle w:val="ListParagraph"/>
         <w:spacing w:before="240" w:after="240"/>
         <w:rPr>
           <w:rFonts w:eastAsia="Roboto regular" w:cs="Roboto regular"/>
@@ -9985,7 +9986,7 @@
     </w:p>
     <w:p>
       <w:pPr>
-        <w:pStyle w:val="Paragraphedeliste"/>
+        <w:pStyle w:val="ListParagraph"/>
         <w:numPr>
           <w:ilvl w:val="0"/>
           <w:numId w:val="4"/>
@@ -10021,7 +10022,7 @@
     </w:p>
     <w:p>
       <w:pPr>
-        <w:pStyle w:val="Paragraphedeliste"/>
+        <w:pStyle w:val="ListParagraph"/>
         <w:spacing w:before="240" w:after="240"/>
         <w:rPr>
           <w:rFonts w:eastAsia="Roboto regular" w:cs="Roboto regular"/>
@@ -10032,7 +10033,7 @@
     </w:p>
     <w:p>
       <w:pPr>
-        <w:pStyle w:val="Paragraphedeliste"/>
+        <w:pStyle w:val="ListParagraph"/>
         <w:numPr>
           <w:ilvl w:val="0"/>
           <w:numId w:val="4"/>
@@ -10090,7 +10091,7 @@
     </w:p>
     <w:p>
       <w:pPr>
-        <w:pStyle w:val="Paragraphedeliste"/>
+        <w:pStyle w:val="ListParagraph"/>
         <w:spacing w:before="240" w:after="240"/>
         <w:rPr>
           <w:rFonts w:eastAsia="Roboto regular" w:cs="Roboto regular"/>
@@ -10101,7 +10102,7 @@
     </w:p>
     <w:p>
       <w:pPr>
-        <w:pStyle w:val="Paragraphedeliste"/>
+        <w:pStyle w:val="ListParagraph"/>
         <w:numPr>
           <w:ilvl w:val="0"/>
           <w:numId w:val="4"/>
@@ -10137,7 +10138,7 @@
     </w:p>
     <w:p>
       <w:pPr>
-        <w:pStyle w:val="Paragraphedeliste"/>
+        <w:pStyle w:val="ListParagraph"/>
         <w:spacing w:before="240" w:after="240"/>
         <w:rPr>
           <w:rFonts w:eastAsia="Roboto regular" w:cs="Roboto regular"/>
@@ -10148,7 +10149,7 @@
     </w:p>
     <w:p>
       <w:pPr>
-        <w:pStyle w:val="Paragraphedeliste"/>
+        <w:pStyle w:val="ListParagraph"/>
         <w:numPr>
           <w:ilvl w:val="0"/>
           <w:numId w:val="4"/>
@@ -10184,7 +10185,7 @@
     </w:p>
     <w:p>
       <w:pPr>
-        <w:pStyle w:val="Paragraphedeliste"/>
+        <w:pStyle w:val="ListParagraph"/>
         <w:spacing w:before="240" w:after="240"/>
         <w:rPr>
           <w:rFonts w:eastAsia="Roboto regular" w:cs="Roboto regular"/>
@@ -10195,7 +10196,7 @@
     </w:p>
     <w:p>
       <w:pPr>
-        <w:pStyle w:val="Paragraphedeliste"/>
+        <w:pStyle w:val="ListParagraph"/>
         <w:numPr>
           <w:ilvl w:val="0"/>
           <w:numId w:val="4"/>
@@ -10231,7 +10232,7 @@
     </w:p>
     <w:p>
       <w:pPr>
-        <w:pStyle w:val="Paragraphedeliste"/>
+        <w:pStyle w:val="ListParagraph"/>
         <w:numPr>
           <w:ilvl w:val="0"/>
           <w:numId w:val="4"/>
@@ -10267,7 +10268,7 @@
     </w:p>
     <w:p>
       <w:pPr>
-        <w:pStyle w:val="Paragraphedeliste"/>
+        <w:pStyle w:val="ListParagraph"/>
         <w:spacing w:before="240" w:after="240"/>
         <w:rPr>
           <w:rFonts w:eastAsia="Roboto regular" w:cs="Roboto regular"/>
@@ -10278,7 +10279,7 @@
     </w:p>
     <w:p>
       <w:pPr>
-        <w:pStyle w:val="Paragraphedeliste"/>
+        <w:pStyle w:val="ListParagraph"/>
         <w:numPr>
           <w:ilvl w:val="0"/>
           <w:numId w:val="4"/>
@@ -10315,7 +10316,7 @@
     </w:p>
     <w:p>
       <w:pPr>
-        <w:pStyle w:val="Paragraphedeliste"/>
+        <w:pStyle w:val="ListParagraph"/>
         <w:spacing w:before="240" w:after="240"/>
         <w:rPr>
           <w:rFonts w:eastAsia="Roboto regular" w:cs="Roboto regular"/>
@@ -10326,7 +10327,7 @@
     </w:p>
     <w:p>
       <w:pPr>
-        <w:pStyle w:val="Paragraphedeliste"/>
+        <w:pStyle w:val="ListParagraph"/>
         <w:numPr>
           <w:ilvl w:val="0"/>
           <w:numId w:val="4"/>
@@ -10384,7 +10385,7 @@
     </w:p>
     <w:p>
       <w:pPr>
-        <w:pStyle w:val="Paragraphedeliste"/>
+        <w:pStyle w:val="ListParagraph"/>
         <w:spacing w:before="240" w:after="240"/>
         <w:rPr>
           <w:rFonts w:eastAsia="Roboto regular" w:cs="Roboto regular"/>
@@ -10397,7 +10398,7 @@
     </w:p>
     <w:p>
       <w:pPr>
-        <w:pStyle w:val="Paragraphedeliste"/>
+        <w:pStyle w:val="ListParagraph"/>
         <w:numPr>
           <w:ilvl w:val="0"/>
           <w:numId w:val="4"/>
@@ -10433,7 +10434,7 @@
     </w:p>
     <w:p>
       <w:pPr>
-        <w:pStyle w:val="Titre1"/>
+        <w:pStyle w:val="Heading1"/>
       </w:pPr>
       <w:bookmarkStart w:id="21" w:name="_Toc226648998"/>
       <w:r>
@@ -10443,7 +10444,7 @@
     </w:p>
     <w:p>
       <w:pPr>
-        <w:pStyle w:val="Titre2"/>
+        <w:pStyle w:val="Heading2"/>
         <w:numPr>
           <w:ilvl w:val="0"/>
           <w:numId w:val="18"/>
@@ -10473,7 +10474,7 @@
     </w:p>
     <w:p>
       <w:pPr>
-        <w:pStyle w:val="Paragraphedeliste"/>
+        <w:pStyle w:val="ListParagraph"/>
         <w:numPr>
           <w:ilvl w:val="0"/>
           <w:numId w:val="3"/>
@@ -10494,7 +10495,7 @@
     </w:p>
     <w:p>
       <w:pPr>
-        <w:pStyle w:val="Paragraphedeliste"/>
+        <w:pStyle w:val="ListParagraph"/>
         <w:numPr>
           <w:ilvl w:val="0"/>
           <w:numId w:val="3"/>
@@ -10515,7 +10516,7 @@
     </w:p>
     <w:p>
       <w:pPr>
-        <w:pStyle w:val="Paragraphedeliste"/>
+        <w:pStyle w:val="ListParagraph"/>
         <w:numPr>
           <w:ilvl w:val="0"/>
           <w:numId w:val="3"/>
@@ -10536,7 +10537,7 @@
     </w:p>
     <w:p>
       <w:pPr>
-        <w:pStyle w:val="Paragraphedeliste"/>
+        <w:pStyle w:val="ListParagraph"/>
         <w:numPr>
           <w:ilvl w:val="0"/>
           <w:numId w:val="3"/>
@@ -10557,7 +10558,7 @@
     </w:p>
     <w:p>
       <w:pPr>
-        <w:pStyle w:val="Paragraphedeliste"/>
+        <w:pStyle w:val="ListParagraph"/>
         <w:numPr>
           <w:ilvl w:val="0"/>
           <w:numId w:val="3"/>
@@ -10578,7 +10579,7 @@
     </w:p>
     <w:p>
       <w:pPr>
-        <w:pStyle w:val="Paragraphedeliste"/>
+        <w:pStyle w:val="ListParagraph"/>
         <w:numPr>
           <w:ilvl w:val="0"/>
           <w:numId w:val="3"/>
@@ -10599,7 +10600,7 @@
     </w:p>
     <w:p>
       <w:pPr>
-        <w:pStyle w:val="Paragraphedeliste"/>
+        <w:pStyle w:val="ListParagraph"/>
         <w:numPr>
           <w:ilvl w:val="0"/>
           <w:numId w:val="3"/>
@@ -10620,7 +10621,7 @@
     </w:p>
     <w:p>
       <w:pPr>
-        <w:pStyle w:val="Paragraphedeliste"/>
+        <w:pStyle w:val="ListParagraph"/>
         <w:spacing w:before="240" w:after="240"/>
         <w:rPr>
           <w:noProof/>
@@ -10630,7 +10631,7 @@
     </w:p>
     <w:p>
       <w:pPr>
-        <w:pStyle w:val="Titre2"/>
+        <w:pStyle w:val="Heading2"/>
         <w:spacing w:before="240" w:after="240" w:line="480" w:lineRule="auto"/>
       </w:pPr>
       <w:bookmarkStart w:id="23" w:name="_Toc226649000"/>
@@ -10641,7 +10642,7 @@
     </w:p>
     <w:p>
       <w:pPr>
-        <w:pStyle w:val="Paragraphedeliste"/>
+        <w:pStyle w:val="ListParagraph"/>
         <w:numPr>
           <w:ilvl w:val="0"/>
           <w:numId w:val="2"/>
@@ -10662,7 +10663,7 @@
     </w:p>
     <w:p>
       <w:pPr>
-        <w:pStyle w:val="Paragraphedeliste"/>
+        <w:pStyle w:val="ListParagraph"/>
         <w:numPr>
           <w:ilvl w:val="0"/>
           <w:numId w:val="2"/>
@@ -10693,7 +10694,7 @@
     </w:p>
     <w:p>
       <w:pPr>
-        <w:pStyle w:val="Paragraphedeliste"/>
+        <w:pStyle w:val="ListParagraph"/>
         <w:spacing w:before="240" w:after="240"/>
         <w:rPr>
           <w:rFonts w:eastAsia="Roboto regular" w:cs="Roboto regular"/>
@@ -10717,7 +10718,7 @@
     </w:p>
     <w:p>
       <w:pPr>
-        <w:pStyle w:val="Titre1"/>
+        <w:pStyle w:val="Heading1"/>
       </w:pPr>
       <w:bookmarkStart w:id="24" w:name="_Toc226649001"/>
       <w:r>
@@ -10731,7 +10732,7 @@
     </w:p>
     <w:p>
       <w:pPr>
-        <w:pStyle w:val="Titre2"/>
+        <w:pStyle w:val="Heading2"/>
         <w:numPr>
           <w:ilvl w:val="0"/>
           <w:numId w:val="15"/>
@@ -10752,7 +10753,7 @@
     </w:p>
     <w:p>
       <w:pPr>
-        <w:pStyle w:val="Paragraphedeliste"/>
+        <w:pStyle w:val="ListParagraph"/>
         <w:numPr>
           <w:ilvl w:val="0"/>
           <w:numId w:val="1"/>
@@ -10774,7 +10775,7 @@
     </w:p>
     <w:p>
       <w:pPr>
-        <w:pStyle w:val="Paragraphedeliste"/>
+        <w:pStyle w:val="ListParagraph"/>
         <w:numPr>
           <w:ilvl w:val="0"/>
           <w:numId w:val="1"/>
@@ -10796,7 +10797,7 @@
     </w:p>
     <w:p>
       <w:pPr>
-        <w:pStyle w:val="Paragraphedeliste"/>
+        <w:pStyle w:val="ListParagraph"/>
         <w:numPr>
           <w:ilvl w:val="0"/>
           <w:numId w:val="1"/>
@@ -10818,7 +10819,7 @@
     </w:p>
     <w:p>
       <w:pPr>
-        <w:pStyle w:val="Paragraphedeliste"/>
+        <w:pStyle w:val="ListParagraph"/>
         <w:numPr>
           <w:ilvl w:val="0"/>
           <w:numId w:val="1"/>
@@ -10840,7 +10841,7 @@
     </w:p>
     <w:p>
       <w:pPr>
-        <w:pStyle w:val="Titre1"/>
+        <w:pStyle w:val="Heading1"/>
       </w:pPr>
       <w:bookmarkStart w:id="26" w:name="_Toc226649003"/>
       <w:r>
@@ -10867,7 +10868,7 @@
     </w:p>
     <w:p>
       <w:pPr>
-        <w:pStyle w:val="Titre1"/>
+        <w:pStyle w:val="Heading1"/>
       </w:pPr>
       <w:bookmarkStart w:id="27" w:name="_Toc226649004"/>
       <w:r>
@@ -10894,7 +10895,7 @@
     </w:p>
     <w:p>
       <w:pPr>
-        <w:pStyle w:val="Titre1"/>
+        <w:pStyle w:val="Heading1"/>
       </w:pPr>
       <w:bookmarkStart w:id="28" w:name="_Toc226649005"/>
       <w:r>
@@ -10907,7 +10908,7 @@
     </w:p>
     <w:tbl>
       <w:tblPr>
-        <w:tblStyle w:val="Grilledutableau"/>
+        <w:tblStyle w:val="TableGrid"/>
         <w:tblW w:w="0" w:type="auto"/>
         <w:tblLook w:val="04A0" w:firstRow="1" w:lastRow="0" w:firstColumn="1" w:lastColumn="0" w:noHBand="0" w:noVBand="1"/>
       </w:tblPr>
@@ -11054,7 +11055,7 @@
     <w:p/>
     <w:p>
       <w:pPr>
-        <w:pStyle w:val="Titre1"/>
+        <w:pStyle w:val="Heading1"/>
       </w:pPr>
       <w:bookmarkStart w:id="29" w:name="_Toc226649006"/>
       <w:r>
@@ -11093,7 +11094,7 @@
 </file>
 
 <file path=word/endnotes.xml><?xml version="1.0" encoding="utf-8"?>
-<w:endnotes xmlns:wpc="http://schemas.microsoft.com/office/word/2010/wordprocessingCanvas" xmlns:cx="http://schemas.microsoft.com/office/drawing/2014/chartex" xmlns:cx1="http://schemas.microsoft.com/office/drawing/2015/9/8/chartex" xmlns:cx2="http://schemas.microsoft.com/office/drawing/2015/10/21/chartex" xmlns:cx3="http://schemas.microsoft.com/office/drawing/2016/5/9/chartex" xmlns:cx4="http://schemas.microsoft.com/office/drawing/2016/5/10/chartex" xmlns:cx5="http://schemas.microsoft.com/office/drawing/2016/5/11/chartex" xmlns:cx6="http://schemas.microsoft.com/office/drawing/2016/5/12/chartex" xmlns:cx7="http://schemas.microsoft.com/office/drawing/2016/5/13/chartex" xmlns:cx8="http://schemas.microsoft.com/office/drawing/2016/5/14/chartex" xmlns:mc="http://schemas.openxmlformats.org/markup-compatibility/2006" xmlns:aink="http://schemas.microsoft.com/office/drawing/2016/ink" xmlns:am3d="http://schemas.microsoft.com/office/drawing/2017/model3d" xmlns:o="urn:schemas-microsoft-com:office:office" xmlns:oel="http://schemas.microsoft.com/office/2019/extlst" xmlns:r="http://schemas.openxmlformats.org/officeDocument/2006/relationships" xmlns:m="http://schemas.openxmlformats.org/officeDocument/2006/math" xmlns:v="urn:schemas-microsoft-com:vml" xmlns:wp14="http://schemas.microsoft.com/office/word/2010/wordprocessingDrawing" xmlns:wp="http://schemas.openxmlformats.org/drawingml/2006/wordprocessingDrawing" xmlns:w10="urn:schemas-microsoft-com:office:word" xmlns:w="http://schemas.openxmlformats.org/wordprocessingml/2006/main" xmlns:w14="http://schemas.microsoft.com/office/word/2010/wordml" xmlns:w15="http://schemas.microsoft.com/office/word/2012/wordml" xmlns:w16cex="http://schemas.microsoft.com/office/word/2018/wordml/cex" xmlns:w16cid="http://schemas.microsoft.com/office/word/2016/wordml/cid" xmlns:w16="http://schemas.microsoft.com/office/word/2018/wordml" xmlns:w16du="http://schemas.microsoft.com/office/word/2023/wordml/word16du" xmlns:w16sdtdh="http://schemas.microsoft.com/office/word/2020/wordml/sdtdatahash" xmlns:w16sdtfl="http://schemas.microsoft.com/office/word/2024/wordml/sdtformatlock" xmlns:w16se="http://schemas.microsoft.com/office/word/2015/wordml/symex" xmlns:wpg="http://schemas.microsoft.com/office/word/2010/wordprocessingGroup" xmlns:wpi="http://schemas.microsoft.com/office/word/2010/wordprocessingInk" xmlns:wne="http://schemas.microsoft.com/office/word/2006/wordml" xmlns:wps="http://schemas.microsoft.com/office/word/2010/wordprocessingShape" mc:Ignorable="w14 w15 w16se w16cid w16 w16cex w16sdtdh w16sdtfl w16du wp14">
+<w:endnotes xmlns:wpc="http://schemas.microsoft.com/office/word/2010/wordprocessingCanvas" xmlns:cx="http://schemas.microsoft.com/office/drawing/2014/chartex" xmlns:cx1="http://schemas.microsoft.com/office/drawing/2015/9/8/chartex" xmlns:cx2="http://schemas.microsoft.com/office/drawing/2015/10/21/chartex" xmlns:cx3="http://schemas.microsoft.com/office/drawing/2016/5/9/chartex" xmlns:cx4="http://schemas.microsoft.com/office/drawing/2016/5/10/chartex" xmlns:cx5="http://schemas.microsoft.com/office/drawing/2016/5/11/chartex" xmlns:cx6="http://schemas.microsoft.com/office/drawing/2016/5/12/chartex" xmlns:cx7="http://schemas.microsoft.com/office/drawing/2016/5/13/chartex" xmlns:cx8="http://schemas.microsoft.com/office/drawing/2016/5/14/chartex" xmlns:mc="http://schemas.openxmlformats.org/markup-compatibility/2006" xmlns:aink="http://schemas.microsoft.com/office/drawing/2016/ink" xmlns:am3d="http://schemas.microsoft.com/office/drawing/2017/model3d" xmlns:o="urn:schemas-microsoft-com:office:office" xmlns:r="http://schemas.openxmlformats.org/officeDocument/2006/relationships" xmlns:m="http://schemas.openxmlformats.org/officeDocument/2006/math" xmlns:v="urn:schemas-microsoft-com:vml" xmlns:wp14="http://schemas.microsoft.com/office/word/2010/wordprocessingDrawing" xmlns:wp="http://schemas.openxmlformats.org/drawingml/2006/wordprocessingDrawing" xmlns:w10="urn:schemas-microsoft-com:office:word" xmlns:w="http://schemas.openxmlformats.org/wordprocessingml/2006/main" xmlns:w14="http://schemas.microsoft.com/office/word/2010/wordml" xmlns:w15="http://schemas.microsoft.com/office/word/2012/wordml" xmlns:w16cex="http://schemas.microsoft.com/office/word/2018/wordml/cex" xmlns:w16cid="http://schemas.microsoft.com/office/word/2016/wordml/cid" xmlns:w16="http://schemas.microsoft.com/office/word/2018/wordml" xmlns:w16sdtdh="http://schemas.microsoft.com/office/word/2020/wordml/sdtdatahash" xmlns:w16se="http://schemas.microsoft.com/office/word/2015/wordml/symex" xmlns:wpg="http://schemas.microsoft.com/office/word/2010/wordprocessingGroup" xmlns:wpi="http://schemas.microsoft.com/office/word/2010/wordprocessingInk" xmlns:wne="http://schemas.microsoft.com/office/word/2006/wordml" xmlns:wps="http://schemas.microsoft.com/office/word/2010/wordprocessingShape" mc:Ignorable="w14 w15 w16se w16cid w16 w16cex w16sdtdh wp14">
   <w:endnote w:type="separator" w:id="-1">
     <w:p>
       <w:r>
@@ -11115,7 +11116,7 @@
 </file>
 
 <file path=word/footer1.xml><?xml version="1.0" encoding="utf-8"?>
-<w:ftr xmlns:wpc="http://schemas.microsoft.com/office/word/2010/wordprocessingCanvas" xmlns:cx="http://schemas.microsoft.com/office/drawing/2014/chartex" xmlns:cx1="http://schemas.microsoft.com/office/drawing/2015/9/8/chartex" xmlns:cx2="http://schemas.microsoft.com/office/drawing/2015/10/21/chartex" xmlns:cx3="http://schemas.microsoft.com/office/drawing/2016/5/9/chartex" xmlns:cx4="http://schemas.microsoft.com/office/drawing/2016/5/10/chartex" xmlns:cx5="http://schemas.microsoft.com/office/drawing/2016/5/11/chartex" xmlns:cx6="http://schemas.microsoft.com/office/drawing/2016/5/12/chartex" xmlns:cx7="http://schemas.microsoft.com/office/drawing/2016/5/13/chartex" xmlns:cx8="http://schemas.microsoft.com/office/drawing/2016/5/14/chartex" xmlns:mc="http://schemas.openxmlformats.org/markup-compatibility/2006" xmlns:aink="http://schemas.microsoft.com/office/drawing/2016/ink" xmlns:am3d="http://schemas.microsoft.com/office/drawing/2017/model3d" xmlns:o="urn:schemas-microsoft-com:office:office" xmlns:oel="http://schemas.microsoft.com/office/2019/extlst" xmlns:r="http://schemas.openxmlformats.org/officeDocument/2006/relationships" xmlns:m="http://schemas.openxmlformats.org/officeDocument/2006/math" xmlns:v="urn:schemas-microsoft-com:vml" xmlns:wp14="http://schemas.microsoft.com/office/word/2010/wordprocessingDrawing" xmlns:wp="http://schemas.openxmlformats.org/drawingml/2006/wordprocessingDrawing" xmlns:w10="urn:schemas-microsoft-com:office:word" xmlns:w="http://schemas.openxmlformats.org/wordprocessingml/2006/main" xmlns:w14="http://schemas.microsoft.com/office/word/2010/wordml" xmlns:w15="http://schemas.microsoft.com/office/word/2012/wordml" xmlns:w16cex="http://schemas.microsoft.com/office/word/2018/wordml/cex" xmlns:w16cid="http://schemas.microsoft.com/office/word/2016/wordml/cid" xmlns:w16="http://schemas.microsoft.com/office/word/2018/wordml" xmlns:w16du="http://schemas.microsoft.com/office/word/2023/wordml/word16du" xmlns:w16sdtdh="http://schemas.microsoft.com/office/word/2020/wordml/sdtdatahash" xmlns:w16sdtfl="http://schemas.microsoft.com/office/word/2024/wordml/sdtformatlock" xmlns:w16se="http://schemas.microsoft.com/office/word/2015/wordml/symex" xmlns:wpg="http://schemas.microsoft.com/office/word/2010/wordprocessingGroup" xmlns:wpi="http://schemas.microsoft.com/office/word/2010/wordprocessingInk" xmlns:wne="http://schemas.microsoft.com/office/word/2006/wordml" xmlns:wps="http://schemas.microsoft.com/office/word/2010/wordprocessingShape" mc:Ignorable="w14 w15 w16se w16cid w16 w16cex w16sdtdh w16sdtfl w16du wp14">
+<w:ftr xmlns:wpc="http://schemas.microsoft.com/office/word/2010/wordprocessingCanvas" xmlns:cx="http://schemas.microsoft.com/office/drawing/2014/chartex" xmlns:cx1="http://schemas.microsoft.com/office/drawing/2015/9/8/chartex" xmlns:cx2="http://schemas.microsoft.com/office/drawing/2015/10/21/chartex" xmlns:cx3="http://schemas.microsoft.com/office/drawing/2016/5/9/chartex" xmlns:cx4="http://schemas.microsoft.com/office/drawing/2016/5/10/chartex" xmlns:cx5="http://schemas.microsoft.com/office/drawing/2016/5/11/chartex" xmlns:cx6="http://schemas.microsoft.com/office/drawing/2016/5/12/chartex" xmlns:cx7="http://schemas.microsoft.com/office/drawing/2016/5/13/chartex" xmlns:cx8="http://schemas.microsoft.com/office/drawing/2016/5/14/chartex" xmlns:mc="http://schemas.openxmlformats.org/markup-compatibility/2006" xmlns:aink="http://schemas.microsoft.com/office/drawing/2016/ink" xmlns:am3d="http://schemas.microsoft.com/office/drawing/2017/model3d" xmlns:o="urn:schemas-microsoft-com:office:office" xmlns:r="http://schemas.openxmlformats.org/officeDocument/2006/relationships" xmlns:m="http://schemas.openxmlformats.org/officeDocument/2006/math" xmlns:v="urn:schemas-microsoft-com:vml" xmlns:wp14="http://schemas.microsoft.com/office/word/2010/wordprocessingDrawing" xmlns:wp="http://schemas.openxmlformats.org/drawingml/2006/wordprocessingDrawing" xmlns:w10="urn:schemas-microsoft-com:office:word" xmlns:w="http://schemas.openxmlformats.org/wordprocessingml/2006/main" xmlns:w14="http://schemas.microsoft.com/office/word/2010/wordml" xmlns:w15="http://schemas.microsoft.com/office/word/2012/wordml" xmlns:w16cex="http://schemas.microsoft.com/office/word/2018/wordml/cex" xmlns:w16cid="http://schemas.microsoft.com/office/word/2016/wordml/cid" xmlns:w16="http://schemas.microsoft.com/office/word/2018/wordml" xmlns:w16sdtdh="http://schemas.microsoft.com/office/word/2020/wordml/sdtdatahash" xmlns:w16se="http://schemas.microsoft.com/office/word/2015/wordml/symex" xmlns:wpg="http://schemas.microsoft.com/office/word/2010/wordprocessingGroup" xmlns:wpi="http://schemas.microsoft.com/office/word/2010/wordprocessingInk" xmlns:wne="http://schemas.microsoft.com/office/word/2006/wordml" xmlns:wps="http://schemas.microsoft.com/office/word/2010/wordprocessingShape" mc:Ignorable="w14 w15 w16se w16cid w16 w16cex w16sdtdh wp14">
   <w:p>
     <w:pPr>
       <w:tabs>
@@ -11210,14 +11211,14 @@
   </w:p>
   <w:p>
     <w:pPr>
-      <w:pStyle w:val="Pieddepage"/>
+      <w:pStyle w:val="Footer"/>
     </w:pPr>
   </w:p>
 </w:ftr>
 </file>
 
 <file path=word/footnotes.xml><?xml version="1.0" encoding="utf-8"?>
-<w:footnotes xmlns:wpc="http://schemas.microsoft.com/office/word/2010/wordprocessingCanvas" xmlns:cx="http://schemas.microsoft.com/office/drawing/2014/chartex" xmlns:cx1="http://schemas.microsoft.com/office/drawing/2015/9/8/chartex" xmlns:cx2="http://schemas.microsoft.com/office/drawing/2015/10/21/chartex" xmlns:cx3="http://schemas.microsoft.com/office/drawing/2016/5/9/chartex" xmlns:cx4="http://schemas.microsoft.com/office/drawing/2016/5/10/chartex" xmlns:cx5="http://schemas.microsoft.com/office/drawing/2016/5/11/chartex" xmlns:cx6="http://schemas.microsoft.com/office/drawing/2016/5/12/chartex" xmlns:cx7="http://schemas.microsoft.com/office/drawing/2016/5/13/chartex" xmlns:cx8="http://schemas.microsoft.com/office/drawing/2016/5/14/chartex" xmlns:mc="http://schemas.openxmlformats.org/markup-compatibility/2006" xmlns:aink="http://schemas.microsoft.com/office/drawing/2016/ink" xmlns:am3d="http://schemas.microsoft.com/office/drawing/2017/model3d" xmlns:o="urn:schemas-microsoft-com:office:office" xmlns:oel="http://schemas.microsoft.com/office/2019/extlst" xmlns:r="http://schemas.openxmlformats.org/officeDocument/2006/relationships" xmlns:m="http://schemas.openxmlformats.org/officeDocument/2006/math" xmlns:v="urn:schemas-microsoft-com:vml" xmlns:wp14="http://schemas.microsoft.com/office/word/2010/wordprocessingDrawing" xmlns:wp="http://schemas.openxmlformats.org/drawingml/2006/wordprocessingDrawing" xmlns:w10="urn:schemas-microsoft-com:office:word" xmlns:w="http://schemas.openxmlformats.org/wordprocessingml/2006/main" xmlns:w14="http://schemas.microsoft.com/office/word/2010/wordml" xmlns:w15="http://schemas.microsoft.com/office/word/2012/wordml" xmlns:w16cex="http://schemas.microsoft.com/office/word/2018/wordml/cex" xmlns:w16cid="http://schemas.microsoft.com/office/word/2016/wordml/cid" xmlns:w16="http://schemas.microsoft.com/office/word/2018/wordml" xmlns:w16du="http://schemas.microsoft.com/office/word/2023/wordml/word16du" xmlns:w16sdtdh="http://schemas.microsoft.com/office/word/2020/wordml/sdtdatahash" xmlns:w16sdtfl="http://schemas.microsoft.com/office/word/2024/wordml/sdtformatlock" xmlns:w16se="http://schemas.microsoft.com/office/word/2015/wordml/symex" xmlns:wpg="http://schemas.microsoft.com/office/word/2010/wordprocessingGroup" xmlns:wpi="http://schemas.microsoft.com/office/word/2010/wordprocessingInk" xmlns:wne="http://schemas.microsoft.com/office/word/2006/wordml" xmlns:wps="http://schemas.microsoft.com/office/word/2010/wordprocessingShape" mc:Ignorable="w14 w15 w16se w16cid w16 w16cex w16sdtdh w16sdtfl w16du wp14">
+<w:footnotes xmlns:wpc="http://schemas.microsoft.com/office/word/2010/wordprocessingCanvas" xmlns:cx="http://schemas.microsoft.com/office/drawing/2014/chartex" xmlns:cx1="http://schemas.microsoft.com/office/drawing/2015/9/8/chartex" xmlns:cx2="http://schemas.microsoft.com/office/drawing/2015/10/21/chartex" xmlns:cx3="http://schemas.microsoft.com/office/drawing/2016/5/9/chartex" xmlns:cx4="http://schemas.microsoft.com/office/drawing/2016/5/10/chartex" xmlns:cx5="http://schemas.microsoft.com/office/drawing/2016/5/11/chartex" xmlns:cx6="http://schemas.microsoft.com/office/drawing/2016/5/12/chartex" xmlns:cx7="http://schemas.microsoft.com/office/drawing/2016/5/13/chartex" xmlns:cx8="http://schemas.microsoft.com/office/drawing/2016/5/14/chartex" xmlns:mc="http://schemas.openxmlformats.org/markup-compatibility/2006" xmlns:aink="http://schemas.microsoft.com/office/drawing/2016/ink" xmlns:am3d="http://schemas.microsoft.com/office/drawing/2017/model3d" xmlns:o="urn:schemas-microsoft-com:office:office" xmlns:r="http://schemas.openxmlformats.org/officeDocument/2006/relationships" xmlns:m="http://schemas.openxmlformats.org/officeDocument/2006/math" xmlns:v="urn:schemas-microsoft-com:vml" xmlns:wp14="http://schemas.microsoft.com/office/word/2010/wordprocessingDrawing" xmlns:wp="http://schemas.openxmlformats.org/drawingml/2006/wordprocessingDrawing" xmlns:w10="urn:schemas-microsoft-com:office:word" xmlns:w="http://schemas.openxmlformats.org/wordprocessingml/2006/main" xmlns:w14="http://schemas.microsoft.com/office/word/2010/wordml" xmlns:w15="http://schemas.microsoft.com/office/word/2012/wordml" xmlns:w16cex="http://schemas.microsoft.com/office/word/2018/wordml/cex" xmlns:w16cid="http://schemas.microsoft.com/office/word/2016/wordml/cid" xmlns:w16="http://schemas.microsoft.com/office/word/2018/wordml" xmlns:w16sdtdh="http://schemas.microsoft.com/office/word/2020/wordml/sdtdatahash" xmlns:w16se="http://schemas.microsoft.com/office/word/2015/wordml/symex" xmlns:wpg="http://schemas.microsoft.com/office/word/2010/wordprocessingGroup" xmlns:wpi="http://schemas.microsoft.com/office/word/2010/wordprocessingInk" xmlns:wne="http://schemas.microsoft.com/office/word/2006/wordml" xmlns:wps="http://schemas.microsoft.com/office/word/2010/wordprocessingShape" mc:Ignorable="w14 w15 w16se w16cid w16 w16cex w16sdtdh wp14">
   <w:footnote w:type="separator" w:id="-1">
     <w:p>
       <w:r>
@@ -11239,10 +11240,10 @@
 </file>
 
 <file path=word/header1.xml><?xml version="1.0" encoding="utf-8"?>
-<w:hdr xmlns:wpc="http://schemas.microsoft.com/office/word/2010/wordprocessingCanvas" xmlns:cx="http://schemas.microsoft.com/office/drawing/2014/chartex" xmlns:cx1="http://schemas.microsoft.com/office/drawing/2015/9/8/chartex" xmlns:cx2="http://schemas.microsoft.com/office/drawing/2015/10/21/chartex" xmlns:cx3="http://schemas.microsoft.com/office/drawing/2016/5/9/chartex" xmlns:cx4="http://schemas.microsoft.com/office/drawing/2016/5/10/chartex" xmlns:cx5="http://schemas.microsoft.com/office/drawing/2016/5/11/chartex" xmlns:cx6="http://schemas.microsoft.com/office/drawing/2016/5/12/chartex" xmlns:cx7="http://schemas.microsoft.com/office/drawing/2016/5/13/chartex" xmlns:cx8="http://schemas.microsoft.com/office/drawing/2016/5/14/chartex" xmlns:mc="http://schemas.openxmlformats.org/markup-compatibility/2006" xmlns:aink="http://schemas.microsoft.com/office/drawing/2016/ink" xmlns:am3d="http://schemas.microsoft.com/office/drawing/2017/model3d" xmlns:o="urn:schemas-microsoft-com:office:office" xmlns:oel="http://schemas.microsoft.com/office/2019/extlst" xmlns:r="http://schemas.openxmlformats.org/officeDocument/2006/relationships" xmlns:m="http://schemas.openxmlformats.org/officeDocument/2006/math" xmlns:v="urn:schemas-microsoft-com:vml" xmlns:wp14="http://schemas.microsoft.com/office/word/2010/wordprocessingDrawing" xmlns:wp="http://schemas.openxmlformats.org/drawingml/2006/wordprocessingDrawing" xmlns:w10="urn:schemas-microsoft-com:office:word" xmlns:w="http://schemas.openxmlformats.org/wordprocessingml/2006/main" xmlns:w14="http://schemas.microsoft.com/office/word/2010/wordml" xmlns:w15="http://schemas.microsoft.com/office/word/2012/wordml" xmlns:w16cex="http://schemas.microsoft.com/office/word/2018/wordml/cex" xmlns:w16cid="http://schemas.microsoft.com/office/word/2016/wordml/cid" xmlns:w16="http://schemas.microsoft.com/office/word/2018/wordml" xmlns:w16du="http://schemas.microsoft.com/office/word/2023/wordml/word16du" xmlns:w16sdtdh="http://schemas.microsoft.com/office/word/2020/wordml/sdtdatahash" xmlns:w16sdtfl="http://schemas.microsoft.com/office/word/2024/wordml/sdtformatlock" xmlns:w16se="http://schemas.microsoft.com/office/word/2015/wordml/symex" xmlns:wpg="http://schemas.microsoft.com/office/word/2010/wordprocessingGroup" xmlns:wpi="http://schemas.microsoft.com/office/word/2010/wordprocessingInk" xmlns:wne="http://schemas.microsoft.com/office/word/2006/wordml" xmlns:wps="http://schemas.microsoft.com/office/word/2010/wordprocessingShape" mc:Ignorable="w14 w15 w16se w16cid w16 w16cex w16sdtdh w16sdtfl w16du wp14">
+<w:hdr xmlns:wpc="http://schemas.microsoft.com/office/word/2010/wordprocessingCanvas" xmlns:cx="http://schemas.microsoft.com/office/drawing/2014/chartex" xmlns:cx1="http://schemas.microsoft.com/office/drawing/2015/9/8/chartex" xmlns:cx2="http://schemas.microsoft.com/office/drawing/2015/10/21/chartex" xmlns:cx3="http://schemas.microsoft.com/office/drawing/2016/5/9/chartex" xmlns:cx4="http://schemas.microsoft.com/office/drawing/2016/5/10/chartex" xmlns:cx5="http://schemas.microsoft.com/office/drawing/2016/5/11/chartex" xmlns:cx6="http://schemas.microsoft.com/office/drawing/2016/5/12/chartex" xmlns:cx7="http://schemas.microsoft.com/office/drawing/2016/5/13/chartex" xmlns:cx8="http://schemas.microsoft.com/office/drawing/2016/5/14/chartex" xmlns:mc="http://schemas.openxmlformats.org/markup-compatibility/2006" xmlns:aink="http://schemas.microsoft.com/office/drawing/2016/ink" xmlns:am3d="http://schemas.microsoft.com/office/drawing/2017/model3d" xmlns:o="urn:schemas-microsoft-com:office:office" xmlns:r="http://schemas.openxmlformats.org/officeDocument/2006/relationships" xmlns:m="http://schemas.openxmlformats.org/officeDocument/2006/math" xmlns:v="urn:schemas-microsoft-com:vml" xmlns:wp14="http://schemas.microsoft.com/office/word/2010/wordprocessingDrawing" xmlns:wp="http://schemas.openxmlformats.org/drawingml/2006/wordprocessingDrawing" xmlns:w10="urn:schemas-microsoft-com:office:word" xmlns:w="http://schemas.openxmlformats.org/wordprocessingml/2006/main" xmlns:w14="http://schemas.microsoft.com/office/word/2010/wordml" xmlns:w15="http://schemas.microsoft.com/office/word/2012/wordml" xmlns:w16cex="http://schemas.microsoft.com/office/word/2018/wordml/cex" xmlns:w16cid="http://schemas.microsoft.com/office/word/2016/wordml/cid" xmlns:w16="http://schemas.microsoft.com/office/word/2018/wordml" xmlns:w16sdtdh="http://schemas.microsoft.com/office/word/2020/wordml/sdtdatahash" xmlns:w16se="http://schemas.microsoft.com/office/word/2015/wordml/symex" xmlns:wpg="http://schemas.microsoft.com/office/word/2010/wordprocessingGroup" xmlns:wpi="http://schemas.microsoft.com/office/word/2010/wordprocessingInk" xmlns:wne="http://schemas.microsoft.com/office/word/2006/wordml" xmlns:wps="http://schemas.microsoft.com/office/word/2010/wordprocessingShape" mc:Ignorable="w14 w15 w16se w16cid w16 w16cex w16sdtdh wp14">
   <w:tbl>
     <w:tblPr>
-      <w:tblStyle w:val="Grilledutableau"/>
+      <w:tblStyle w:val="TableGrid"/>
       <w:tblW w:w="11058" w:type="dxa"/>
       <w:tblInd w:w="-998" w:type="dxa"/>
       <w:tblLook w:val="04A0" w:firstRow="1" w:lastRow="0" w:firstColumn="1" w:lastColumn="0" w:noHBand="0" w:noVBand="1"/>
@@ -11263,17 +11264,63 @@
         </w:tcPr>
         <w:p>
           <w:pPr>
-            <w:pStyle w:val="En-tte"/>
+            <w:pStyle w:val="Header"/>
             <w:jc w:val="center"/>
           </w:pPr>
           <w:r>
-            <w:t>Logo</w:t>
+            <w:rPr>
+              <w:noProof/>
+              <w:lang w:eastAsia="fr-FR"/>
+            </w:rPr>
+            <w:drawing>
+              <wp:inline distT="0" distB="0" distL="0" distR="0" wp14:anchorId="110B4115" wp14:editId="27B54CA5">
+                <wp:extent cx="888000" cy="576000"/>
+                <wp:effectExtent l="0" t="0" r="7620" b="0"/>
+                <wp:docPr id="1" name="Picture 1"/>
+                <wp:cNvGraphicFramePr>
+                  <a:graphicFrameLocks xmlns:a="http://schemas.openxmlformats.org/drawingml/2006/main" noChangeAspect="1"/>
+                </wp:cNvGraphicFramePr>
+                <a:graphic xmlns:a="http://schemas.openxmlformats.org/drawingml/2006/main">
+                  <a:graphicData uri="http://schemas.openxmlformats.org/drawingml/2006/picture">
+                    <pic:pic xmlns:pic="http://schemas.openxmlformats.org/drawingml/2006/picture">
+                      <pic:nvPicPr>
+                        <pic:cNvPr id="0" name="Picture 1"/>
+                        <pic:cNvPicPr>
+                          <a:picLocks noChangeAspect="1" noChangeArrowheads="1"/>
+                        </pic:cNvPicPr>
+                      </pic:nvPicPr>
+                      <pic:blipFill>
+                        <a:blip r:embed="rId1">
+                          <a:extLst>
+                            <a:ext uri="{28A0092B-C50C-407E-A947-70E740481C1C}">
+                              <a14:useLocalDpi xmlns:a14="http://schemas.microsoft.com/office/drawing/2010/main" val="0"/>
+                            </a:ext>
+                          </a:extLst>
+                        </a:blip>
+                        <a:srcRect/>
+                        <a:stretch>
+                          <a:fillRect/>
+                        </a:stretch>
+                      </pic:blipFill>
+                      <pic:spPr bwMode="auto">
+                        <a:xfrm>
+                          <a:off x="0" y="0"/>
+                          <a:ext cx="888000" cy="576000"/>
+                        </a:xfrm>
+                        <a:prstGeom prst="rect">
+                          <a:avLst/>
+                        </a:prstGeom>
+                        <a:noFill/>
+                        <a:ln>
+                          <a:noFill/>
+                        </a:ln>
+                      </pic:spPr>
+                    </pic:pic>
+                  </a:graphicData>
+                </a:graphic>
+              </wp:inline>
+            </w:drawing>
           </w:r>
-        </w:p>
-        <w:p>
-          <w:pPr>
-            <w:pStyle w:val="En-tte"/>
-          </w:pPr>
         </w:p>
       </w:tc>
       <w:tc>
@@ -11284,7 +11331,7 @@
         </w:tcPr>
         <w:p>
           <w:pPr>
-            <w:pStyle w:val="En-tte"/>
+            <w:pStyle w:val="Header"/>
             <w:jc w:val="center"/>
             <w:rPr>
               <w:b/>
@@ -11340,7 +11387,7 @@
         </w:tcPr>
         <w:p>
           <w:pPr>
-            <w:pStyle w:val="En-tte"/>
+            <w:pStyle w:val="Header"/>
             <w:rPr>
               <w:b/>
               <w:bCs/>
@@ -11405,7 +11452,7 @@
         </w:tcPr>
         <w:p>
           <w:pPr>
-            <w:pStyle w:val="En-tte"/>
+            <w:pStyle w:val="Header"/>
             <w:rPr>
               <w:noProof/>
             </w:rPr>
@@ -11419,7 +11466,7 @@
         </w:tcPr>
         <w:p>
           <w:pPr>
-            <w:pStyle w:val="En-tte"/>
+            <w:pStyle w:val="Header"/>
           </w:pPr>
         </w:p>
       </w:tc>
@@ -11430,7 +11477,7 @@
         </w:tcPr>
         <w:p>
           <w:pPr>
-            <w:pStyle w:val="En-tte"/>
+            <w:pStyle w:val="Header"/>
             <w:rPr>
               <w:b/>
               <w:bCs/>
@@ -11460,7 +11507,7 @@
   </w:tbl>
   <w:p>
     <w:pPr>
-      <w:pStyle w:val="En-tte"/>
+      <w:pStyle w:val="Header"/>
     </w:pPr>
     <w:r>
       <w:ptab w:relativeTo="margin" w:alignment="center" w:leader="none"/>
@@ -11485,7 +11532,7 @@
 </file>
 
 <file path=word/numbering.xml><?xml version="1.0" encoding="utf-8"?>
-<w:numbering xmlns:wpc="http://schemas.microsoft.com/office/word/2010/wordprocessingCanvas" xmlns:cx="http://schemas.microsoft.com/office/drawing/2014/chartex" xmlns:cx1="http://schemas.microsoft.com/office/drawing/2015/9/8/chartex" xmlns:cx2="http://schemas.microsoft.com/office/drawing/2015/10/21/chartex" xmlns:cx3="http://schemas.microsoft.com/office/drawing/2016/5/9/chartex" xmlns:cx4="http://schemas.microsoft.com/office/drawing/2016/5/10/chartex" xmlns:cx5="http://schemas.microsoft.com/office/drawing/2016/5/11/chartex" xmlns:cx6="http://schemas.microsoft.com/office/drawing/2016/5/12/chartex" xmlns:cx7="http://schemas.microsoft.com/office/drawing/2016/5/13/chartex" xmlns:cx8="http://schemas.microsoft.com/office/drawing/2016/5/14/chartex" xmlns:mc="http://schemas.openxmlformats.org/markup-compatibility/2006" xmlns:aink="http://schemas.microsoft.com/office/drawing/2016/ink" xmlns:am3d="http://schemas.microsoft.com/office/drawing/2017/model3d" xmlns:o="urn:schemas-microsoft-com:office:office" xmlns:oel="http://schemas.microsoft.com/office/2019/extlst" xmlns:r="http://schemas.openxmlformats.org/officeDocument/2006/relationships" xmlns:m="http://schemas.openxmlformats.org/officeDocument/2006/math" xmlns:v="urn:schemas-microsoft-com:vml" xmlns:wp14="http://schemas.microsoft.com/office/word/2010/wordprocessingDrawing" xmlns:wp="http://schemas.openxmlformats.org/drawingml/2006/wordprocessingDrawing" xmlns:w10="urn:schemas-microsoft-com:office:word" xmlns:w="http://schemas.openxmlformats.org/wordprocessingml/2006/main" xmlns:w14="http://schemas.microsoft.com/office/word/2010/wordml" xmlns:w15="http://schemas.microsoft.com/office/word/2012/wordml" xmlns:w16cex="http://schemas.microsoft.com/office/word/2018/wordml/cex" xmlns:w16cid="http://schemas.microsoft.com/office/word/2016/wordml/cid" xmlns:w16="http://schemas.microsoft.com/office/word/2018/wordml" xmlns:w16du="http://schemas.microsoft.com/office/word/2023/wordml/word16du" xmlns:w16sdtdh="http://schemas.microsoft.com/office/word/2020/wordml/sdtdatahash" xmlns:w16sdtfl="http://schemas.microsoft.com/office/word/2024/wordml/sdtformatlock" xmlns:w16se="http://schemas.microsoft.com/office/word/2015/wordml/symex" xmlns:wpg="http://schemas.microsoft.com/office/word/2010/wordprocessingGroup" xmlns:wpi="http://schemas.microsoft.com/office/word/2010/wordprocessingInk" xmlns:wne="http://schemas.microsoft.com/office/word/2006/wordml" xmlns:wps="http://schemas.microsoft.com/office/word/2010/wordprocessingShape" mc:Ignorable="w14 w15 w16se w16cid w16 w16cex w16sdtdh w16sdtfl w16du wp14">
+<w:numbering xmlns:wpc="http://schemas.microsoft.com/office/word/2010/wordprocessingCanvas" xmlns:cx="http://schemas.microsoft.com/office/drawing/2014/chartex" xmlns:cx1="http://schemas.microsoft.com/office/drawing/2015/9/8/chartex" xmlns:cx2="http://schemas.microsoft.com/office/drawing/2015/10/21/chartex" xmlns:cx3="http://schemas.microsoft.com/office/drawing/2016/5/9/chartex" xmlns:cx4="http://schemas.microsoft.com/office/drawing/2016/5/10/chartex" xmlns:cx5="http://schemas.microsoft.com/office/drawing/2016/5/11/chartex" xmlns:cx6="http://schemas.microsoft.com/office/drawing/2016/5/12/chartex" xmlns:cx7="http://schemas.microsoft.com/office/drawing/2016/5/13/chartex" xmlns:cx8="http://schemas.microsoft.com/office/drawing/2016/5/14/chartex" xmlns:mc="http://schemas.openxmlformats.org/markup-compatibility/2006" xmlns:aink="http://schemas.microsoft.com/office/drawing/2016/ink" xmlns:am3d="http://schemas.microsoft.com/office/drawing/2017/model3d" xmlns:o="urn:schemas-microsoft-com:office:office" xmlns:r="http://schemas.openxmlformats.org/officeDocument/2006/relationships" xmlns:m="http://schemas.openxmlformats.org/officeDocument/2006/math" xmlns:v="urn:schemas-microsoft-com:vml" xmlns:wp14="http://schemas.microsoft.com/office/word/2010/wordprocessingDrawing" xmlns:wp="http://schemas.openxmlformats.org/drawingml/2006/wordprocessingDrawing" xmlns:w10="urn:schemas-microsoft-com:office:word" xmlns:w="http://schemas.openxmlformats.org/wordprocessingml/2006/main" xmlns:w14="http://schemas.microsoft.com/office/word/2010/wordml" xmlns:w15="http://schemas.microsoft.com/office/word/2012/wordml" xmlns:w16cex="http://schemas.microsoft.com/office/word/2018/wordml/cex" xmlns:w16cid="http://schemas.microsoft.com/office/word/2016/wordml/cid" xmlns:w16="http://schemas.microsoft.com/office/word/2018/wordml" xmlns:w16sdtdh="http://schemas.microsoft.com/office/word/2020/wordml/sdtdatahash" xmlns:w16se="http://schemas.microsoft.com/office/word/2015/wordml/symex" xmlns:wpg="http://schemas.microsoft.com/office/word/2010/wordprocessingGroup" xmlns:wpi="http://schemas.microsoft.com/office/word/2010/wordprocessingInk" xmlns:wne="http://schemas.microsoft.com/office/word/2006/wordml" xmlns:wps="http://schemas.microsoft.com/office/word/2010/wordprocessingShape" mc:Ignorable="w14 w15 w16se w16cid w16 w16cex w16sdtdh wp14">
   <w:abstractNum w:abstractNumId="0" w15:restartNumberingAfterBreak="0">
     <w:nsid w:val="0CE18BC0"/>
     <w:multiLevelType w:val="hybridMultilevel"/>
@@ -12171,7 +12218,7 @@
     <w:lvl w:ilvl="0" w:tplc="5292FA36">
       <w:start w:val="1"/>
       <w:numFmt w:val="decimal"/>
-      <w:pStyle w:val="Titre2"/>
+      <w:pStyle w:val="Heading2"/>
       <w:lvlText w:val="%1."/>
       <w:lvlJc w:val="left"/>
       <w:pPr>
@@ -13117,7 +13164,7 @@
     <w:lvl w:ilvl="0" w:tplc="9D483AF6">
       <w:start w:val="1"/>
       <w:numFmt w:val="upperRoman"/>
-      <w:pStyle w:val="Titre1"/>
+      <w:pStyle w:val="Heading1"/>
       <w:lvlText w:val="%1."/>
       <w:lvlJc w:val="left"/>
       <w:pPr>
@@ -13200,61 +13247,61 @@
       </w:pPr>
     </w:lvl>
   </w:abstractNum>
-  <w:num w:numId="1" w16cid:durableId="144128343">
+  <w:num w:numId="1">
     <w:abstractNumId w:val="10"/>
   </w:num>
-  <w:num w:numId="2" w16cid:durableId="1992252988">
+  <w:num w:numId="2">
     <w:abstractNumId w:val="1"/>
   </w:num>
-  <w:num w:numId="3" w16cid:durableId="74206746">
+  <w:num w:numId="3">
     <w:abstractNumId w:val="2"/>
   </w:num>
-  <w:num w:numId="4" w16cid:durableId="1128275649">
+  <w:num w:numId="4">
     <w:abstractNumId w:val="0"/>
   </w:num>
-  <w:num w:numId="5" w16cid:durableId="1781491421">
+  <w:num w:numId="5">
     <w:abstractNumId w:val="12"/>
   </w:num>
-  <w:num w:numId="6" w16cid:durableId="1564027844">
+  <w:num w:numId="6">
     <w:abstractNumId w:val="8"/>
   </w:num>
-  <w:num w:numId="7" w16cid:durableId="545988216">
+  <w:num w:numId="7">
     <w:abstractNumId w:val="5"/>
   </w:num>
-  <w:num w:numId="8" w16cid:durableId="577835661">
+  <w:num w:numId="8">
     <w:abstractNumId w:val="14"/>
   </w:num>
-  <w:num w:numId="9" w16cid:durableId="1953898473">
+  <w:num w:numId="9">
     <w:abstractNumId w:val="15"/>
   </w:num>
-  <w:num w:numId="10" w16cid:durableId="336225939">
+  <w:num w:numId="10">
     <w:abstractNumId w:val="11"/>
   </w:num>
-  <w:num w:numId="11" w16cid:durableId="881359269">
+  <w:num w:numId="11">
     <w:abstractNumId w:val="3"/>
   </w:num>
-  <w:num w:numId="12" w16cid:durableId="1792749220">
+  <w:num w:numId="12">
     <w:abstractNumId w:val="4"/>
   </w:num>
-  <w:num w:numId="13" w16cid:durableId="2084522453">
+  <w:num w:numId="13">
     <w:abstractNumId w:val="7"/>
   </w:num>
-  <w:num w:numId="14" w16cid:durableId="1520895836">
+  <w:num w:numId="14">
     <w:abstractNumId w:val="9"/>
   </w:num>
-  <w:num w:numId="15" w16cid:durableId="1197696888">
+  <w:num w:numId="15">
     <w:abstractNumId w:val="13"/>
   </w:num>
-  <w:num w:numId="16" w16cid:durableId="551383779">
+  <w:num w:numId="16">
     <w:abstractNumId w:val="6"/>
   </w:num>
-  <w:num w:numId="17" w16cid:durableId="1980838951">
+  <w:num w:numId="17">
     <w:abstractNumId w:val="6"/>
     <w:lvlOverride w:ilvl="0">
       <w:startOverride w:val="1"/>
     </w:lvlOverride>
   </w:num>
-  <w:num w:numId="18" w16cid:durableId="1410998801">
+  <w:num w:numId="18">
     <w:abstractNumId w:val="6"/>
     <w:lvlOverride w:ilvl="0">
       <w:startOverride w:val="1"/>
@@ -13265,7 +13312,7 @@
 </file>
 
 <file path=word/styles.xml><?xml version="1.0" encoding="utf-8"?>
-<w:styles xmlns:mc="http://schemas.openxmlformats.org/markup-compatibility/2006" xmlns:r="http://schemas.openxmlformats.org/officeDocument/2006/relationships" xmlns:w="http://schemas.openxmlformats.org/wordprocessingml/2006/main" xmlns:w14="http://schemas.microsoft.com/office/word/2010/wordml" xmlns:w15="http://schemas.microsoft.com/office/word/2012/wordml" xmlns:w16cex="http://schemas.microsoft.com/office/word/2018/wordml/cex" xmlns:w16cid="http://schemas.microsoft.com/office/word/2016/wordml/cid" xmlns:w16="http://schemas.microsoft.com/office/word/2018/wordml" xmlns:w16du="http://schemas.microsoft.com/office/word/2023/wordml/word16du" xmlns:w16sdtdh="http://schemas.microsoft.com/office/word/2020/wordml/sdtdatahash" xmlns:w16sdtfl="http://schemas.microsoft.com/office/word/2024/wordml/sdtformatlock" xmlns:w16se="http://schemas.microsoft.com/office/word/2015/wordml/symex" mc:Ignorable="w14 w15 w16se w16cid w16 w16cex w16sdtdh w16sdtfl w16du">
+<w:styles xmlns:mc="http://schemas.openxmlformats.org/markup-compatibility/2006" xmlns:r="http://schemas.openxmlformats.org/officeDocument/2006/relationships" xmlns:w="http://schemas.openxmlformats.org/wordprocessingml/2006/main" xmlns:w14="http://schemas.microsoft.com/office/word/2010/wordml" xmlns:w15="http://schemas.microsoft.com/office/word/2012/wordml" xmlns:w16cex="http://schemas.microsoft.com/office/word/2018/wordml/cex" xmlns:w16cid="http://schemas.microsoft.com/office/word/2016/wordml/cid" xmlns:w16="http://schemas.microsoft.com/office/word/2018/wordml" xmlns:w16sdtdh="http://schemas.microsoft.com/office/word/2020/wordml/sdtdatahash" xmlns:w16se="http://schemas.microsoft.com/office/word/2015/wordml/symex" mc:Ignorable="w14 w15 w16se w16cid w16 w16cex w16sdtdh">
   <w:docDefaults>
     <w:rPrDefault>
       <w:rPr>
@@ -13672,11 +13719,11 @@
       <w:szCs w:val="24"/>
     </w:rPr>
   </w:style>
-  <w:style w:type="paragraph" w:styleId="Titre1">
+  <w:style w:type="paragraph" w:styleId="Heading1">
     <w:name w:val="heading 1"/>
-    <w:basedOn w:val="Paragraphedeliste"/>
+    <w:basedOn w:val="ListParagraph"/>
     <w:next w:val="Normal"/>
-    <w:link w:val="Titre1Car"/>
+    <w:link w:val="Heading1Char"/>
     <w:uiPriority w:val="9"/>
     <w:qFormat/>
     <w:rsid w:val="005C45B3"/>
@@ -13693,11 +13740,11 @@
       <w:szCs w:val="28"/>
     </w:rPr>
   </w:style>
-  <w:style w:type="paragraph" w:styleId="Titre2">
+  <w:style w:type="paragraph" w:styleId="Heading2">
     <w:name w:val="heading 2"/>
-    <w:basedOn w:val="Paragraphedeliste"/>
+    <w:basedOn w:val="ListParagraph"/>
     <w:next w:val="Normal"/>
-    <w:link w:val="Titre2Car"/>
+    <w:link w:val="Heading2Char"/>
     <w:uiPriority w:val="9"/>
     <w:unhideWhenUsed/>
     <w:qFormat/>
@@ -13713,11 +13760,11 @@
       <w:u w:val="single"/>
     </w:rPr>
   </w:style>
-  <w:style w:type="paragraph" w:styleId="Titre3">
+  <w:style w:type="paragraph" w:styleId="Heading3">
     <w:name w:val="heading 3"/>
     <w:basedOn w:val="Normal"/>
     <w:next w:val="Normal"/>
-    <w:link w:val="Titre3Car"/>
+    <w:link w:val="Heading3Char"/>
     <w:uiPriority w:val="9"/>
     <w:unhideWhenUsed/>
     <w:qFormat/>
@@ -13735,11 +13782,11 @@
       <w:szCs w:val="28"/>
     </w:rPr>
   </w:style>
-  <w:style w:type="paragraph" w:styleId="Titre4">
+  <w:style w:type="paragraph" w:styleId="Heading4">
     <w:name w:val="heading 4"/>
     <w:basedOn w:val="Normal"/>
     <w:next w:val="Normal"/>
-    <w:link w:val="Titre4Car"/>
+    <w:link w:val="Heading4Char"/>
     <w:uiPriority w:val="9"/>
     <w:semiHidden/>
     <w:unhideWhenUsed/>
@@ -13758,11 +13805,11 @@
       <w:color w:val="0F4761" w:themeColor="accent1" w:themeShade="BF"/>
     </w:rPr>
   </w:style>
-  <w:style w:type="paragraph" w:styleId="Titre5">
+  <w:style w:type="paragraph" w:styleId="Heading5">
     <w:name w:val="heading 5"/>
     <w:basedOn w:val="Normal"/>
     <w:next w:val="Normal"/>
-    <w:link w:val="Titre5Car"/>
+    <w:link w:val="Heading5Char"/>
     <w:uiPriority w:val="9"/>
     <w:semiHidden/>
     <w:unhideWhenUsed/>
@@ -13779,11 +13826,11 @@
       <w:color w:val="0F4761" w:themeColor="accent1" w:themeShade="BF"/>
     </w:rPr>
   </w:style>
-  <w:style w:type="paragraph" w:styleId="Titre6">
+  <w:style w:type="paragraph" w:styleId="Heading6">
     <w:name w:val="heading 6"/>
     <w:basedOn w:val="Normal"/>
     <w:next w:val="Normal"/>
-    <w:link w:val="Titre6Car"/>
+    <w:link w:val="Heading6Char"/>
     <w:uiPriority w:val="9"/>
     <w:semiHidden/>
     <w:unhideWhenUsed/>
@@ -13802,11 +13849,11 @@
       <w:color w:val="595959" w:themeColor="text1" w:themeTint="A6"/>
     </w:rPr>
   </w:style>
-  <w:style w:type="paragraph" w:styleId="Titre7">
+  <w:style w:type="paragraph" w:styleId="Heading7">
     <w:name w:val="heading 7"/>
     <w:basedOn w:val="Normal"/>
     <w:next w:val="Normal"/>
-    <w:link w:val="Titre7Car"/>
+    <w:link w:val="Heading7Char"/>
     <w:uiPriority w:val="9"/>
     <w:semiHidden/>
     <w:unhideWhenUsed/>
@@ -13823,11 +13870,11 @@
       <w:color w:val="595959" w:themeColor="text1" w:themeTint="A6"/>
     </w:rPr>
   </w:style>
-  <w:style w:type="paragraph" w:styleId="Titre8">
+  <w:style w:type="paragraph" w:styleId="Heading8">
     <w:name w:val="heading 8"/>
     <w:basedOn w:val="Normal"/>
     <w:next w:val="Normal"/>
-    <w:link w:val="Titre8Car"/>
+    <w:link w:val="Heading8Char"/>
     <w:uiPriority w:val="9"/>
     <w:semiHidden/>
     <w:unhideWhenUsed/>
@@ -13846,11 +13893,11 @@
       <w:color w:val="272727" w:themeColor="text1" w:themeTint="D8"/>
     </w:rPr>
   </w:style>
-  <w:style w:type="paragraph" w:styleId="Titre9">
+  <w:style w:type="paragraph" w:styleId="Heading9">
     <w:name w:val="heading 9"/>
     <w:basedOn w:val="Normal"/>
     <w:next w:val="Normal"/>
-    <w:link w:val="Titre9Car"/>
+    <w:link w:val="Heading9Char"/>
     <w:uiPriority w:val="9"/>
     <w:semiHidden/>
     <w:unhideWhenUsed/>
@@ -13867,13 +13914,13 @@
       <w:color w:val="272727" w:themeColor="text1" w:themeTint="D8"/>
     </w:rPr>
   </w:style>
-  <w:style w:type="character" w:default="1" w:styleId="Policepardfaut">
+  <w:style w:type="character" w:default="1" w:styleId="DefaultParagraphFont">
     <w:name w:val="Default Paragraph Font"/>
     <w:uiPriority w:val="1"/>
     <w:semiHidden/>
     <w:unhideWhenUsed/>
   </w:style>
-  <w:style w:type="table" w:default="1" w:styleId="TableauNormal">
+  <w:style w:type="table" w:default="1" w:styleId="TableNormal">
     <w:name w:val="Normal Table"/>
     <w:uiPriority w:val="99"/>
     <w:semiHidden/>
@@ -13888,16 +13935,16 @@
       </w:tblCellMar>
     </w:tblPr>
   </w:style>
-  <w:style w:type="numbering" w:default="1" w:styleId="Aucuneliste">
+  <w:style w:type="numbering" w:default="1" w:styleId="NoList">
     <w:name w:val="No List"/>
     <w:uiPriority w:val="99"/>
     <w:semiHidden/>
     <w:unhideWhenUsed/>
   </w:style>
-  <w:style w:type="character" w:customStyle="1" w:styleId="Titre1Car">
-    <w:name w:val="Titre 1 Car"/>
-    <w:basedOn w:val="Policepardfaut"/>
-    <w:link w:val="Titre1"/>
+  <w:style w:type="character" w:customStyle="1" w:styleId="Heading1Char">
+    <w:name w:val="Heading 1 Char"/>
+    <w:basedOn w:val="DefaultParagraphFont"/>
+    <w:link w:val="Heading1"/>
     <w:uiPriority w:val="9"/>
     <w:rsid w:val="005C45B3"/>
     <w:rPr>
@@ -13909,10 +13956,10 @@
       <w:szCs w:val="28"/>
     </w:rPr>
   </w:style>
-  <w:style w:type="character" w:customStyle="1" w:styleId="Titre2Car">
-    <w:name w:val="Titre 2 Car"/>
-    <w:basedOn w:val="Policepardfaut"/>
-    <w:link w:val="Titre2"/>
+  <w:style w:type="character" w:customStyle="1" w:styleId="Heading2Char">
+    <w:name w:val="Heading 2 Char"/>
+    <w:basedOn w:val="DefaultParagraphFont"/>
+    <w:link w:val="Heading2"/>
     <w:uiPriority w:val="9"/>
     <w:rsid w:val="0081454A"/>
     <w:rPr>
@@ -13924,10 +13971,10 @@
       <w:u w:val="single"/>
     </w:rPr>
   </w:style>
-  <w:style w:type="character" w:customStyle="1" w:styleId="Titre3Car">
-    <w:name w:val="Titre 3 Car"/>
-    <w:basedOn w:val="Policepardfaut"/>
-    <w:link w:val="Titre3"/>
+  <w:style w:type="character" w:customStyle="1" w:styleId="Heading3Char">
+    <w:name w:val="Heading 3 Char"/>
+    <w:basedOn w:val="DefaultParagraphFont"/>
+    <w:link w:val="Heading3"/>
     <w:uiPriority w:val="9"/>
     <w:rsid w:val="00E429E6"/>
     <w:rPr>
@@ -13937,10 +13984,10 @@
       <w:szCs w:val="28"/>
     </w:rPr>
   </w:style>
-  <w:style w:type="character" w:customStyle="1" w:styleId="Titre4Car">
-    <w:name w:val="Titre 4 Car"/>
-    <w:basedOn w:val="Policepardfaut"/>
-    <w:link w:val="Titre4"/>
+  <w:style w:type="character" w:customStyle="1" w:styleId="Heading4Char">
+    <w:name w:val="Heading 4 Char"/>
+    <w:basedOn w:val="DefaultParagraphFont"/>
+    <w:link w:val="Heading4"/>
     <w:uiPriority w:val="9"/>
     <w:semiHidden/>
     <w:rsid w:val="00E429E6"/>
@@ -13951,10 +13998,10 @@
       <w:color w:val="0F4761" w:themeColor="accent1" w:themeShade="BF"/>
     </w:rPr>
   </w:style>
-  <w:style w:type="character" w:customStyle="1" w:styleId="Titre5Car">
-    <w:name w:val="Titre 5 Car"/>
-    <w:basedOn w:val="Policepardfaut"/>
-    <w:link w:val="Titre5"/>
+  <w:style w:type="character" w:customStyle="1" w:styleId="Heading5Char">
+    <w:name w:val="Heading 5 Char"/>
+    <w:basedOn w:val="DefaultParagraphFont"/>
+    <w:link w:val="Heading5"/>
     <w:uiPriority w:val="9"/>
     <w:semiHidden/>
     <w:rsid w:val="00E429E6"/>
@@ -13963,10 +14010,10 @@
       <w:color w:val="0F4761" w:themeColor="accent1" w:themeShade="BF"/>
     </w:rPr>
   </w:style>
-  <w:style w:type="character" w:customStyle="1" w:styleId="Titre6Car">
-    <w:name w:val="Titre 6 Car"/>
-    <w:basedOn w:val="Policepardfaut"/>
-    <w:link w:val="Titre6"/>
+  <w:style w:type="character" w:customStyle="1" w:styleId="Heading6Char">
+    <w:name w:val="Heading 6 Char"/>
+    <w:basedOn w:val="DefaultParagraphFont"/>
+    <w:link w:val="Heading6"/>
     <w:uiPriority w:val="9"/>
     <w:semiHidden/>
     <w:rsid w:val="00E429E6"/>
@@ -13977,10 +14024,10 @@
       <w:color w:val="595959" w:themeColor="text1" w:themeTint="A6"/>
     </w:rPr>
   </w:style>
-  <w:style w:type="character" w:customStyle="1" w:styleId="Titre7Car">
-    <w:name w:val="Titre 7 Car"/>
-    <w:basedOn w:val="Policepardfaut"/>
-    <w:link w:val="Titre7"/>
+  <w:style w:type="character" w:customStyle="1" w:styleId="Heading7Char">
+    <w:name w:val="Heading 7 Char"/>
+    <w:basedOn w:val="DefaultParagraphFont"/>
+    <w:link w:val="Heading7"/>
     <w:uiPriority w:val="9"/>
     <w:semiHidden/>
     <w:rsid w:val="00E429E6"/>
@@ -13989,10 +14036,10 @@
       <w:color w:val="595959" w:themeColor="text1" w:themeTint="A6"/>
     </w:rPr>
   </w:style>
-  <w:style w:type="character" w:customStyle="1" w:styleId="Titre8Car">
-    <w:name w:val="Titre 8 Car"/>
-    <w:basedOn w:val="Policepardfaut"/>
-    <w:link w:val="Titre8"/>
+  <w:style w:type="character" w:customStyle="1" w:styleId="Heading8Char">
+    <w:name w:val="Heading 8 Char"/>
+    <w:basedOn w:val="DefaultParagraphFont"/>
+    <w:link w:val="Heading8"/>
     <w:uiPriority w:val="9"/>
     <w:semiHidden/>
     <w:rsid w:val="00E429E6"/>
@@ -14003,10 +14050,10 @@
       <w:color w:val="272727" w:themeColor="text1" w:themeTint="D8"/>
     </w:rPr>
   </w:style>
-  <w:style w:type="character" w:customStyle="1" w:styleId="Titre9Car">
-    <w:name w:val="Titre 9 Car"/>
-    <w:basedOn w:val="Policepardfaut"/>
-    <w:link w:val="Titre9"/>
+  <w:style w:type="character" w:customStyle="1" w:styleId="Heading9Char">
+    <w:name w:val="Heading 9 Char"/>
+    <w:basedOn w:val="DefaultParagraphFont"/>
+    <w:link w:val="Heading9"/>
     <w:uiPriority w:val="9"/>
     <w:semiHidden/>
     <w:rsid w:val="00E429E6"/>
@@ -14015,11 +14062,11 @@
       <w:color w:val="272727" w:themeColor="text1" w:themeTint="D8"/>
     </w:rPr>
   </w:style>
-  <w:style w:type="paragraph" w:styleId="Titre">
+  <w:style w:type="paragraph" w:styleId="Title">
     <w:name w:val="Title"/>
     <w:basedOn w:val="Normal"/>
     <w:next w:val="Normal"/>
-    <w:link w:val="TitreCar"/>
+    <w:link w:val="TitleChar"/>
     <w:uiPriority w:val="10"/>
     <w:qFormat/>
     <w:rsid w:val="00E429E6"/>
@@ -14035,10 +14082,10 @@
       <w:szCs w:val="56"/>
     </w:rPr>
   </w:style>
-  <w:style w:type="character" w:customStyle="1" w:styleId="TitreCar">
-    <w:name w:val="Titre Car"/>
-    <w:basedOn w:val="Policepardfaut"/>
-    <w:link w:val="Titre"/>
+  <w:style w:type="character" w:customStyle="1" w:styleId="TitleChar">
+    <w:name w:val="Title Char"/>
+    <w:basedOn w:val="DefaultParagraphFont"/>
+    <w:link w:val="Title"/>
     <w:uiPriority w:val="10"/>
     <w:rsid w:val="00E429E6"/>
     <w:rPr>
@@ -14049,11 +14096,11 @@
       <w:szCs w:val="56"/>
     </w:rPr>
   </w:style>
-  <w:style w:type="paragraph" w:styleId="Sous-titre">
+  <w:style w:type="paragraph" w:styleId="Subtitle">
     <w:name w:val="Subtitle"/>
     <w:basedOn w:val="Normal"/>
     <w:next w:val="Normal"/>
-    <w:link w:val="Sous-titreCar"/>
+    <w:link w:val="SubtitleChar"/>
     <w:uiPriority w:val="11"/>
     <w:qFormat/>
     <w:rsid w:val="00E429E6"/>
@@ -14070,10 +14117,10 @@
       <w:szCs w:val="28"/>
     </w:rPr>
   </w:style>
-  <w:style w:type="character" w:customStyle="1" w:styleId="Sous-titreCar">
-    <w:name w:val="Sous-titre Car"/>
-    <w:basedOn w:val="Policepardfaut"/>
-    <w:link w:val="Sous-titre"/>
+  <w:style w:type="character" w:customStyle="1" w:styleId="SubtitleChar">
+    <w:name w:val="Subtitle Char"/>
+    <w:basedOn w:val="DefaultParagraphFont"/>
+    <w:link w:val="Subtitle"/>
     <w:uiPriority w:val="11"/>
     <w:rsid w:val="00E429E6"/>
     <w:rPr>
@@ -14084,11 +14131,11 @@
       <w:szCs w:val="28"/>
     </w:rPr>
   </w:style>
-  <w:style w:type="paragraph" w:styleId="Citation">
+  <w:style w:type="paragraph" w:styleId="Quote">
     <w:name w:val="Quote"/>
     <w:basedOn w:val="Normal"/>
     <w:next w:val="Normal"/>
-    <w:link w:val="CitationCar"/>
+    <w:link w:val="QuoteChar"/>
     <w:uiPriority w:val="29"/>
     <w:qFormat/>
     <w:rsid w:val="00E429E6"/>
@@ -14102,10 +14149,10 @@
       <w:color w:val="404040" w:themeColor="text1" w:themeTint="BF"/>
     </w:rPr>
   </w:style>
-  <w:style w:type="character" w:customStyle="1" w:styleId="CitationCar">
-    <w:name w:val="Citation Car"/>
-    <w:basedOn w:val="Policepardfaut"/>
-    <w:link w:val="Citation"/>
+  <w:style w:type="character" w:customStyle="1" w:styleId="QuoteChar">
+    <w:name w:val="Quote Char"/>
+    <w:basedOn w:val="DefaultParagraphFont"/>
+    <w:link w:val="Quote"/>
     <w:uiPriority w:val="29"/>
     <w:rsid w:val="00E429E6"/>
     <w:rPr>
@@ -14114,7 +14161,7 @@
       <w:color w:val="404040" w:themeColor="text1" w:themeTint="BF"/>
     </w:rPr>
   </w:style>
-  <w:style w:type="paragraph" w:styleId="Paragraphedeliste">
+  <w:style w:type="paragraph" w:styleId="ListParagraph">
     <w:name w:val="List Paragraph"/>
     <w:basedOn w:val="Normal"/>
     <w:uiPriority w:val="34"/>
@@ -14125,9 +14172,9 @@
       <w:contextualSpacing/>
     </w:pPr>
   </w:style>
-  <w:style w:type="character" w:styleId="Accentuationintense">
+  <w:style w:type="character" w:styleId="IntenseEmphasis">
     <w:name w:val="Intense Emphasis"/>
-    <w:basedOn w:val="Policepardfaut"/>
+    <w:basedOn w:val="DefaultParagraphFont"/>
     <w:uiPriority w:val="21"/>
     <w:qFormat/>
     <w:rsid w:val="00E429E6"/>
@@ -14137,11 +14184,11 @@
       <w:color w:val="0F4761" w:themeColor="accent1" w:themeShade="BF"/>
     </w:rPr>
   </w:style>
-  <w:style w:type="paragraph" w:styleId="Citationintense">
+  <w:style w:type="paragraph" w:styleId="IntenseQuote">
     <w:name w:val="Intense Quote"/>
     <w:basedOn w:val="Normal"/>
     <w:next w:val="Normal"/>
-    <w:link w:val="CitationintenseCar"/>
+    <w:link w:val="IntenseQuoteChar"/>
     <w:uiPriority w:val="30"/>
     <w:qFormat/>
     <w:rsid w:val="00E429E6"/>
@@ -14160,10 +14207,10 @@
       <w:color w:val="0F4761" w:themeColor="accent1" w:themeShade="BF"/>
     </w:rPr>
   </w:style>
-  <w:style w:type="character" w:customStyle="1" w:styleId="CitationintenseCar">
-    <w:name w:val="Citation intense Car"/>
-    <w:basedOn w:val="Policepardfaut"/>
-    <w:link w:val="Citationintense"/>
+  <w:style w:type="character" w:customStyle="1" w:styleId="IntenseQuoteChar">
+    <w:name w:val="Intense Quote Char"/>
+    <w:basedOn w:val="DefaultParagraphFont"/>
+    <w:link w:val="IntenseQuote"/>
     <w:uiPriority w:val="30"/>
     <w:rsid w:val="00E429E6"/>
     <w:rPr>
@@ -14172,9 +14219,9 @@
       <w:color w:val="0F4761" w:themeColor="accent1" w:themeShade="BF"/>
     </w:rPr>
   </w:style>
-  <w:style w:type="character" w:styleId="Rfrenceintense">
+  <w:style w:type="character" w:styleId="IntenseReference">
     <w:name w:val="Intense Reference"/>
-    <w:basedOn w:val="Policepardfaut"/>
+    <w:basedOn w:val="DefaultParagraphFont"/>
     <w:uiPriority w:val="32"/>
     <w:qFormat/>
     <w:rsid w:val="00E429E6"/>
@@ -14186,10 +14233,10 @@
       <w:spacing w:val="5"/>
     </w:rPr>
   </w:style>
-  <w:style w:type="paragraph" w:styleId="En-tte">
+  <w:style w:type="paragraph" w:styleId="Header">
     <w:name w:val="header"/>
     <w:basedOn w:val="Normal"/>
-    <w:link w:val="En-tteCar"/>
+    <w:link w:val="HeaderChar"/>
     <w:uiPriority w:val="99"/>
     <w:unhideWhenUsed/>
     <w:rsid w:val="00E429E6"/>
@@ -14201,17 +14248,17 @@
       <w:spacing w:after="0" w:line="240" w:lineRule="auto"/>
     </w:pPr>
   </w:style>
-  <w:style w:type="character" w:customStyle="1" w:styleId="En-tteCar">
-    <w:name w:val="En-tête Car"/>
-    <w:basedOn w:val="Policepardfaut"/>
-    <w:link w:val="En-tte"/>
+  <w:style w:type="character" w:customStyle="1" w:styleId="HeaderChar">
+    <w:name w:val="Header Char"/>
+    <w:basedOn w:val="DefaultParagraphFont"/>
+    <w:link w:val="Header"/>
     <w:uiPriority w:val="99"/>
     <w:rsid w:val="00E429E6"/>
   </w:style>
-  <w:style w:type="paragraph" w:styleId="Pieddepage">
+  <w:style w:type="paragraph" w:styleId="Footer">
     <w:name w:val="footer"/>
     <w:basedOn w:val="Normal"/>
-    <w:link w:val="PieddepageCar"/>
+    <w:link w:val="FooterChar"/>
     <w:uiPriority w:val="99"/>
     <w:unhideWhenUsed/>
     <w:rsid w:val="00E429E6"/>
@@ -14223,16 +14270,16 @@
       <w:spacing w:after="0" w:line="240" w:lineRule="auto"/>
     </w:pPr>
   </w:style>
-  <w:style w:type="character" w:customStyle="1" w:styleId="PieddepageCar">
-    <w:name w:val="Pied de page Car"/>
-    <w:basedOn w:val="Policepardfaut"/>
-    <w:link w:val="Pieddepage"/>
+  <w:style w:type="character" w:customStyle="1" w:styleId="FooterChar">
+    <w:name w:val="Footer Char"/>
+    <w:basedOn w:val="DefaultParagraphFont"/>
+    <w:link w:val="Footer"/>
     <w:uiPriority w:val="99"/>
     <w:rsid w:val="00E429E6"/>
   </w:style>
-  <w:style w:type="table" w:styleId="Grilledutableau">
+  <w:style w:type="table" w:styleId="TableGrid">
     <w:name w:val="Table Grid"/>
-    <w:basedOn w:val="TableauNormal"/>
+    <w:basedOn w:val="TableNormal"/>
     <w:uiPriority w:val="39"/>
     <w:rsid w:val="00E429E6"/>
     <w:pPr>
@@ -14249,7 +14296,7 @@
       </w:tblBorders>
     </w:tblPr>
   </w:style>
-  <w:style w:type="paragraph" w:styleId="Rvision">
+  <w:style w:type="paragraph" w:styleId="Revision">
     <w:name w:val="Revision"/>
     <w:hidden/>
     <w:uiPriority w:val="99"/>
@@ -14259,9 +14306,9 @@
       <w:spacing w:after="0" w:line="240" w:lineRule="auto"/>
     </w:pPr>
   </w:style>
-  <w:style w:type="character" w:styleId="Marquedecommentaire">
+  <w:style w:type="character" w:styleId="CommentReference">
     <w:name w:val="annotation reference"/>
-    <w:basedOn w:val="Policepardfaut"/>
+    <w:basedOn w:val="DefaultParagraphFont"/>
     <w:uiPriority w:val="99"/>
     <w:semiHidden/>
     <w:unhideWhenUsed/>
@@ -14271,10 +14318,10 @@
       <w:szCs w:val="16"/>
     </w:rPr>
   </w:style>
-  <w:style w:type="paragraph" w:styleId="Commentaire">
+  <w:style w:type="paragraph" w:styleId="CommentText">
     <w:name w:val="annotation text"/>
     <w:basedOn w:val="Normal"/>
-    <w:link w:val="CommentaireCar"/>
+    <w:link w:val="CommentTextChar"/>
     <w:uiPriority w:val="99"/>
     <w:unhideWhenUsed/>
     <w:rsid w:val="00EB6677"/>
@@ -14286,10 +14333,10 @@
       <w:szCs w:val="20"/>
     </w:rPr>
   </w:style>
-  <w:style w:type="character" w:customStyle="1" w:styleId="CommentaireCar">
-    <w:name w:val="Commentaire Car"/>
-    <w:basedOn w:val="Policepardfaut"/>
-    <w:link w:val="Commentaire"/>
+  <w:style w:type="character" w:customStyle="1" w:styleId="CommentTextChar">
+    <w:name w:val="Comment Text Char"/>
+    <w:basedOn w:val="DefaultParagraphFont"/>
+    <w:link w:val="CommentText"/>
     <w:uiPriority w:val="99"/>
     <w:rsid w:val="00EB6677"/>
     <w:rPr>
@@ -14297,11 +14344,11 @@
       <w:szCs w:val="20"/>
     </w:rPr>
   </w:style>
-  <w:style w:type="paragraph" w:styleId="Objetducommentaire">
+  <w:style w:type="paragraph" w:styleId="CommentSubject">
     <w:name w:val="annotation subject"/>
-    <w:basedOn w:val="Commentaire"/>
-    <w:next w:val="Commentaire"/>
-    <w:link w:val="ObjetducommentaireCar"/>
+    <w:basedOn w:val="CommentText"/>
+    <w:next w:val="CommentText"/>
+    <w:link w:val="CommentSubjectChar"/>
     <w:uiPriority w:val="99"/>
     <w:semiHidden/>
     <w:unhideWhenUsed/>
@@ -14311,10 +14358,10 @@
       <w:bCs/>
     </w:rPr>
   </w:style>
-  <w:style w:type="character" w:customStyle="1" w:styleId="ObjetducommentaireCar">
-    <w:name w:val="Objet du commentaire Car"/>
-    <w:basedOn w:val="CommentaireCar"/>
-    <w:link w:val="Objetducommentaire"/>
+  <w:style w:type="character" w:customStyle="1" w:styleId="CommentSubjectChar">
+    <w:name w:val="Comment Subject Char"/>
+    <w:basedOn w:val="CommentTextChar"/>
+    <w:link w:val="CommentSubject"/>
     <w:uiPriority w:val="99"/>
     <w:semiHidden/>
     <w:rsid w:val="00EB6677"/>
@@ -14327,7 +14374,7 @@
   </w:style>
   <w:style w:type="character" w:styleId="Mention">
     <w:name w:val="Mention"/>
-    <w:basedOn w:val="Policepardfaut"/>
+    <w:basedOn w:val="DefaultParagraphFont"/>
     <w:uiPriority w:val="99"/>
     <w:unhideWhenUsed/>
     <w:rsid w:val="00EB6677"/>
@@ -14338,7 +14385,7 @@
   </w:style>
   <w:style w:type="character" w:customStyle="1" w:styleId="cf01">
     <w:name w:val="cf01"/>
-    <w:basedOn w:val="Policepardfaut"/>
+    <w:basedOn w:val="DefaultParagraphFont"/>
     <w:rsid w:val="00EB6677"/>
     <w:rPr>
       <w:rFonts w:ascii="Segoe UI" w:hAnsi="Segoe UI" w:cs="Segoe UI" w:hint="default"/>
@@ -14346,9 +14393,9 @@
       <w:szCs w:val="18"/>
     </w:rPr>
   </w:style>
-  <w:style w:type="table" w:styleId="TableauGrille4-Accentuation1">
+  <w:style w:type="table" w:styleId="GridTable4-Accent1">
     <w:name w:val="Grid Table 4 Accent 1"/>
-    <w:basedOn w:val="TableauNormal"/>
+    <w:basedOn w:val="TableNormal"/>
     <w:uiPriority w:val="49"/>
     <w:rsid w:val="00717FBE"/>
     <w:pPr>
@@ -14422,10 +14469,10 @@
       </w:tcPr>
     </w:tblStylePr>
   </w:style>
-  <w:style w:type="paragraph" w:styleId="Notedebasdepage">
+  <w:style w:type="paragraph" w:styleId="FootnoteText">
     <w:name w:val="footnote text"/>
     <w:basedOn w:val="Normal"/>
-    <w:link w:val="NotedebasdepageCar"/>
+    <w:link w:val="FootnoteTextChar"/>
     <w:uiPriority w:val="99"/>
     <w:semiHidden/>
     <w:unhideWhenUsed/>
@@ -14438,10 +14485,10 @@
       <w:szCs w:val="20"/>
     </w:rPr>
   </w:style>
-  <w:style w:type="character" w:customStyle="1" w:styleId="NotedebasdepageCar">
-    <w:name w:val="Note de bas de page Car"/>
-    <w:basedOn w:val="Policepardfaut"/>
-    <w:link w:val="Notedebasdepage"/>
+  <w:style w:type="character" w:customStyle="1" w:styleId="FootnoteTextChar">
+    <w:name w:val="Footnote Text Char"/>
+    <w:basedOn w:val="DefaultParagraphFont"/>
+    <w:link w:val="FootnoteText"/>
     <w:uiPriority w:val="99"/>
     <w:semiHidden/>
     <w:rsid w:val="00887986"/>
@@ -14450,9 +14497,9 @@
       <w:szCs w:val="20"/>
     </w:rPr>
   </w:style>
-  <w:style w:type="character" w:styleId="Appelnotedebasdep">
+  <w:style w:type="character" w:styleId="FootnoteReference">
     <w:name w:val="footnote reference"/>
-    <w:basedOn w:val="Policepardfaut"/>
+    <w:basedOn w:val="DefaultParagraphFont"/>
     <w:uiPriority w:val="99"/>
     <w:semiHidden/>
     <w:unhideWhenUsed/>
@@ -14461,9 +14508,9 @@
       <w:vertAlign w:val="superscript"/>
     </w:rPr>
   </w:style>
-  <w:style w:type="paragraph" w:styleId="En-ttedetabledesmatires">
+  <w:style w:type="paragraph" w:styleId="TOCHeading">
     <w:name w:val="TOC Heading"/>
-    <w:basedOn w:val="Titre1"/>
+    <w:basedOn w:val="Heading1"/>
     <w:next w:val="Normal"/>
     <w:uiPriority w:val="39"/>
     <w:unhideWhenUsed/>
@@ -14481,7 +14528,7 @@
       <w14:ligatures w14:val="none"/>
     </w:rPr>
   </w:style>
-  <w:style w:type="paragraph" w:styleId="TM1">
+  <w:style w:type="paragraph" w:styleId="TOC1">
     <w:name w:val="toc 1"/>
     <w:basedOn w:val="Normal"/>
     <w:next w:val="Normal"/>
@@ -14493,9 +14540,9 @@
       <w:spacing w:after="100"/>
     </w:pPr>
   </w:style>
-  <w:style w:type="character" w:styleId="Lienhypertexte">
+  <w:style w:type="character" w:styleId="Hyperlink">
     <w:name w:val="Hyperlink"/>
-    <w:basedOn w:val="Policepardfaut"/>
+    <w:basedOn w:val="DefaultParagraphFont"/>
     <w:uiPriority w:val="99"/>
     <w:unhideWhenUsed/>
     <w:rsid w:val="00960D93"/>
@@ -14504,7 +14551,7 @@
       <w:u w:val="single"/>
     </w:rPr>
   </w:style>
-  <w:style w:type="paragraph" w:styleId="TM2">
+  <w:style w:type="paragraph" w:styleId="TOC2">
     <w:name w:val="toc 2"/>
     <w:basedOn w:val="Normal"/>
     <w:next w:val="Normal"/>
@@ -14816,17 +14863,6 @@
 </file>
 
 <file path=customXml/item1.xml><?xml version="1.0" encoding="utf-8"?>
-<p:properties xmlns:p="http://schemas.microsoft.com/office/2006/metadata/properties" xmlns:xsi="http://www.w3.org/2001/XMLSchema-instance" xmlns:pc="http://schemas.microsoft.com/office/infopath/2007/PartnerControls">
-  <documentManagement>
-    <TaxCatchAll xmlns="f0bc9967-2e53-4218-bd18-951282933666" xsi:nil="true"/>
-    <lcf76f155ced4ddcb4097134ff3c332f xmlns="8481030f-3ef1-4bca-9367-f047bbe6438d">
-      <Terms xmlns="http://schemas.microsoft.com/office/infopath/2007/PartnerControls"/>
-    </lcf76f155ced4ddcb4097134ff3c332f>
-  </documentManagement>
-</p:properties>
-</file>
-
-<file path=customXml/item2.xml><?xml version="1.0" encoding="utf-8"?>
 <ct:contentTypeSchema xmlns:ct="http://schemas.microsoft.com/office/2006/metadata/contentType" xmlns:ma="http://schemas.microsoft.com/office/2006/metadata/properties/metaAttributes" ct:_="" ma:_="" ma:contentTypeName="Document" ma:contentTypeID="0x0101006257A46FBCE1284E815FF5E2985C00E1" ma:contentTypeVersion="12" ma:contentTypeDescription="Create a new document." ma:contentTypeScope="" ma:versionID="295a30ef49826793f61ffa12c7295070">
   <xsd:schema xmlns:xsd="http://www.w3.org/2001/XMLSchema" xmlns:xs="http://www.w3.org/2001/XMLSchema" xmlns:p="http://schemas.microsoft.com/office/2006/metadata/properties" xmlns:ns2="8481030f-3ef1-4bca-9367-f047bbe6438d" xmlns:ns3="f0bc9967-2e53-4218-bd18-951282933666" targetNamespace="http://schemas.microsoft.com/office/2006/metadata/properties" ma:root="true" ma:fieldsID="f1e8a9f0801190efee04bae48a1bd8e6" ns2:_="" ns3:_="">
     <xsd:import namespace="8481030f-3ef1-4bca-9367-f047bbe6438d"/>
@@ -15027,11 +15063,18 @@
 </ct:contentTypeSchema>
 </file>
 
-<file path=customXml/item3.xml><?xml version="1.0" encoding="utf-8"?>
-<b:Sources xmlns:b="http://schemas.openxmlformats.org/officeDocument/2006/bibliography" xmlns="http://schemas.openxmlformats.org/officeDocument/2006/bibliography" SelectedStyle="\APASixthEditionOfficeOnline.xsl" StyleName="APA" Version="6"/>
+<file path=customXml/item2.xml><?xml version="1.0" encoding="utf-8"?>
+<p:properties xmlns:p="http://schemas.microsoft.com/office/2006/metadata/properties" xmlns:xsi="http://www.w3.org/2001/XMLSchema-instance" xmlns:pc="http://schemas.microsoft.com/office/infopath/2007/PartnerControls">
+  <documentManagement>
+    <TaxCatchAll xmlns="f0bc9967-2e53-4218-bd18-951282933666" xsi:nil="true"/>
+    <lcf76f155ced4ddcb4097134ff3c332f xmlns="8481030f-3ef1-4bca-9367-f047bbe6438d">
+      <Terms xmlns="http://schemas.microsoft.com/office/infopath/2007/PartnerControls"/>
+    </lcf76f155ced4ddcb4097134ff3c332f>
+  </documentManagement>
+</p:properties>
 </file>
 
-<file path=customXml/item4.xml><?xml version="1.0" encoding="utf-8"?>
+<file path=customXml/item3.xml><?xml version="1.0" encoding="utf-8"?>
 <?mso-contentType ?>
 <FormTemplates xmlns="http://schemas.microsoft.com/sharepoint/v3/contenttype/forms">
   <Display>DocumentLibraryForm</Display>
@@ -15040,7 +15083,30 @@
 </FormTemplates>
 </file>
 
+<file path=customXml/item4.xml><?xml version="1.0" encoding="utf-8"?>
+<b:Sources xmlns:b="http://schemas.openxmlformats.org/officeDocument/2006/bibliography" xmlns="http://schemas.openxmlformats.org/officeDocument/2006/bibliography" SelectedStyle="\APASixthEditionOfficeOnline.xsl" StyleName="APA" Version="6"/>
+</file>
+
 <file path=customXml/itemProps1.xml><?xml version="1.0" encoding="utf-8"?>
+<ds:datastoreItem xmlns:ds="http://schemas.openxmlformats.org/officeDocument/2006/customXml" ds:itemID="{26241831-1C83-4ABC-9834-F1913F96A9AE}">
+  <ds:schemaRefs>
+    <ds:schemaRef ds:uri="http://schemas.microsoft.com/office/2006/metadata/contentType"/>
+    <ds:schemaRef ds:uri="http://schemas.microsoft.com/office/2006/metadata/properties/metaAttributes"/>
+    <ds:schemaRef ds:uri="http://www.w3.org/2001/XMLSchema"/>
+    <ds:schemaRef ds:uri="http://schemas.microsoft.com/office/2006/metadata/properties"/>
+    <ds:schemaRef ds:uri="8481030f-3ef1-4bca-9367-f047bbe6438d"/>
+    <ds:schemaRef ds:uri="f0bc9967-2e53-4218-bd18-951282933666"/>
+    <ds:schemaRef ds:uri="http://schemas.microsoft.com/office/2006/documentManagement/types"/>
+    <ds:schemaRef ds:uri="http://schemas.microsoft.com/office/infopath/2007/PartnerControls"/>
+    <ds:schemaRef ds:uri="http://schemas.openxmlformats.org/package/2006/metadata/core-properties"/>
+    <ds:schemaRef ds:uri="http://purl.org/dc/elements/1.1/"/>
+    <ds:schemaRef ds:uri="http://purl.org/dc/terms/"/>
+    <ds:schemaRef ds:uri="http://schemas.microsoft.com/internal/obd"/>
+  </ds:schemaRefs>
+</ds:datastoreItem>
+</file>
+
+<file path=customXml/itemProps2.xml><?xml version="1.0" encoding="utf-8"?>
 <ds:datastoreItem xmlns:ds="http://schemas.openxmlformats.org/officeDocument/2006/customXml" ds:itemID="{22D66156-4239-45D7-A621-057D65303176}">
   <ds:schemaRefs>
     <ds:schemaRef ds:uri="http://schemas.microsoft.com/office/2006/metadata/properties"/>
@@ -15051,22 +15117,18 @@
 </ds:datastoreItem>
 </file>
 
-<file path=customXml/itemProps2.xml><?xml version="1.0" encoding="utf-8"?>
-<ds:datastoreItem xmlns:ds="http://schemas.openxmlformats.org/officeDocument/2006/customXml" ds:itemID="{26241831-1C83-4ABC-9834-F1913F96A9AE}"/>
+<file path=customXml/itemProps3.xml><?xml version="1.0" encoding="utf-8"?>
+<ds:datastoreItem xmlns:ds="http://schemas.openxmlformats.org/officeDocument/2006/customXml" ds:itemID="{18D52152-4B65-474B-AB4D-D45AC7EE7B16}">
+  <ds:schemaRefs>
+    <ds:schemaRef ds:uri="http://schemas.microsoft.com/sharepoint/v3/contenttype/forms"/>
+  </ds:schemaRefs>
+</ds:datastoreItem>
 </file>
 
-<file path=customXml/itemProps3.xml><?xml version="1.0" encoding="utf-8"?>
+<file path=customXml/itemProps4.xml><?xml version="1.0" encoding="utf-8"?>
 <ds:datastoreItem xmlns:ds="http://schemas.openxmlformats.org/officeDocument/2006/customXml" ds:itemID="{17D5BA1C-17B2-4A13-8D42-9DFFEBF5FC5E}">
   <ds:schemaRefs>
     <ds:schemaRef ds:uri="http://schemas.openxmlformats.org/officeDocument/2006/bibliography"/>
   </ds:schemaRefs>
 </ds:datastoreItem>
-</file>
-
-<file path=customXml/itemProps4.xml><?xml version="1.0" encoding="utf-8"?>
-<ds:datastoreItem xmlns:ds="http://schemas.openxmlformats.org/officeDocument/2006/customXml" ds:itemID="{18D52152-4B65-474B-AB4D-D45AC7EE7B16}">
-  <ds:schemaRefs>
-    <ds:schemaRef ds:uri="http://schemas.microsoft.com/sharepoint/v3/contenttype/forms"/>
-  </ds:schemaRefs>
-</ds:datastoreItem>
 </file>